--- a/Event Management System Using Django.docx
+++ b/Event Management System Using Django.docx
@@ -24,1307 +24,4946 @@
           <w:bCs/>
         </w:rPr>
       </w:pPr>
-      <w:r>
-        <w:rPr>
-          <w:b/>
-          <w:bCs/>
-        </w:rPr>
-        <w:t>1. Introduction</w:t>
-      </w:r>
-    </w:p>
-    <w:p>
-      <w:r>
-        <w:t>Event management is a critical component in organizing and coordinating events, whether online or offline. Traditionally, managing events, tracking registrations, and issuing tickets required manual effort, leading to errors and inefficiencies. This project aims to automate the entire event management process through a web-based application built using Django.</w:t>
-      </w:r>
-    </w:p>
-    <w:p>
-      <w:r>
-        <w:t>The system allows attendees to explore events, register, and obtain tickets electronically, while organizers can create, manage, and monitor their events efficiently. The platform also includes an admin panel for comprehensive control over users, events, tickets, and registrations.</w:t>
-      </w:r>
-    </w:p>
-    <w:p/>
-    <w:p/>
-    <w:p/>
-    <w:p/>
-    <w:p/>
-    <w:p/>
-    <w:p/>
-    <w:p/>
-    <w:p/>
-    <w:p/>
-    <w:p/>
-    <w:p/>
-    <w:p/>
-    <w:p/>
-    <w:p/>
-    <w:p/>
-    <w:p/>
-    <w:p/>
-    <w:p/>
-    <w:p/>
-    <w:p/>
-    <w:p/>
-    <w:p/>
-    <w:p/>
-    <w:p>
-      <w:pPr>
-        <w:rPr>
-          <w:b/>
-          <w:bCs/>
-        </w:rPr>
-      </w:pPr>
-      <w:r>
-        <w:rPr>
-          <w:b/>
-          <w:bCs/>
+    </w:p>
+    <w:p>
+      <w:pPr>
+        <w:rPr>
+          <w:b/>
+          <w:bCs/>
+        </w:rPr>
+      </w:pPr>
+    </w:p>
+    <w:p>
+      <w:pPr>
+        <w:rPr>
+          <w:b/>
+          <w:bCs/>
+        </w:rPr>
+      </w:pPr>
+    </w:p>
+    <w:p>
+      <w:pPr>
+        <w:rPr>
+          <w:b/>
+          <w:bCs/>
+        </w:rPr>
+      </w:pPr>
+    </w:p>
+    <w:p>
+      <w:pPr>
+        <w:rPr>
+          <w:b/>
+          <w:bCs/>
+        </w:rPr>
+      </w:pPr>
+    </w:p>
+    <w:p>
+      <w:pPr>
+        <w:rPr>
+          <w:b/>
+          <w:bCs/>
+        </w:rPr>
+      </w:pPr>
+    </w:p>
+    <w:p>
+      <w:pPr>
+        <w:rPr>
+          <w:b/>
+          <w:bCs/>
+        </w:rPr>
+      </w:pPr>
+    </w:p>
+    <w:p>
+      <w:pPr>
+        <w:rPr>
+          <w:b/>
+          <w:bCs/>
+        </w:rPr>
+      </w:pPr>
+    </w:p>
+    <w:p>
+      <w:pPr>
+        <w:rPr>
+          <w:b/>
+          <w:bCs/>
+        </w:rPr>
+      </w:pPr>
+    </w:p>
+    <w:p>
+      <w:pPr>
+        <w:rPr>
+          <w:b/>
+          <w:bCs/>
+        </w:rPr>
+      </w:pPr>
+    </w:p>
+    <w:p>
+      <w:pPr>
+        <w:rPr>
+          <w:b/>
+          <w:bCs/>
+        </w:rPr>
+      </w:pPr>
+    </w:p>
+    <w:p>
+      <w:pPr>
+        <w:rPr>
+          <w:b/>
+          <w:bCs/>
+        </w:rPr>
+      </w:pPr>
+    </w:p>
+    <w:p>
+      <w:pPr>
+        <w:rPr>
+          <w:b/>
+          <w:bCs/>
+        </w:rPr>
+      </w:pPr>
+    </w:p>
+    <w:p>
+      <w:pPr>
+        <w:rPr>
+          <w:b/>
+          <w:bCs/>
+        </w:rPr>
+      </w:pPr>
+    </w:p>
+    <w:p>
+      <w:pPr>
+        <w:rPr>
+          <w:b/>
+          <w:bCs/>
+        </w:rPr>
+      </w:pPr>
+    </w:p>
+    <w:p>
+      <w:pPr>
+        <w:rPr>
+          <w:b/>
+          <w:bCs/>
+        </w:rPr>
+      </w:pPr>
+    </w:p>
+    <w:p>
+      <w:pPr>
+        <w:rPr>
+          <w:b/>
+          <w:bCs/>
+        </w:rPr>
+      </w:pPr>
+    </w:p>
+    <w:p>
+      <w:pPr>
+        <w:rPr>
+          <w:b/>
+          <w:bCs/>
+        </w:rPr>
+      </w:pPr>
+    </w:p>
+    <w:p>
+      <w:pPr>
+        <w:rPr>
+          <w:b/>
+          <w:bCs/>
+        </w:rPr>
+      </w:pPr>
+    </w:p>
+    <w:p>
+      <w:pPr>
+        <w:rPr>
+          <w:b/>
+          <w:bCs/>
+        </w:rPr>
+      </w:pPr>
+    </w:p>
+    <w:p>
+      <w:pPr>
+        <w:rPr>
+          <w:b/>
+          <w:bCs/>
+        </w:rPr>
+      </w:pPr>
+    </w:p>
+    <w:p>
+      <w:pPr>
+        <w:rPr>
+          <w:b/>
+          <w:bCs/>
+        </w:rPr>
+      </w:pPr>
+    </w:p>
+    <w:p>
+      <w:pPr>
+        <w:rPr>
+          <w:b/>
+          <w:bCs/>
+        </w:rPr>
+      </w:pPr>
+    </w:p>
+    <w:p>
+      <w:pPr>
+        <w:rPr>
+          <w:b/>
+          <w:bCs/>
+        </w:rPr>
+      </w:pPr>
+    </w:p>
+    <w:p>
+      <w:pPr>
+        <w:rPr>
+          <w:b/>
+          <w:bCs/>
+        </w:rPr>
+      </w:pPr>
+    </w:p>
+    <w:p>
+      <w:pPr>
+        <w:rPr>
+          <w:b/>
+          <w:bCs/>
+        </w:rPr>
+      </w:pPr>
+    </w:p>
+    <w:p>
+      <w:pPr>
+        <w:rPr>
+          <w:b/>
+          <w:bCs/>
+        </w:rPr>
+      </w:pPr>
+    </w:p>
+    <w:p>
+      <w:pPr>
+        <w:rPr>
+          <w:b/>
+          <w:bCs/>
+        </w:rPr>
+      </w:pPr>
+    </w:p>
+    <w:p>
+      <w:pPr>
+        <w:rPr>
+          <w:b/>
+          <w:bCs/>
+        </w:rPr>
+      </w:pPr>
+    </w:p>
+    <w:p>
+      <w:pPr>
+        <w:rPr>
+          <w:b/>
+          <w:bCs/>
+        </w:rPr>
+      </w:pPr>
+    </w:p>
+    <w:p>
+      <w:pPr>
+        <w:spacing w:line="360" w:lineRule="auto"/>
+        <w:jc w:val="both"/>
+        <w:rPr>
+          <w:sz w:val="28"/>
+          <w:szCs w:val="28"/>
+        </w:rPr>
+      </w:pPr>
+      <w:r>
+        <w:rPr>
+          <w:sz w:val="28"/>
+          <w:szCs w:val="28"/>
         </w:rPr>
         <w:lastRenderedPageBreak/>
-        <w:t>2. Objectives</w:t>
-      </w:r>
-    </w:p>
-    <w:p>
-      <w:r>
-        <w:t>The main objectives of this project are:</w:t>
+        <w:t xml:space="preserve">1. Introduction </w:t>
+      </w:r>
+    </w:p>
+    <w:p>
+      <w:pPr>
+        <w:spacing w:line="360" w:lineRule="auto"/>
+        <w:jc w:val="both"/>
+        <w:rPr>
+          <w:sz w:val="28"/>
+          <w:szCs w:val="28"/>
+        </w:rPr>
+      </w:pPr>
+      <w:r>
+        <w:rPr>
+          <w:sz w:val="28"/>
+          <w:szCs w:val="28"/>
+        </w:rPr>
+        <w:t>Event management plays a crucial role in organizing and coordinating various types of events such as conferences, workshops, seminars, cultural programs, and online webinars. In traditional systems, event management is often handled manually, which involves maintaining physical records, handling registrations through phone calls or emails, and issuing printed tickets. These manual processes are not only time-consuming but also prone to errors such as data duplication, incorrect registrations, and ticket mismanagement.</w:t>
+      </w:r>
+    </w:p>
+    <w:p>
+      <w:pPr>
+        <w:spacing w:line="360" w:lineRule="auto"/>
+        <w:jc w:val="both"/>
+        <w:rPr>
+          <w:sz w:val="28"/>
+          <w:szCs w:val="28"/>
+        </w:rPr>
+      </w:pPr>
+      <w:r>
+        <w:rPr>
+          <w:sz w:val="28"/>
+          <w:szCs w:val="28"/>
+        </w:rPr>
+        <w:t>With the rapid advancement of digital technologies, there is a growing need for automated systems that can simplify and streamline event management processes. The Event Management System developed using Django aims to provide a comprehensive solution to these challenges by offering a web-based platform that automates event creation, registration, ticket generation, and management.</w:t>
+      </w:r>
+    </w:p>
+    <w:p>
+      <w:pPr>
+        <w:spacing w:line="360" w:lineRule="auto"/>
+        <w:jc w:val="both"/>
+        <w:rPr>
+          <w:sz w:val="28"/>
+          <w:szCs w:val="28"/>
+        </w:rPr>
+      </w:pPr>
+      <w:r>
+        <w:rPr>
+          <w:sz w:val="28"/>
+          <w:szCs w:val="28"/>
+        </w:rPr>
+        <w:t>This system is designed to serve three main types of users: Attendees, Organizers, and Administrators. Attendees can browse available events, view detailed information, register online, and receive tickets in digital format. Organizers can create events, define ticket types, manage registrations, and monitor event participation. Administrators have full control over the system, enabling them to manage users, events, and overall platform activities.</w:t>
+      </w:r>
+    </w:p>
+    <w:p>
+      <w:pPr>
+        <w:spacing w:line="360" w:lineRule="auto"/>
+        <w:jc w:val="both"/>
+        <w:rPr>
+          <w:sz w:val="28"/>
+          <w:szCs w:val="28"/>
+        </w:rPr>
+      </w:pPr>
+      <w:r>
+        <w:rPr>
+          <w:sz w:val="28"/>
+          <w:szCs w:val="28"/>
+        </w:rPr>
+        <w:t>One of the key features of the system is the automatic generation of QR code-based tickets. Each ticket contains a unique QR code that can be scanned during event check-in, ensuring quick and secure entry management. Additionally, tickets are generated in PDF format, allowing users to download and store them easily.</w:t>
+      </w:r>
+    </w:p>
+    <w:p>
+      <w:pPr>
+        <w:spacing w:line="360" w:lineRule="auto"/>
+        <w:jc w:val="both"/>
+        <w:rPr>
+          <w:sz w:val="28"/>
+          <w:szCs w:val="28"/>
+        </w:rPr>
+      </w:pPr>
+      <w:r>
+        <w:rPr>
+          <w:sz w:val="28"/>
+          <w:szCs w:val="28"/>
+        </w:rPr>
+        <w:lastRenderedPageBreak/>
+        <w:t>The system also integrates email notification services, which automatically send confirmation emails to attendees after successful registration. This enhances communication and ensures that users receive important event-related information instantly.</w:t>
+      </w:r>
+    </w:p>
+    <w:p>
+      <w:pPr>
+        <w:spacing w:line="360" w:lineRule="auto"/>
+        <w:jc w:val="both"/>
+        <w:rPr>
+          <w:sz w:val="28"/>
+          <w:szCs w:val="28"/>
+        </w:rPr>
+      </w:pPr>
+      <w:r>
+        <w:rPr>
+          <w:sz w:val="28"/>
+          <w:szCs w:val="28"/>
+        </w:rPr>
+        <w:t>By leveraging Django’s robust backend capabilities and modern frontend technologies, the system ensures security, scalability, and user-friendly interaction. It significantly reduces manual effort, minimizes errors, and improves the overall efficiency of event management.</w:t>
+      </w:r>
+    </w:p>
+    <w:p>
+      <w:pPr>
+        <w:spacing w:line="360" w:lineRule="auto"/>
+        <w:jc w:val="both"/>
+        <w:rPr>
+          <w:sz w:val="28"/>
+          <w:szCs w:val="28"/>
+        </w:rPr>
+      </w:pPr>
+      <w:r>
+        <w:rPr>
+          <w:sz w:val="28"/>
+          <w:szCs w:val="28"/>
+        </w:rPr>
+        <w:t>In conclusion, the Event Management System provides a modern, reliable, and efficient platform that transforms the traditional event management process into a fully automated digital solution.</w:t>
+      </w:r>
+    </w:p>
+    <w:p>
+      <w:pPr>
+        <w:spacing w:line="360" w:lineRule="auto"/>
+        <w:jc w:val="both"/>
+        <w:rPr>
+          <w:sz w:val="28"/>
+          <w:szCs w:val="28"/>
+        </w:rPr>
+      </w:pPr>
+    </w:p>
+    <w:p>
+      <w:pPr>
+        <w:spacing w:line="360" w:lineRule="auto"/>
+        <w:jc w:val="both"/>
+        <w:rPr>
+          <w:sz w:val="28"/>
+          <w:szCs w:val="28"/>
+        </w:rPr>
+      </w:pPr>
+    </w:p>
+    <w:p>
+      <w:pPr>
+        <w:spacing w:line="360" w:lineRule="auto"/>
+        <w:jc w:val="both"/>
+        <w:rPr>
+          <w:sz w:val="28"/>
+          <w:szCs w:val="28"/>
+        </w:rPr>
+      </w:pPr>
+    </w:p>
+    <w:p>
+      <w:pPr>
+        <w:spacing w:line="360" w:lineRule="auto"/>
+        <w:jc w:val="both"/>
+        <w:rPr>
+          <w:sz w:val="28"/>
+          <w:szCs w:val="28"/>
+        </w:rPr>
+      </w:pPr>
+    </w:p>
+    <w:p>
+      <w:pPr>
+        <w:spacing w:line="360" w:lineRule="auto"/>
+        <w:jc w:val="both"/>
+        <w:rPr>
+          <w:sz w:val="28"/>
+          <w:szCs w:val="28"/>
+        </w:rPr>
+      </w:pPr>
+    </w:p>
+    <w:p>
+      <w:pPr>
+        <w:spacing w:line="360" w:lineRule="auto"/>
+        <w:jc w:val="both"/>
+        <w:rPr>
+          <w:sz w:val="28"/>
+          <w:szCs w:val="28"/>
+        </w:rPr>
+      </w:pPr>
+    </w:p>
+    <w:p>
+      <w:pPr>
+        <w:spacing w:line="360" w:lineRule="auto"/>
+        <w:jc w:val="both"/>
+        <w:rPr>
+          <w:sz w:val="28"/>
+          <w:szCs w:val="28"/>
+        </w:rPr>
+      </w:pPr>
+    </w:p>
+    <w:p>
+      <w:pPr>
+        <w:spacing w:line="360" w:lineRule="auto"/>
+        <w:jc w:val="both"/>
+        <w:rPr>
+          <w:sz w:val="28"/>
+          <w:szCs w:val="28"/>
+        </w:rPr>
+      </w:pPr>
+    </w:p>
+    <w:p>
+      <w:pPr>
+        <w:spacing w:line="360" w:lineRule="auto"/>
+        <w:jc w:val="both"/>
+        <w:rPr>
+          <w:sz w:val="28"/>
+          <w:szCs w:val="28"/>
+        </w:rPr>
+      </w:pPr>
+    </w:p>
+    <w:p>
+      <w:pPr>
+        <w:spacing w:line="360" w:lineRule="auto"/>
+        <w:jc w:val="both"/>
+        <w:rPr>
+          <w:sz w:val="28"/>
+          <w:szCs w:val="28"/>
+        </w:rPr>
+      </w:pPr>
+    </w:p>
+    <w:p>
+      <w:pPr>
+        <w:spacing w:line="360" w:lineRule="auto"/>
+        <w:jc w:val="both"/>
+        <w:rPr>
+          <w:sz w:val="28"/>
+          <w:szCs w:val="28"/>
+        </w:rPr>
+      </w:pPr>
+    </w:p>
+    <w:p>
+      <w:pPr>
+        <w:spacing w:line="360" w:lineRule="auto"/>
+        <w:jc w:val="both"/>
+        <w:rPr>
+          <w:sz w:val="28"/>
+          <w:szCs w:val="28"/>
+        </w:rPr>
+      </w:pPr>
+    </w:p>
+    <w:p>
+      <w:pPr>
+        <w:spacing w:line="360" w:lineRule="auto"/>
+        <w:jc w:val="both"/>
+        <w:rPr>
+          <w:sz w:val="28"/>
+          <w:szCs w:val="28"/>
+        </w:rPr>
+      </w:pPr>
+      <w:r>
+        <w:rPr>
+          <w:sz w:val="28"/>
+          <w:szCs w:val="28"/>
+        </w:rPr>
+        <w:lastRenderedPageBreak/>
+        <w:t xml:space="preserve">2. Objectives </w:t>
+      </w:r>
+      <w:r>
+        <w:rPr>
+          <w:i/>
+          <w:iCs/>
+          <w:sz w:val="28"/>
+          <w:szCs w:val="28"/>
+        </w:rPr>
+        <w:t>(Expanded – 1 Page)</w:t>
+      </w:r>
+    </w:p>
+    <w:p>
+      <w:pPr>
+        <w:spacing w:line="360" w:lineRule="auto"/>
+        <w:jc w:val="both"/>
+        <w:rPr>
+          <w:sz w:val="28"/>
+          <w:szCs w:val="28"/>
+        </w:rPr>
+      </w:pPr>
+      <w:r>
+        <w:rPr>
+          <w:sz w:val="28"/>
+          <w:szCs w:val="28"/>
+        </w:rPr>
+        <w:t>The primary objective of the Event Management System is to develop a user-friendly and efficient platform that simplifies the process of organizing, managing, and participating in events. The system aims to automate traditional manual processes and provide a seamless digital experience for all users.</w:t>
+      </w:r>
+    </w:p>
+    <w:p>
+      <w:pPr>
+        <w:spacing w:line="360" w:lineRule="auto"/>
+        <w:jc w:val="both"/>
+        <w:rPr>
+          <w:sz w:val="28"/>
+          <w:szCs w:val="28"/>
+        </w:rPr>
+      </w:pPr>
+      <w:r>
+        <w:rPr>
+          <w:sz w:val="28"/>
+          <w:szCs w:val="28"/>
+        </w:rPr>
+        <w:t>One of the main objectives is to provide an easy-to-use platform where attendees can explore various events and register without any hassle. The system ensures that users can access event details, select tickets, and complete registration in a few simple steps.</w:t>
+      </w:r>
+    </w:p>
+    <w:p>
+      <w:pPr>
+        <w:spacing w:line="360" w:lineRule="auto"/>
+        <w:jc w:val="both"/>
+        <w:rPr>
+          <w:sz w:val="28"/>
+          <w:szCs w:val="28"/>
+        </w:rPr>
+      </w:pPr>
+      <w:r>
+        <w:rPr>
+          <w:sz w:val="28"/>
+          <w:szCs w:val="28"/>
+        </w:rPr>
+        <w:t>Another important objective is to enable organizers to create and manage events effectively. Organizers can define event details, create multiple ticket types such as free or VIP, and customize registration fields according to their requirements.</w:t>
+      </w:r>
+    </w:p>
+    <w:p>
+      <w:pPr>
+        <w:spacing w:line="360" w:lineRule="auto"/>
+        <w:jc w:val="both"/>
+        <w:rPr>
+          <w:sz w:val="28"/>
+          <w:szCs w:val="28"/>
+        </w:rPr>
+      </w:pPr>
+      <w:r>
+        <w:rPr>
+          <w:sz w:val="28"/>
+          <w:szCs w:val="28"/>
+        </w:rPr>
+        <w:t>The system also aims to automate ticket generation by creating QR code-based tickets in PDF format. This ensures secure and efficient ticket management while eliminating the need for physical tickets.</w:t>
+      </w:r>
+    </w:p>
+    <w:p>
+      <w:pPr>
+        <w:spacing w:line="360" w:lineRule="auto"/>
+        <w:jc w:val="both"/>
+        <w:rPr>
+          <w:sz w:val="28"/>
+          <w:szCs w:val="28"/>
+        </w:rPr>
+      </w:pPr>
+      <w:r>
+        <w:rPr>
+          <w:sz w:val="28"/>
+          <w:szCs w:val="28"/>
+        </w:rPr>
+        <w:t>Additionally, the project focuses on implementing email notification services that inform attendees about their registration status and provide ticket details instantly. This improves communication and enhances user experience.</w:t>
+      </w:r>
+    </w:p>
+    <w:p>
+      <w:pPr>
+        <w:spacing w:line="360" w:lineRule="auto"/>
+        <w:jc w:val="both"/>
+        <w:rPr>
+          <w:sz w:val="28"/>
+          <w:szCs w:val="28"/>
+        </w:rPr>
+      </w:pPr>
+      <w:r>
+        <w:rPr>
+          <w:sz w:val="28"/>
+          <w:szCs w:val="28"/>
+        </w:rPr>
+        <w:t>Security is another key objective of the system. By providing a secure admin panel, the system ensures that administrators can manage users, events, and registrations efficiently while maintaining data integrity.</w:t>
+      </w:r>
+    </w:p>
+    <w:p>
+      <w:pPr>
+        <w:spacing w:line="360" w:lineRule="auto"/>
+        <w:jc w:val="both"/>
+        <w:rPr>
+          <w:sz w:val="28"/>
+          <w:szCs w:val="28"/>
+        </w:rPr>
+      </w:pPr>
+      <w:r>
+        <w:rPr>
+          <w:sz w:val="28"/>
+          <w:szCs w:val="28"/>
+        </w:rPr>
+        <w:t>The system also aims to reduce manual effort, minimize errors, and improve overall efficiency in event management. It ensures that all processes, from registration to ticketing, are handled automatically and accurately.</w:t>
+      </w:r>
+    </w:p>
+    <w:p>
+      <w:pPr>
+        <w:spacing w:line="360" w:lineRule="auto"/>
+        <w:jc w:val="both"/>
+        <w:rPr>
+          <w:sz w:val="28"/>
+          <w:szCs w:val="28"/>
+        </w:rPr>
+      </w:pPr>
+      <w:r>
+        <w:rPr>
+          <w:sz w:val="28"/>
+          <w:szCs w:val="28"/>
+        </w:rPr>
+        <w:lastRenderedPageBreak/>
+        <w:t>Finally, the project is designed to be scalable and adaptable, allowing future enhancements such as payment integration, analytics, and mobile applications.</w:t>
+      </w:r>
+    </w:p>
+    <w:p>
+      <w:pPr>
+        <w:spacing w:line="360" w:lineRule="auto"/>
+        <w:jc w:val="both"/>
+        <w:rPr>
+          <w:sz w:val="28"/>
+          <w:szCs w:val="28"/>
+        </w:rPr>
+      </w:pPr>
+    </w:p>
+    <w:p>
+      <w:pPr>
+        <w:spacing w:line="360" w:lineRule="auto"/>
+        <w:jc w:val="both"/>
+        <w:rPr>
+          <w:sz w:val="28"/>
+          <w:szCs w:val="28"/>
+        </w:rPr>
+      </w:pPr>
+    </w:p>
+    <w:p>
+      <w:pPr>
+        <w:spacing w:line="360" w:lineRule="auto"/>
+        <w:jc w:val="both"/>
+        <w:rPr>
+          <w:sz w:val="28"/>
+          <w:szCs w:val="28"/>
+        </w:rPr>
+      </w:pPr>
+    </w:p>
+    <w:p>
+      <w:pPr>
+        <w:spacing w:line="360" w:lineRule="auto"/>
+        <w:jc w:val="both"/>
+        <w:rPr>
+          <w:sz w:val="28"/>
+          <w:szCs w:val="28"/>
+        </w:rPr>
+      </w:pPr>
+    </w:p>
+    <w:p>
+      <w:pPr>
+        <w:spacing w:line="360" w:lineRule="auto"/>
+        <w:jc w:val="both"/>
+        <w:rPr>
+          <w:sz w:val="28"/>
+          <w:szCs w:val="28"/>
+        </w:rPr>
+      </w:pPr>
+    </w:p>
+    <w:p>
+      <w:pPr>
+        <w:spacing w:line="360" w:lineRule="auto"/>
+        <w:jc w:val="both"/>
+        <w:rPr>
+          <w:sz w:val="28"/>
+          <w:szCs w:val="28"/>
+        </w:rPr>
+      </w:pPr>
+    </w:p>
+    <w:p>
+      <w:pPr>
+        <w:spacing w:line="360" w:lineRule="auto"/>
+        <w:jc w:val="both"/>
+        <w:rPr>
+          <w:sz w:val="28"/>
+          <w:szCs w:val="28"/>
+        </w:rPr>
+      </w:pPr>
+    </w:p>
+    <w:p>
+      <w:pPr>
+        <w:spacing w:line="360" w:lineRule="auto"/>
+        <w:jc w:val="both"/>
+        <w:rPr>
+          <w:sz w:val="28"/>
+          <w:szCs w:val="28"/>
+        </w:rPr>
+      </w:pPr>
+    </w:p>
+    <w:p>
+      <w:pPr>
+        <w:spacing w:line="360" w:lineRule="auto"/>
+        <w:jc w:val="both"/>
+        <w:rPr>
+          <w:sz w:val="28"/>
+          <w:szCs w:val="28"/>
+        </w:rPr>
+      </w:pPr>
+    </w:p>
+    <w:p>
+      <w:pPr>
+        <w:spacing w:line="360" w:lineRule="auto"/>
+        <w:jc w:val="both"/>
+        <w:rPr>
+          <w:sz w:val="28"/>
+          <w:szCs w:val="28"/>
+        </w:rPr>
+      </w:pPr>
+    </w:p>
+    <w:p>
+      <w:pPr>
+        <w:spacing w:line="360" w:lineRule="auto"/>
+        <w:jc w:val="both"/>
+        <w:rPr>
+          <w:sz w:val="28"/>
+          <w:szCs w:val="28"/>
+        </w:rPr>
+      </w:pPr>
+    </w:p>
+    <w:p>
+      <w:pPr>
+        <w:spacing w:line="360" w:lineRule="auto"/>
+        <w:jc w:val="both"/>
+        <w:rPr>
+          <w:sz w:val="28"/>
+          <w:szCs w:val="28"/>
+        </w:rPr>
+      </w:pPr>
+    </w:p>
+    <w:p>
+      <w:pPr>
+        <w:spacing w:line="360" w:lineRule="auto"/>
+        <w:jc w:val="both"/>
+        <w:rPr>
+          <w:sz w:val="28"/>
+          <w:szCs w:val="28"/>
+        </w:rPr>
+      </w:pPr>
+    </w:p>
+    <w:p>
+      <w:pPr>
+        <w:spacing w:line="360" w:lineRule="auto"/>
+        <w:jc w:val="both"/>
+        <w:rPr>
+          <w:sz w:val="28"/>
+          <w:szCs w:val="28"/>
+        </w:rPr>
+      </w:pPr>
+    </w:p>
+    <w:p>
+      <w:pPr>
+        <w:spacing w:line="360" w:lineRule="auto"/>
+        <w:jc w:val="both"/>
+        <w:rPr>
+          <w:sz w:val="28"/>
+          <w:szCs w:val="28"/>
+        </w:rPr>
+      </w:pPr>
+    </w:p>
+    <w:p>
+      <w:pPr>
+        <w:spacing w:line="360" w:lineRule="auto"/>
+        <w:jc w:val="both"/>
+        <w:rPr>
+          <w:sz w:val="28"/>
+          <w:szCs w:val="28"/>
+        </w:rPr>
+      </w:pPr>
+    </w:p>
+    <w:p>
+      <w:pPr>
+        <w:spacing w:line="360" w:lineRule="auto"/>
+        <w:jc w:val="both"/>
+        <w:rPr>
+          <w:sz w:val="28"/>
+          <w:szCs w:val="28"/>
+        </w:rPr>
+      </w:pPr>
+    </w:p>
+    <w:p>
+      <w:pPr>
+        <w:spacing w:line="360" w:lineRule="auto"/>
+        <w:jc w:val="both"/>
+        <w:rPr>
+          <w:sz w:val="28"/>
+          <w:szCs w:val="28"/>
+        </w:rPr>
+      </w:pPr>
+    </w:p>
+    <w:p>
+      <w:pPr>
+        <w:spacing w:line="360" w:lineRule="auto"/>
+        <w:jc w:val="both"/>
+        <w:rPr>
+          <w:sz w:val="28"/>
+          <w:szCs w:val="28"/>
+        </w:rPr>
+      </w:pPr>
+    </w:p>
+    <w:p>
+      <w:pPr>
+        <w:spacing w:line="360" w:lineRule="auto"/>
+        <w:jc w:val="both"/>
+        <w:rPr>
+          <w:sz w:val="28"/>
+          <w:szCs w:val="28"/>
+        </w:rPr>
+      </w:pPr>
+      <w:r>
+        <w:rPr>
+          <w:sz w:val="28"/>
+          <w:szCs w:val="28"/>
+        </w:rPr>
+        <w:lastRenderedPageBreak/>
+        <w:t xml:space="preserve">3. Scope of the Project </w:t>
+      </w:r>
+    </w:p>
+    <w:p>
+      <w:pPr>
+        <w:spacing w:line="360" w:lineRule="auto"/>
+        <w:jc w:val="both"/>
+        <w:rPr>
+          <w:sz w:val="28"/>
+          <w:szCs w:val="28"/>
+        </w:rPr>
+      </w:pPr>
+      <w:r>
+        <w:rPr>
+          <w:sz w:val="28"/>
+          <w:szCs w:val="28"/>
+        </w:rPr>
+        <w:t>The scope of the Event Management System includes providing a comprehensive platform for managing events, handling registrations, and generating tickets in a structured and automated manner. The system is designed to cater to the needs of attendees, organizers, and administrators, ensuring smooth coordination among all stakeholders.</w:t>
+      </w:r>
+    </w:p>
+    <w:p>
+      <w:pPr>
+        <w:spacing w:line="360" w:lineRule="auto"/>
+        <w:jc w:val="both"/>
+        <w:rPr>
+          <w:sz w:val="28"/>
+          <w:szCs w:val="28"/>
+        </w:rPr>
+      </w:pPr>
+      <w:r>
+        <w:rPr>
+          <w:sz w:val="28"/>
+          <w:szCs w:val="28"/>
+        </w:rPr>
+        <w:t>The primary scope of the project is to allow users to explore and register for events online. Users can view event details such as date, time, location, and ticket types, making it easier to choose events based on their preferences. The system provides a seamless registration process where users can enter their details and confirm their participation.</w:t>
+      </w:r>
+    </w:p>
+    <w:p>
+      <w:pPr>
+        <w:spacing w:line="360" w:lineRule="auto"/>
+        <w:jc w:val="both"/>
+        <w:rPr>
+          <w:sz w:val="28"/>
+          <w:szCs w:val="28"/>
+        </w:rPr>
+      </w:pPr>
+      <w:r>
+        <w:rPr>
+          <w:sz w:val="28"/>
+          <w:szCs w:val="28"/>
+        </w:rPr>
+        <w:t>Another important aspect of the scope is the event creation and management functionality for organizers. Organizers can create events with customizable ticket types and define registration fields based on their requirements. This flexibility allows the system to support a wide range of events, from small workshops to large conferences.</w:t>
+      </w:r>
+    </w:p>
+    <w:p>
+      <w:pPr>
+        <w:spacing w:line="360" w:lineRule="auto"/>
+        <w:jc w:val="both"/>
+        <w:rPr>
+          <w:sz w:val="28"/>
+          <w:szCs w:val="28"/>
+        </w:rPr>
+      </w:pPr>
+      <w:r>
+        <w:rPr>
+          <w:sz w:val="28"/>
+          <w:szCs w:val="28"/>
+        </w:rPr>
+        <w:t>The system also includes automated ticket generation using QR codes and PDF formats. This feature ensures secure and efficient ticket distribution, eliminating the need for manual ticket handling. The QR code-based check-in system further enhances the efficiency of event entry management.</w:t>
+      </w:r>
+    </w:p>
+    <w:p>
+      <w:pPr>
+        <w:spacing w:line="360" w:lineRule="auto"/>
+        <w:jc w:val="both"/>
+        <w:rPr>
+          <w:sz w:val="28"/>
+          <w:szCs w:val="28"/>
+        </w:rPr>
+      </w:pPr>
+      <w:r>
+        <w:rPr>
+          <w:sz w:val="28"/>
+          <w:szCs w:val="28"/>
+        </w:rPr>
+        <w:t>The admin panel is another critical component within the project scope. It provides administrators with complete control over the system, allowing them to manage users, events, tickets, and registrations. This ensures proper monitoring and maintenance of the platform.</w:t>
+      </w:r>
+    </w:p>
+    <w:p>
+      <w:pPr>
+        <w:spacing w:line="360" w:lineRule="auto"/>
+        <w:jc w:val="both"/>
+        <w:rPr>
+          <w:sz w:val="28"/>
+          <w:szCs w:val="28"/>
+        </w:rPr>
+      </w:pPr>
+      <w:r>
+        <w:rPr>
+          <w:sz w:val="28"/>
+          <w:szCs w:val="28"/>
+        </w:rPr>
+        <w:lastRenderedPageBreak/>
+        <w:t>Additionally, the system supports email notifications, which keep users informed about their registration status and event details. This improves communication and ensures that users do not miss important updates.</w:t>
+      </w:r>
+    </w:p>
+    <w:p>
+      <w:pPr>
+        <w:spacing w:line="360" w:lineRule="auto"/>
+        <w:jc w:val="both"/>
+        <w:rPr>
+          <w:sz w:val="28"/>
+          <w:szCs w:val="28"/>
+        </w:rPr>
+      </w:pPr>
+      <w:r>
+        <w:rPr>
+          <w:sz w:val="28"/>
+          <w:szCs w:val="28"/>
+        </w:rPr>
+        <w:t>However, the current scope has certain limitations. The system does not include online payment integration, which restricts its use for paid events. It is also primarily web-based and does not include a dedicated mobile application.</w:t>
+      </w:r>
+    </w:p>
+    <w:p>
+      <w:pPr>
+        <w:spacing w:line="360" w:lineRule="auto"/>
+        <w:jc w:val="both"/>
+        <w:rPr>
+          <w:sz w:val="28"/>
+          <w:szCs w:val="28"/>
+        </w:rPr>
+      </w:pPr>
+      <w:r>
+        <w:rPr>
+          <w:sz w:val="28"/>
+          <w:szCs w:val="28"/>
+        </w:rPr>
+        <w:t>Despite these limitations, the system is designed to be scalable and can be enhanced in the future with features such as payment gateways, advanced analytics, and mobile app support.</w:t>
+      </w:r>
+    </w:p>
+    <w:p>
+      <w:pPr>
+        <w:spacing w:line="360" w:lineRule="auto"/>
+        <w:jc w:val="both"/>
+        <w:rPr>
+          <w:sz w:val="28"/>
+          <w:szCs w:val="28"/>
+        </w:rPr>
+      </w:pPr>
+      <w:r>
+        <w:rPr>
+          <w:sz w:val="28"/>
+          <w:szCs w:val="28"/>
+        </w:rPr>
+        <w:t>In conclusion, the scope of the Event Management System covers all essential functionalities required for efficient event organization and management, providing a strong foundation for future development.</w:t>
+      </w:r>
+    </w:p>
+    <w:p>
+      <w:pPr>
+        <w:spacing w:line="360" w:lineRule="auto"/>
+        <w:jc w:val="both"/>
+        <w:rPr>
+          <w:sz w:val="28"/>
+          <w:szCs w:val="28"/>
+        </w:rPr>
+      </w:pPr>
+    </w:p>
+    <w:p>
+      <w:pPr>
+        <w:spacing w:line="360" w:lineRule="auto"/>
+        <w:jc w:val="both"/>
+        <w:rPr>
+          <w:sz w:val="28"/>
+          <w:szCs w:val="28"/>
+        </w:rPr>
+      </w:pPr>
+    </w:p>
+    <w:p>
+      <w:pPr>
+        <w:spacing w:line="360" w:lineRule="auto"/>
+        <w:jc w:val="both"/>
+        <w:rPr>
+          <w:sz w:val="28"/>
+          <w:szCs w:val="28"/>
+        </w:rPr>
+      </w:pPr>
+    </w:p>
+    <w:p>
+      <w:pPr>
+        <w:spacing w:line="360" w:lineRule="auto"/>
+        <w:jc w:val="both"/>
+        <w:rPr>
+          <w:sz w:val="28"/>
+          <w:szCs w:val="28"/>
+        </w:rPr>
+      </w:pPr>
+    </w:p>
+    <w:p>
+      <w:pPr>
+        <w:spacing w:line="360" w:lineRule="auto"/>
+        <w:jc w:val="both"/>
+        <w:rPr>
+          <w:sz w:val="28"/>
+          <w:szCs w:val="28"/>
+        </w:rPr>
+      </w:pPr>
+    </w:p>
+    <w:p>
+      <w:pPr>
+        <w:spacing w:line="360" w:lineRule="auto"/>
+        <w:jc w:val="both"/>
+        <w:rPr>
+          <w:sz w:val="28"/>
+          <w:szCs w:val="28"/>
+        </w:rPr>
+      </w:pPr>
+    </w:p>
+    <w:p>
+      <w:pPr>
+        <w:spacing w:line="360" w:lineRule="auto"/>
+        <w:jc w:val="both"/>
+        <w:rPr>
+          <w:sz w:val="28"/>
+          <w:szCs w:val="28"/>
+        </w:rPr>
+      </w:pPr>
+    </w:p>
+    <w:p>
+      <w:pPr>
+        <w:spacing w:line="360" w:lineRule="auto"/>
+        <w:jc w:val="both"/>
+        <w:rPr>
+          <w:sz w:val="28"/>
+          <w:szCs w:val="28"/>
+        </w:rPr>
+      </w:pPr>
+    </w:p>
+    <w:p>
+      <w:pPr>
+        <w:spacing w:line="360" w:lineRule="auto"/>
+        <w:jc w:val="both"/>
+        <w:rPr>
+          <w:sz w:val="28"/>
+          <w:szCs w:val="28"/>
+        </w:rPr>
+      </w:pPr>
+    </w:p>
+    <w:p>
+      <w:pPr>
+        <w:spacing w:line="360" w:lineRule="auto"/>
+        <w:jc w:val="both"/>
+        <w:rPr>
+          <w:sz w:val="28"/>
+          <w:szCs w:val="28"/>
+        </w:rPr>
+      </w:pPr>
+    </w:p>
+    <w:p>
+      <w:pPr>
+        <w:spacing w:line="360" w:lineRule="auto"/>
+        <w:jc w:val="both"/>
+        <w:rPr>
+          <w:sz w:val="28"/>
+          <w:szCs w:val="28"/>
+        </w:rPr>
+      </w:pPr>
+    </w:p>
+    <w:p>
+      <w:pPr>
+        <w:spacing w:line="360" w:lineRule="auto"/>
+        <w:jc w:val="both"/>
+        <w:rPr>
+          <w:sz w:val="28"/>
+          <w:szCs w:val="28"/>
+        </w:rPr>
+      </w:pPr>
+      <w:r>
+        <w:rPr>
+          <w:sz w:val="28"/>
+          <w:szCs w:val="28"/>
+        </w:rPr>
+        <w:lastRenderedPageBreak/>
+        <w:t xml:space="preserve">4. Features of the System </w:t>
+      </w:r>
+      <w:r>
+        <w:rPr>
+          <w:i/>
+          <w:iCs/>
+          <w:sz w:val="28"/>
+          <w:szCs w:val="28"/>
+        </w:rPr>
+        <w:t>(3 Pages)</w:t>
+      </w:r>
+    </w:p>
+    <w:p>
+      <w:pPr>
+        <w:spacing w:line="360" w:lineRule="auto"/>
+        <w:jc w:val="both"/>
+        <w:rPr>
+          <w:sz w:val="28"/>
+          <w:szCs w:val="28"/>
+        </w:rPr>
+      </w:pPr>
+      <w:r>
+        <w:rPr>
+          <w:sz w:val="28"/>
+          <w:szCs w:val="28"/>
+        </w:rPr>
+        <w:t>The Event Management System provides a wide range of features that enhance user experience and simplify event management. These features are categorized into Attendee Features, Organizer Features, and Admin Features.</w:t>
+      </w:r>
+    </w:p>
+    <w:p>
+      <w:pPr>
+        <w:spacing w:line="360" w:lineRule="auto"/>
+        <w:jc w:val="both"/>
+        <w:rPr>
+          <w:sz w:val="28"/>
+          <w:szCs w:val="28"/>
+        </w:rPr>
+      </w:pPr>
+    </w:p>
+    <w:p>
+      <w:pPr>
+        <w:spacing w:line="360" w:lineRule="auto"/>
+        <w:jc w:val="both"/>
+        <w:rPr>
+          <w:sz w:val="28"/>
+          <w:szCs w:val="28"/>
+        </w:rPr>
+      </w:pPr>
+      <w:r>
+        <w:rPr>
+          <w:sz w:val="28"/>
+          <w:szCs w:val="28"/>
+        </w:rPr>
+        <w:t>4.1 Attendee Features</w:t>
+      </w:r>
+    </w:p>
+    <w:p>
+      <w:pPr>
+        <w:spacing w:line="360" w:lineRule="auto"/>
+        <w:jc w:val="both"/>
+        <w:rPr>
+          <w:sz w:val="28"/>
+          <w:szCs w:val="28"/>
+        </w:rPr>
+      </w:pPr>
+      <w:r>
+        <w:rPr>
+          <w:sz w:val="28"/>
+          <w:szCs w:val="28"/>
+        </w:rPr>
+        <w:t>Attendees are the primary users of the system. The platform provides them with an easy and intuitive interface to explore and participate in events.</w:t>
+      </w:r>
+    </w:p>
+    <w:p>
+      <w:pPr>
+        <w:spacing w:line="360" w:lineRule="auto"/>
+        <w:jc w:val="both"/>
+        <w:rPr>
+          <w:sz w:val="28"/>
+          <w:szCs w:val="28"/>
+        </w:rPr>
+      </w:pPr>
+      <w:r>
+        <w:rPr>
+          <w:sz w:val="28"/>
+          <w:szCs w:val="28"/>
+        </w:rPr>
+        <w:t>Users can view all available events along with detailed information such as event description, schedule, venue, and ticket types. This helps them make informed decisions before registering.</w:t>
+      </w:r>
+    </w:p>
+    <w:p>
+      <w:pPr>
+        <w:spacing w:line="360" w:lineRule="auto"/>
+        <w:jc w:val="both"/>
+        <w:rPr>
+          <w:sz w:val="28"/>
+          <w:szCs w:val="28"/>
+        </w:rPr>
+      </w:pPr>
+      <w:r>
+        <w:rPr>
+          <w:sz w:val="28"/>
+          <w:szCs w:val="28"/>
+        </w:rPr>
+        <w:t>The system allows attendees to select ticket quantities using a user-friendly interface. They can choose from different ticket types such as free or VIP, depending on availability.</w:t>
+      </w:r>
+    </w:p>
+    <w:p>
+      <w:pPr>
+        <w:spacing w:line="360" w:lineRule="auto"/>
+        <w:jc w:val="both"/>
+        <w:rPr>
+          <w:sz w:val="28"/>
+          <w:szCs w:val="28"/>
+        </w:rPr>
+      </w:pPr>
+      <w:r>
+        <w:rPr>
+          <w:sz w:val="28"/>
+          <w:szCs w:val="28"/>
+        </w:rPr>
+        <w:t>During registration, users are required to provide personal details such as name, email, and phone number. This information is securely stored in the database.</w:t>
+      </w:r>
+    </w:p>
+    <w:p>
+      <w:pPr>
+        <w:spacing w:line="360" w:lineRule="auto"/>
+        <w:jc w:val="both"/>
+        <w:rPr>
+          <w:sz w:val="28"/>
+          <w:szCs w:val="28"/>
+        </w:rPr>
+      </w:pPr>
+      <w:r>
+        <w:rPr>
+          <w:sz w:val="28"/>
+          <w:szCs w:val="28"/>
+        </w:rPr>
+        <w:t>After successful registration, attendees receive a confirmation message along with a QR code-based ticket. The ticket can be downloaded in PDF format and used for event entry.</w:t>
+      </w:r>
+    </w:p>
+    <w:p>
+      <w:pPr>
+        <w:spacing w:line="360" w:lineRule="auto"/>
+        <w:jc w:val="both"/>
+        <w:rPr>
+          <w:sz w:val="28"/>
+          <w:szCs w:val="28"/>
+        </w:rPr>
+      </w:pPr>
+      <w:r>
+        <w:rPr>
+          <w:sz w:val="28"/>
+          <w:szCs w:val="28"/>
+        </w:rPr>
+        <w:t>The system also sends confirmation emails containing ticket details, ensuring that users have access to their tickets at all times.</w:t>
+      </w:r>
+    </w:p>
+    <w:p>
+      <w:pPr>
+        <w:spacing w:line="360" w:lineRule="auto"/>
+        <w:jc w:val="both"/>
+        <w:rPr>
+          <w:sz w:val="28"/>
+          <w:szCs w:val="28"/>
+        </w:rPr>
+      </w:pPr>
+    </w:p>
+    <w:p>
+      <w:pPr>
+        <w:spacing w:line="360" w:lineRule="auto"/>
+        <w:jc w:val="both"/>
+        <w:rPr>
+          <w:sz w:val="28"/>
+          <w:szCs w:val="28"/>
+        </w:rPr>
+      </w:pPr>
+    </w:p>
+    <w:p>
+      <w:pPr>
+        <w:spacing w:line="360" w:lineRule="auto"/>
+        <w:jc w:val="both"/>
+        <w:rPr>
+          <w:sz w:val="28"/>
+          <w:szCs w:val="28"/>
+        </w:rPr>
+      </w:pPr>
+      <w:r>
+        <w:rPr>
+          <w:sz w:val="28"/>
+          <w:szCs w:val="28"/>
+        </w:rPr>
+        <w:lastRenderedPageBreak/>
+        <w:t>4.2 Organizer Features</w:t>
+      </w:r>
+    </w:p>
+    <w:p>
+      <w:pPr>
+        <w:spacing w:line="360" w:lineRule="auto"/>
+        <w:jc w:val="both"/>
+        <w:rPr>
+          <w:sz w:val="28"/>
+          <w:szCs w:val="28"/>
+        </w:rPr>
+      </w:pPr>
+      <w:r>
+        <w:rPr>
+          <w:sz w:val="28"/>
+          <w:szCs w:val="28"/>
+        </w:rPr>
+        <w:t>Organizers play a crucial role in managing events. The system provides them with tools to create and manage events efficiently.</w:t>
+      </w:r>
+    </w:p>
+    <w:p>
+      <w:pPr>
+        <w:spacing w:line="360" w:lineRule="auto"/>
+        <w:jc w:val="both"/>
+        <w:rPr>
+          <w:sz w:val="28"/>
+          <w:szCs w:val="28"/>
+        </w:rPr>
+      </w:pPr>
+      <w:r>
+        <w:rPr>
+          <w:sz w:val="28"/>
+          <w:szCs w:val="28"/>
+        </w:rPr>
+        <w:t>Organizers can register and log in to the system to access their dashboard. They can create new events by providing details such as title, description, date, time, and location.</w:t>
+      </w:r>
+    </w:p>
+    <w:p>
+      <w:pPr>
+        <w:spacing w:line="360" w:lineRule="auto"/>
+        <w:jc w:val="both"/>
+        <w:rPr>
+          <w:sz w:val="28"/>
+          <w:szCs w:val="28"/>
+        </w:rPr>
+      </w:pPr>
+      <w:r>
+        <w:rPr>
+          <w:sz w:val="28"/>
+          <w:szCs w:val="28"/>
+        </w:rPr>
+        <w:t>The system allows organizers to define multiple ticket types, such as free or VIP, with different pricing and availability. They can also customize registration fields to collect specific information from attendees.</w:t>
+      </w:r>
+    </w:p>
+    <w:p>
+      <w:pPr>
+        <w:spacing w:line="360" w:lineRule="auto"/>
+        <w:jc w:val="both"/>
+        <w:rPr>
+          <w:sz w:val="28"/>
+          <w:szCs w:val="28"/>
+        </w:rPr>
+      </w:pPr>
+      <w:r>
+        <w:rPr>
+          <w:sz w:val="28"/>
+          <w:szCs w:val="28"/>
+        </w:rPr>
+        <w:t>Organizers can view all registrations for their events and export data in CSV format for further analysis. This helps in managing participants effectively.</w:t>
+      </w:r>
+    </w:p>
+    <w:p>
+      <w:pPr>
+        <w:spacing w:line="360" w:lineRule="auto"/>
+        <w:jc w:val="both"/>
+        <w:rPr>
+          <w:sz w:val="28"/>
+          <w:szCs w:val="28"/>
+        </w:rPr>
+      </w:pPr>
+      <w:r>
+        <w:rPr>
+          <w:sz w:val="28"/>
+          <w:szCs w:val="28"/>
+        </w:rPr>
+        <w:t>The system also includes a check-in feature, where organizers can verify attendees using QR code scanning or manual validation. This ensures smooth entry management during events.</w:t>
+      </w:r>
+    </w:p>
+    <w:p>
+      <w:pPr>
+        <w:spacing w:line="360" w:lineRule="auto"/>
+        <w:jc w:val="both"/>
+        <w:rPr>
+          <w:sz w:val="28"/>
+          <w:szCs w:val="28"/>
+        </w:rPr>
+      </w:pPr>
+    </w:p>
+    <w:p>
+      <w:pPr>
+        <w:spacing w:line="360" w:lineRule="auto"/>
+        <w:jc w:val="both"/>
+        <w:rPr>
+          <w:sz w:val="28"/>
+          <w:szCs w:val="28"/>
+        </w:rPr>
+      </w:pPr>
+      <w:r>
+        <w:rPr>
+          <w:sz w:val="28"/>
+          <w:szCs w:val="28"/>
+        </w:rPr>
+        <w:t>4.3 Admin Panel Features</w:t>
+      </w:r>
+    </w:p>
+    <w:p>
+      <w:pPr>
+        <w:spacing w:line="360" w:lineRule="auto"/>
+        <w:jc w:val="both"/>
+        <w:rPr>
+          <w:sz w:val="28"/>
+          <w:szCs w:val="28"/>
+        </w:rPr>
+      </w:pPr>
+      <w:r>
+        <w:rPr>
+          <w:sz w:val="28"/>
+          <w:szCs w:val="28"/>
+        </w:rPr>
+        <w:t>The admin panel provides complete control over the system. Administrators can manage all aspects of the platform, including users, events, tickets, and registrations.</w:t>
+      </w:r>
+    </w:p>
+    <w:p>
+      <w:pPr>
+        <w:spacing w:line="360" w:lineRule="auto"/>
+        <w:jc w:val="both"/>
+        <w:rPr>
+          <w:sz w:val="28"/>
+          <w:szCs w:val="28"/>
+        </w:rPr>
+      </w:pPr>
+      <w:r>
+        <w:rPr>
+          <w:sz w:val="28"/>
+          <w:szCs w:val="28"/>
+        </w:rPr>
+        <w:t>Admins can monitor platform activities and ensure that everything is functioning correctly. They can also update or delete records as needed.</w:t>
+      </w:r>
+    </w:p>
+    <w:p>
+      <w:pPr>
+        <w:spacing w:line="360" w:lineRule="auto"/>
+        <w:jc w:val="both"/>
+        <w:rPr>
+          <w:sz w:val="28"/>
+          <w:szCs w:val="28"/>
+        </w:rPr>
+      </w:pPr>
+      <w:r>
+        <w:rPr>
+          <w:sz w:val="28"/>
+          <w:szCs w:val="28"/>
+        </w:rPr>
+        <w:t>The admin panel enhances system security and ensures proper data management.</w:t>
+      </w:r>
+    </w:p>
+    <w:p>
+      <w:pPr>
+        <w:spacing w:line="360" w:lineRule="auto"/>
+        <w:jc w:val="both"/>
+        <w:rPr>
+          <w:sz w:val="28"/>
+          <w:szCs w:val="28"/>
+        </w:rPr>
+      </w:pPr>
+    </w:p>
+    <w:p>
+      <w:pPr>
+        <w:spacing w:line="360" w:lineRule="auto"/>
+        <w:jc w:val="both"/>
+        <w:rPr>
+          <w:sz w:val="28"/>
+          <w:szCs w:val="28"/>
+        </w:rPr>
+      </w:pPr>
+    </w:p>
+    <w:p>
+      <w:pPr>
+        <w:spacing w:line="360" w:lineRule="auto"/>
+        <w:jc w:val="both"/>
+        <w:rPr>
+          <w:b/>
+          <w:bCs/>
+          <w:sz w:val="28"/>
+          <w:szCs w:val="28"/>
+        </w:rPr>
+      </w:pPr>
+      <w:r>
+        <w:rPr>
+          <w:b/>
+          <w:bCs/>
+          <w:sz w:val="28"/>
+          <w:szCs w:val="28"/>
+        </w:rPr>
+        <w:t xml:space="preserve">5. Methodology </w:t>
+      </w:r>
+    </w:p>
+    <w:p>
+      <w:pPr>
+        <w:spacing w:line="360" w:lineRule="auto"/>
+        <w:jc w:val="both"/>
+        <w:rPr>
+          <w:sz w:val="28"/>
+          <w:szCs w:val="28"/>
+        </w:rPr>
+      </w:pPr>
+      <w:r>
+        <w:rPr>
+          <w:sz w:val="28"/>
+          <w:szCs w:val="28"/>
+        </w:rPr>
+        <w:t>The development of the Event Management System followed a structured and systematic approach to ensure efficiency, reliability, and scalability. The methodology adopted combines principles of software development life cycle (SDLC) with iterative improvements.</w:t>
+      </w:r>
+    </w:p>
+    <w:p>
+      <w:pPr>
+        <w:spacing w:line="360" w:lineRule="auto"/>
+        <w:jc w:val="both"/>
+        <w:rPr>
+          <w:b/>
+          <w:bCs/>
+          <w:sz w:val="28"/>
+          <w:szCs w:val="28"/>
+        </w:rPr>
+      </w:pPr>
+      <w:r>
+        <w:rPr>
+          <w:b/>
+          <w:bCs/>
+          <w:sz w:val="28"/>
+          <w:szCs w:val="28"/>
+        </w:rPr>
+        <w:t>1. Requirement Analysis</w:t>
+      </w:r>
+    </w:p>
+    <w:p>
+      <w:pPr>
+        <w:spacing w:line="360" w:lineRule="auto"/>
+        <w:jc w:val="both"/>
+        <w:rPr>
+          <w:sz w:val="28"/>
+          <w:szCs w:val="28"/>
+        </w:rPr>
+      </w:pPr>
+      <w:r>
+        <w:rPr>
+          <w:sz w:val="28"/>
+          <w:szCs w:val="28"/>
+        </w:rPr>
+        <w:t xml:space="preserve">The first step involved gathering and </w:t>
+      </w:r>
+      <w:proofErr w:type="spellStart"/>
+      <w:r>
+        <w:rPr>
+          <w:sz w:val="28"/>
+          <w:szCs w:val="28"/>
+        </w:rPr>
+        <w:t>analyzing</w:t>
+      </w:r>
+      <w:proofErr w:type="spellEnd"/>
+      <w:r>
+        <w:rPr>
+          <w:sz w:val="28"/>
+          <w:szCs w:val="28"/>
+        </w:rPr>
+        <w:t xml:space="preserve"> requirements from different user perspectives, including attendees, organizers, and administrators. The goal was to identify key functionalities such as event creation, registration, ticket generation, and user management. This phase ensured that the system meets real-world needs and expectations.</w:t>
+      </w:r>
+    </w:p>
+    <w:p>
+      <w:pPr>
+        <w:spacing w:line="360" w:lineRule="auto"/>
+        <w:jc w:val="both"/>
+        <w:rPr>
+          <w:b/>
+          <w:bCs/>
+          <w:sz w:val="28"/>
+          <w:szCs w:val="28"/>
+        </w:rPr>
+      </w:pPr>
+      <w:r>
+        <w:rPr>
+          <w:b/>
+          <w:bCs/>
+          <w:sz w:val="28"/>
+          <w:szCs w:val="28"/>
+        </w:rPr>
+        <w:t>2. System Design</w:t>
+      </w:r>
+    </w:p>
+    <w:p>
+      <w:pPr>
+        <w:spacing w:line="360" w:lineRule="auto"/>
+        <w:jc w:val="both"/>
+        <w:rPr>
+          <w:sz w:val="28"/>
+          <w:szCs w:val="28"/>
+        </w:rPr>
+      </w:pPr>
+      <w:r>
+        <w:rPr>
+          <w:sz w:val="28"/>
+          <w:szCs w:val="28"/>
+        </w:rPr>
+        <w:t>In this phase, the overall architecture and database schema were designed. Key entities such as Events, Users, Tickets, and Registrations were identified. Relationships between these entities were defined to ensure proper data flow and integrity. The MVC architecture was chosen for better separation of concerns.</w:t>
+      </w:r>
+    </w:p>
+    <w:p>
+      <w:pPr>
+        <w:spacing w:line="360" w:lineRule="auto"/>
+        <w:jc w:val="both"/>
+        <w:rPr>
+          <w:b/>
+          <w:bCs/>
+          <w:sz w:val="28"/>
+          <w:szCs w:val="28"/>
+        </w:rPr>
+      </w:pPr>
+      <w:r>
+        <w:rPr>
+          <w:b/>
+          <w:bCs/>
+          <w:sz w:val="28"/>
+          <w:szCs w:val="28"/>
+        </w:rPr>
+        <w:t>3. Development</w:t>
+      </w:r>
+    </w:p>
+    <w:p>
+      <w:pPr>
+        <w:spacing w:line="360" w:lineRule="auto"/>
+        <w:jc w:val="both"/>
+        <w:rPr>
+          <w:sz w:val="28"/>
+          <w:szCs w:val="28"/>
+        </w:rPr>
+      </w:pPr>
+      <w:r>
+        <w:rPr>
+          <w:sz w:val="28"/>
+          <w:szCs w:val="28"/>
+        </w:rPr>
+        <w:t>The development phase involved both backend and frontend implementation:</w:t>
       </w:r>
     </w:p>
     <w:p>
       <w:pPr>
         <w:numPr>
           <w:ilvl w:val="0"/>
-          <w:numId w:val="1"/>
+          <w:numId w:val="12"/>
         </w:numPr>
-      </w:pPr>
-      <w:r>
-        <w:t>To provide an easy-to-use platform for event discovery and registration.</w:t>
+        <w:spacing w:line="360" w:lineRule="auto"/>
+        <w:jc w:val="both"/>
+        <w:rPr>
+          <w:sz w:val="28"/>
+          <w:szCs w:val="28"/>
+        </w:rPr>
+      </w:pPr>
+      <w:r>
+        <w:rPr>
+          <w:b/>
+          <w:bCs/>
+          <w:sz w:val="28"/>
+          <w:szCs w:val="28"/>
+        </w:rPr>
+        <w:t>Backend Development:</w:t>
+      </w:r>
+      <w:r>
+        <w:rPr>
+          <w:sz w:val="28"/>
+          <w:szCs w:val="28"/>
+        </w:rPr>
+        <w:br/>
+        <w:t>Django was used to implement core functionalities such as user authentication, event management, ticket generation, and email notifications.</w:t>
       </w:r>
     </w:p>
     <w:p>
       <w:pPr>
         <w:numPr>
           <w:ilvl w:val="0"/>
-          <w:numId w:val="1"/>
+          <w:numId w:val="12"/>
         </w:numPr>
-      </w:pPr>
-      <w:r>
-        <w:t>To enable organizers to create events with customizable ticket types and registration fields.</w:t>
+        <w:spacing w:line="360" w:lineRule="auto"/>
+        <w:jc w:val="both"/>
+        <w:rPr>
+          <w:sz w:val="28"/>
+          <w:szCs w:val="28"/>
+        </w:rPr>
+      </w:pPr>
+      <w:r>
+        <w:rPr>
+          <w:b/>
+          <w:bCs/>
+          <w:sz w:val="28"/>
+          <w:szCs w:val="28"/>
+        </w:rPr>
+        <w:lastRenderedPageBreak/>
+        <w:t>Frontend Development:</w:t>
+      </w:r>
+      <w:r>
+        <w:rPr>
+          <w:sz w:val="28"/>
+          <w:szCs w:val="28"/>
+        </w:rPr>
+        <w:br/>
+        <w:t>HTML, CSS, and JavaScript were used to create responsive and user-friendly interfaces.</w:t>
       </w:r>
     </w:p>
     <w:p>
       <w:pPr>
         <w:numPr>
           <w:ilvl w:val="0"/>
-          <w:numId w:val="1"/>
+          <w:numId w:val="12"/>
         </w:numPr>
-      </w:pPr>
-      <w:r>
-        <w:t>To generate tickets with QR codes and downloadable PDFs automatically.</w:t>
+        <w:spacing w:line="360" w:lineRule="auto"/>
+        <w:jc w:val="both"/>
+        <w:rPr>
+          <w:sz w:val="28"/>
+          <w:szCs w:val="28"/>
+        </w:rPr>
+      </w:pPr>
+      <w:r>
+        <w:rPr>
+          <w:b/>
+          <w:bCs/>
+          <w:sz w:val="28"/>
+          <w:szCs w:val="28"/>
+        </w:rPr>
+        <w:t>Integration:</w:t>
+      </w:r>
+      <w:r>
+        <w:rPr>
+          <w:sz w:val="28"/>
+          <w:szCs w:val="28"/>
+        </w:rPr>
+        <w:br/>
+        <w:t>QR code generation, PDF ticket creation, and email services were integrated into the system.</w:t>
+      </w:r>
+    </w:p>
+    <w:p>
+      <w:pPr>
+        <w:spacing w:line="360" w:lineRule="auto"/>
+        <w:jc w:val="both"/>
+        <w:rPr>
+          <w:b/>
+          <w:bCs/>
+          <w:sz w:val="28"/>
+          <w:szCs w:val="28"/>
+        </w:rPr>
+      </w:pPr>
+      <w:r>
+        <w:rPr>
+          <w:b/>
+          <w:bCs/>
+          <w:sz w:val="28"/>
+          <w:szCs w:val="28"/>
+        </w:rPr>
+        <w:t>4. Testing</w:t>
+      </w:r>
+    </w:p>
+    <w:p>
+      <w:pPr>
+        <w:spacing w:line="360" w:lineRule="auto"/>
+        <w:jc w:val="both"/>
+        <w:rPr>
+          <w:sz w:val="28"/>
+          <w:szCs w:val="28"/>
+        </w:rPr>
+      </w:pPr>
+      <w:r>
+        <w:rPr>
+          <w:sz w:val="28"/>
+          <w:szCs w:val="28"/>
+        </w:rPr>
+        <w:t>Different types of testing were conducted to ensure system reliability:</w:t>
       </w:r>
     </w:p>
     <w:p>
       <w:pPr>
         <w:numPr>
           <w:ilvl w:val="0"/>
-          <w:numId w:val="1"/>
+          <w:numId w:val="13"/>
         </w:numPr>
-      </w:pPr>
-      <w:r>
-        <w:t>To implement email notifications for attendees upon successful registration.</w:t>
+        <w:spacing w:line="360" w:lineRule="auto"/>
+        <w:jc w:val="both"/>
+        <w:rPr>
+          <w:sz w:val="28"/>
+          <w:szCs w:val="28"/>
+        </w:rPr>
+      </w:pPr>
+      <w:r>
+        <w:rPr>
+          <w:sz w:val="28"/>
+          <w:szCs w:val="28"/>
+        </w:rPr>
+        <w:t>Unit testing for individual components</w:t>
       </w:r>
     </w:p>
     <w:p>
       <w:pPr>
         <w:numPr>
           <w:ilvl w:val="0"/>
-          <w:numId w:val="1"/>
+          <w:numId w:val="13"/>
         </w:numPr>
-      </w:pPr>
-      <w:r>
-        <w:t>To develop a secure admin panel for managing events, users, and registrations.</w:t>
+        <w:spacing w:line="360" w:lineRule="auto"/>
+        <w:jc w:val="both"/>
+        <w:rPr>
+          <w:sz w:val="28"/>
+          <w:szCs w:val="28"/>
+        </w:rPr>
+      </w:pPr>
+      <w:r>
+        <w:rPr>
+          <w:sz w:val="28"/>
+          <w:szCs w:val="28"/>
+        </w:rPr>
+        <w:t>Integration testing for complete workflows</w:t>
       </w:r>
     </w:p>
     <w:p>
       <w:pPr>
         <w:numPr>
           <w:ilvl w:val="0"/>
-          <w:numId w:val="1"/>
+          <w:numId w:val="13"/>
         </w:numPr>
-      </w:pPr>
-      <w:r>
-        <w:t>To reduce manual effort and errors in event management.</w:t>
-      </w:r>
-    </w:p>
-    <w:p/>
-    <w:p>
-      <w:pPr>
-        <w:rPr>
-          <w:b/>
-          <w:bCs/>
-        </w:rPr>
-      </w:pPr>
-      <w:r>
-        <w:rPr>
-          <w:b/>
-          <w:bCs/>
-        </w:rPr>
-        <w:t>3. Features</w:t>
-      </w:r>
-    </w:p>
-    <w:p>
-      <w:pPr>
-        <w:rPr>
-          <w:b/>
-          <w:bCs/>
-        </w:rPr>
-      </w:pPr>
-      <w:r>
-        <w:rPr>
-          <w:b/>
-          <w:bCs/>
-        </w:rPr>
-        <w:t>Attendee Features</w:t>
+        <w:spacing w:line="360" w:lineRule="auto"/>
+        <w:jc w:val="both"/>
+        <w:rPr>
+          <w:sz w:val="28"/>
+          <w:szCs w:val="28"/>
+        </w:rPr>
+      </w:pPr>
+      <w:r>
+        <w:rPr>
+          <w:sz w:val="28"/>
+          <w:szCs w:val="28"/>
+        </w:rPr>
+        <w:t>Validation testing for forms and inputs</w:t>
+      </w:r>
+    </w:p>
+    <w:p>
+      <w:pPr>
+        <w:spacing w:line="360" w:lineRule="auto"/>
+        <w:jc w:val="both"/>
+        <w:rPr>
+          <w:b/>
+          <w:bCs/>
+          <w:sz w:val="28"/>
+          <w:szCs w:val="28"/>
+        </w:rPr>
+      </w:pPr>
+      <w:r>
+        <w:rPr>
+          <w:b/>
+          <w:bCs/>
+          <w:sz w:val="28"/>
+          <w:szCs w:val="28"/>
+        </w:rPr>
+        <w:t>5. Deployment</w:t>
+      </w:r>
+    </w:p>
+    <w:p>
+      <w:pPr>
+        <w:spacing w:line="360" w:lineRule="auto"/>
+        <w:jc w:val="both"/>
+        <w:rPr>
+          <w:sz w:val="28"/>
+          <w:szCs w:val="28"/>
+        </w:rPr>
+      </w:pPr>
+      <w:r>
+        <w:rPr>
+          <w:sz w:val="28"/>
+          <w:szCs w:val="28"/>
+        </w:rPr>
+        <w:t>The system was deployed locally for testing and demonstration. It is designed to be easily deployable on cloud platforms for real-world use.</w:t>
+      </w:r>
+    </w:p>
+    <w:p>
+      <w:pPr>
+        <w:spacing w:line="360" w:lineRule="auto"/>
+        <w:jc w:val="both"/>
+        <w:rPr>
+          <w:sz w:val="28"/>
+          <w:szCs w:val="28"/>
+        </w:rPr>
+      </w:pPr>
+    </w:p>
+    <w:p>
+      <w:pPr>
+        <w:spacing w:line="360" w:lineRule="auto"/>
+        <w:jc w:val="both"/>
+        <w:rPr>
+          <w:sz w:val="28"/>
+          <w:szCs w:val="28"/>
+        </w:rPr>
+      </w:pPr>
+    </w:p>
+    <w:p>
+      <w:pPr>
+        <w:spacing w:line="360" w:lineRule="auto"/>
+        <w:jc w:val="both"/>
+        <w:rPr>
+          <w:sz w:val="28"/>
+          <w:szCs w:val="28"/>
+        </w:rPr>
+      </w:pPr>
+    </w:p>
+    <w:p>
+      <w:pPr>
+        <w:spacing w:line="360" w:lineRule="auto"/>
+        <w:jc w:val="both"/>
+        <w:rPr>
+          <w:sz w:val="28"/>
+          <w:szCs w:val="28"/>
+        </w:rPr>
+      </w:pPr>
+    </w:p>
+    <w:p>
+      <w:pPr>
+        <w:spacing w:line="360" w:lineRule="auto"/>
+        <w:jc w:val="both"/>
+        <w:rPr>
+          <w:sz w:val="28"/>
+          <w:szCs w:val="28"/>
+        </w:rPr>
+      </w:pPr>
+    </w:p>
+    <w:p>
+      <w:pPr>
+        <w:spacing w:line="360" w:lineRule="auto"/>
+        <w:jc w:val="both"/>
+        <w:rPr>
+          <w:sz w:val="28"/>
+          <w:szCs w:val="28"/>
+        </w:rPr>
+      </w:pPr>
+    </w:p>
+    <w:p>
+      <w:pPr>
+        <w:spacing w:line="360" w:lineRule="auto"/>
+        <w:jc w:val="both"/>
+        <w:rPr>
+          <w:sz w:val="28"/>
+          <w:szCs w:val="28"/>
+        </w:rPr>
+      </w:pPr>
+    </w:p>
+    <w:p>
+      <w:pPr>
+        <w:spacing w:line="360" w:lineRule="auto"/>
+        <w:jc w:val="both"/>
+        <w:rPr>
+          <w:sz w:val="28"/>
+          <w:szCs w:val="28"/>
+        </w:rPr>
+      </w:pPr>
+    </w:p>
+    <w:p>
+      <w:pPr>
+        <w:spacing w:line="360" w:lineRule="auto"/>
+        <w:jc w:val="both"/>
+        <w:rPr>
+          <w:b/>
+          <w:bCs/>
+          <w:sz w:val="28"/>
+          <w:szCs w:val="28"/>
+        </w:rPr>
+      </w:pPr>
+      <w:r>
+        <w:rPr>
+          <w:b/>
+          <w:bCs/>
+          <w:sz w:val="28"/>
+          <w:szCs w:val="28"/>
+        </w:rPr>
+        <w:lastRenderedPageBreak/>
+        <w:t>6. System Architecture</w:t>
+      </w:r>
+    </w:p>
+    <w:p>
+      <w:pPr>
+        <w:spacing w:line="360" w:lineRule="auto"/>
+        <w:jc w:val="both"/>
+        <w:rPr>
+          <w:sz w:val="28"/>
+          <w:szCs w:val="28"/>
+        </w:rPr>
+      </w:pPr>
+      <w:r>
+        <w:rPr>
+          <w:sz w:val="28"/>
+          <w:szCs w:val="28"/>
+        </w:rPr>
+        <w:t xml:space="preserve">The system follows the </w:t>
+      </w:r>
+      <w:r>
+        <w:rPr>
+          <w:b/>
+          <w:bCs/>
+          <w:sz w:val="28"/>
+          <w:szCs w:val="28"/>
+        </w:rPr>
+        <w:t>Model-View-Controller (MVC)</w:t>
+      </w:r>
+      <w:r>
+        <w:rPr>
+          <w:sz w:val="28"/>
+          <w:szCs w:val="28"/>
+        </w:rPr>
+        <w:t xml:space="preserve"> architecture, which helps in organizing the application into separate components.</w:t>
+      </w:r>
+    </w:p>
+    <w:p>
+      <w:pPr>
+        <w:spacing w:line="360" w:lineRule="auto"/>
+        <w:jc w:val="both"/>
+        <w:rPr>
+          <w:b/>
+          <w:bCs/>
+          <w:sz w:val="28"/>
+          <w:szCs w:val="28"/>
+        </w:rPr>
+      </w:pPr>
+      <w:r>
+        <w:rPr>
+          <w:b/>
+          <w:bCs/>
+          <w:sz w:val="28"/>
+          <w:szCs w:val="28"/>
+        </w:rPr>
+        <w:t>Model</w:t>
+      </w:r>
+    </w:p>
+    <w:p>
+      <w:pPr>
+        <w:spacing w:line="360" w:lineRule="auto"/>
+        <w:jc w:val="both"/>
+        <w:rPr>
+          <w:sz w:val="28"/>
+          <w:szCs w:val="28"/>
+        </w:rPr>
+      </w:pPr>
+      <w:r>
+        <w:rPr>
+          <w:sz w:val="28"/>
+          <w:szCs w:val="28"/>
+        </w:rPr>
+        <w:t>The Model represents the database structure and handles data operations. It includes:</w:t>
       </w:r>
     </w:p>
     <w:p>
       <w:pPr>
         <w:numPr>
           <w:ilvl w:val="0"/>
-          <w:numId w:val="2"/>
+          <w:numId w:val="14"/>
         </w:numPr>
-      </w:pPr>
-      <w:r>
-        <w:t>View all available events.</w:t>
+        <w:spacing w:line="360" w:lineRule="auto"/>
+        <w:jc w:val="both"/>
+        <w:rPr>
+          <w:sz w:val="28"/>
+          <w:szCs w:val="28"/>
+        </w:rPr>
+      </w:pPr>
+      <w:r>
+        <w:rPr>
+          <w:sz w:val="28"/>
+          <w:szCs w:val="28"/>
+        </w:rPr>
+        <w:t>Event Model</w:t>
       </w:r>
     </w:p>
     <w:p>
       <w:pPr>
         <w:numPr>
           <w:ilvl w:val="0"/>
-          <w:numId w:val="2"/>
+          <w:numId w:val="14"/>
         </w:numPr>
-      </w:pPr>
-      <w:r>
-        <w:t>Access detailed event information including ticket types.</w:t>
+        <w:spacing w:line="360" w:lineRule="auto"/>
+        <w:jc w:val="both"/>
+        <w:rPr>
+          <w:sz w:val="28"/>
+          <w:szCs w:val="28"/>
+        </w:rPr>
+      </w:pPr>
+      <w:r>
+        <w:rPr>
+          <w:sz w:val="28"/>
+          <w:szCs w:val="28"/>
+        </w:rPr>
+        <w:t>Ticket Model</w:t>
       </w:r>
     </w:p>
     <w:p>
       <w:pPr>
         <w:numPr>
           <w:ilvl w:val="0"/>
-          <w:numId w:val="2"/>
+          <w:numId w:val="14"/>
         </w:numPr>
-      </w:pPr>
-      <w:r>
-        <w:t>Select ticket quantity using a user-friendly interface.</w:t>
+        <w:spacing w:line="360" w:lineRule="auto"/>
+        <w:jc w:val="both"/>
+        <w:rPr>
+          <w:sz w:val="28"/>
+          <w:szCs w:val="28"/>
+        </w:rPr>
+      </w:pPr>
+      <w:r>
+        <w:rPr>
+          <w:sz w:val="28"/>
+          <w:szCs w:val="28"/>
+        </w:rPr>
+        <w:t>User Model</w:t>
       </w:r>
     </w:p>
     <w:p>
       <w:pPr>
         <w:numPr>
           <w:ilvl w:val="0"/>
-          <w:numId w:val="2"/>
+          <w:numId w:val="14"/>
         </w:numPr>
-      </w:pPr>
-      <w:r>
-        <w:t>Register using personal details (Name, Email, Phone, etc.).</w:t>
+        <w:spacing w:line="360" w:lineRule="auto"/>
+        <w:jc w:val="both"/>
+        <w:rPr>
+          <w:sz w:val="28"/>
+          <w:szCs w:val="28"/>
+        </w:rPr>
+      </w:pPr>
+      <w:r>
+        <w:rPr>
+          <w:sz w:val="28"/>
+          <w:szCs w:val="28"/>
+        </w:rPr>
+        <w:t>Registration Model</w:t>
+      </w:r>
+    </w:p>
+    <w:p>
+      <w:pPr>
+        <w:spacing w:line="360" w:lineRule="auto"/>
+        <w:jc w:val="both"/>
+        <w:rPr>
+          <w:sz w:val="28"/>
+          <w:szCs w:val="28"/>
+        </w:rPr>
+      </w:pPr>
+      <w:r>
+        <w:rPr>
+          <w:sz w:val="28"/>
+          <w:szCs w:val="28"/>
+        </w:rPr>
+        <w:t>Each model defines attributes and relationships, ensuring proper data storage and retrieval.</w:t>
+      </w:r>
+    </w:p>
+    <w:p>
+      <w:pPr>
+        <w:spacing w:line="360" w:lineRule="auto"/>
+        <w:jc w:val="both"/>
+        <w:rPr>
+          <w:b/>
+          <w:bCs/>
+          <w:sz w:val="28"/>
+          <w:szCs w:val="28"/>
+        </w:rPr>
+      </w:pPr>
+      <w:r>
+        <w:rPr>
+          <w:b/>
+          <w:bCs/>
+          <w:sz w:val="28"/>
+          <w:szCs w:val="28"/>
+        </w:rPr>
+        <w:t>View</w:t>
+      </w:r>
+    </w:p>
+    <w:p>
+      <w:pPr>
+        <w:spacing w:line="360" w:lineRule="auto"/>
+        <w:jc w:val="both"/>
+        <w:rPr>
+          <w:sz w:val="28"/>
+          <w:szCs w:val="28"/>
+        </w:rPr>
+      </w:pPr>
+      <w:r>
+        <w:rPr>
+          <w:sz w:val="28"/>
+          <w:szCs w:val="28"/>
+        </w:rPr>
+        <w:t>The View handles the user interface and presentation logic. It uses Django templates to display dynamic data such as event listings, registration forms, and ticket details.</w:t>
+      </w:r>
+    </w:p>
+    <w:p>
+      <w:pPr>
+        <w:spacing w:line="360" w:lineRule="auto"/>
+        <w:jc w:val="both"/>
+        <w:rPr>
+          <w:b/>
+          <w:bCs/>
+          <w:sz w:val="28"/>
+          <w:szCs w:val="28"/>
+        </w:rPr>
+      </w:pPr>
+      <w:r>
+        <w:rPr>
+          <w:b/>
+          <w:bCs/>
+          <w:sz w:val="28"/>
+          <w:szCs w:val="28"/>
+        </w:rPr>
+        <w:t>Controller</w:t>
+      </w:r>
+    </w:p>
+    <w:p>
+      <w:pPr>
+        <w:spacing w:line="360" w:lineRule="auto"/>
+        <w:jc w:val="both"/>
+        <w:rPr>
+          <w:sz w:val="28"/>
+          <w:szCs w:val="28"/>
+        </w:rPr>
+      </w:pPr>
+      <w:r>
+        <w:rPr>
+          <w:sz w:val="28"/>
+          <w:szCs w:val="28"/>
+        </w:rPr>
+        <w:t>The Controller manages the application logic and processes user inputs. It handles:</w:t>
       </w:r>
     </w:p>
     <w:p>
       <w:pPr>
         <w:numPr>
           <w:ilvl w:val="0"/>
-          <w:numId w:val="2"/>
+          <w:numId w:val="15"/>
         </w:numPr>
-      </w:pPr>
-      <w:r>
-        <w:t>Receive booking confirmation with QR code.</w:t>
+        <w:spacing w:line="360" w:lineRule="auto"/>
+        <w:jc w:val="both"/>
+        <w:rPr>
+          <w:sz w:val="28"/>
+          <w:szCs w:val="28"/>
+        </w:rPr>
+      </w:pPr>
+      <w:r>
+        <w:rPr>
+          <w:sz w:val="28"/>
+          <w:szCs w:val="28"/>
+        </w:rPr>
+        <w:t>Event creation and updates</w:t>
       </w:r>
     </w:p>
     <w:p>
       <w:pPr>
         <w:numPr>
           <w:ilvl w:val="0"/>
-          <w:numId w:val="2"/>
+          <w:numId w:val="15"/>
         </w:numPr>
-      </w:pPr>
-      <w:r>
-        <w:t>Download tickets in PDF format.</w:t>
+        <w:spacing w:line="360" w:lineRule="auto"/>
+        <w:jc w:val="both"/>
+        <w:rPr>
+          <w:sz w:val="28"/>
+          <w:szCs w:val="28"/>
+        </w:rPr>
+      </w:pPr>
+      <w:r>
+        <w:rPr>
+          <w:sz w:val="28"/>
+          <w:szCs w:val="28"/>
+        </w:rPr>
+        <w:t>Registration processing</w:t>
       </w:r>
     </w:p>
     <w:p>
       <w:pPr>
         <w:numPr>
           <w:ilvl w:val="0"/>
-          <w:numId w:val="2"/>
+          <w:numId w:val="15"/>
         </w:numPr>
-      </w:pPr>
-      <w:r>
-        <w:t>Email confirmation with ticket information.</w:t>
-      </w:r>
-    </w:p>
-    <w:p>
-      <w:pPr>
-        <w:rPr>
-          <w:b/>
-          <w:bCs/>
-        </w:rPr>
-      </w:pPr>
-      <w:r>
-        <w:rPr>
-          <w:b/>
-          <w:bCs/>
-        </w:rPr>
-        <w:t>Organizer Features</w:t>
+        <w:spacing w:line="360" w:lineRule="auto"/>
+        <w:jc w:val="both"/>
+        <w:rPr>
+          <w:sz w:val="28"/>
+          <w:szCs w:val="28"/>
+        </w:rPr>
+      </w:pPr>
+      <w:r>
+        <w:rPr>
+          <w:sz w:val="28"/>
+          <w:szCs w:val="28"/>
+        </w:rPr>
+        <w:t>Ticket generation</w:t>
+      </w:r>
+    </w:p>
+    <w:p>
+      <w:pPr>
+        <w:spacing w:line="360" w:lineRule="auto"/>
+        <w:jc w:val="both"/>
+        <w:rPr>
+          <w:b/>
+          <w:bCs/>
+          <w:sz w:val="28"/>
+          <w:szCs w:val="28"/>
+        </w:rPr>
+      </w:pPr>
+      <w:r>
+        <w:rPr>
+          <w:b/>
+          <w:bCs/>
+          <w:sz w:val="28"/>
+          <w:szCs w:val="28"/>
+        </w:rPr>
+        <w:lastRenderedPageBreak/>
+        <w:t>Benefits of MVC</w:t>
       </w:r>
     </w:p>
     <w:p>
       <w:pPr>
         <w:numPr>
           <w:ilvl w:val="0"/>
-          <w:numId w:val="3"/>
+          <w:numId w:val="16"/>
         </w:numPr>
-      </w:pPr>
-      <w:r>
-        <w:t>Register and log in to the system.</w:t>
+        <w:spacing w:line="360" w:lineRule="auto"/>
+        <w:jc w:val="both"/>
+        <w:rPr>
+          <w:sz w:val="28"/>
+          <w:szCs w:val="28"/>
+        </w:rPr>
+      </w:pPr>
+      <w:r>
+        <w:rPr>
+          <w:sz w:val="28"/>
+          <w:szCs w:val="28"/>
+        </w:rPr>
+        <w:t>Improves code maintainability</w:t>
       </w:r>
     </w:p>
     <w:p>
       <w:pPr>
         <w:numPr>
           <w:ilvl w:val="0"/>
-          <w:numId w:val="3"/>
+          <w:numId w:val="16"/>
         </w:numPr>
-      </w:pPr>
-      <w:r>
-        <w:t>Create and manage events with custom ticket types (Free, VIP, etc.).</w:t>
+        <w:spacing w:line="360" w:lineRule="auto"/>
+        <w:jc w:val="both"/>
+        <w:rPr>
+          <w:sz w:val="28"/>
+          <w:szCs w:val="28"/>
+        </w:rPr>
+      </w:pPr>
+      <w:r>
+        <w:rPr>
+          <w:sz w:val="28"/>
+          <w:szCs w:val="28"/>
+        </w:rPr>
+        <w:t>Enhances scalability</w:t>
       </w:r>
     </w:p>
     <w:p>
       <w:pPr>
         <w:numPr>
           <w:ilvl w:val="0"/>
-          <w:numId w:val="3"/>
+          <w:numId w:val="16"/>
         </w:numPr>
-      </w:pPr>
-      <w:r>
-        <w:t>Define registration fields for attendees.</w:t>
+        <w:spacing w:line="360" w:lineRule="auto"/>
+        <w:jc w:val="both"/>
+        <w:rPr>
+          <w:sz w:val="28"/>
+          <w:szCs w:val="28"/>
+        </w:rPr>
+      </w:pPr>
+      <w:r>
+        <w:rPr>
+          <w:sz w:val="28"/>
+          <w:szCs w:val="28"/>
+        </w:rPr>
+        <w:t>Simplifies debugging</w:t>
       </w:r>
     </w:p>
     <w:p>
       <w:pPr>
         <w:numPr>
           <w:ilvl w:val="0"/>
-          <w:numId w:val="3"/>
+          <w:numId w:val="16"/>
         </w:numPr>
-      </w:pPr>
-      <w:r>
-        <w:t>View and export registration data in CSV format.</w:t>
+        <w:spacing w:line="360" w:lineRule="auto"/>
+        <w:jc w:val="both"/>
+        <w:rPr>
+          <w:sz w:val="28"/>
+          <w:szCs w:val="28"/>
+        </w:rPr>
+      </w:pPr>
+      <w:r>
+        <w:rPr>
+          <w:sz w:val="28"/>
+          <w:szCs w:val="28"/>
+        </w:rPr>
+        <w:t>Supports modular development</w:t>
+      </w:r>
+    </w:p>
+    <w:p>
+      <w:pPr>
+        <w:spacing w:line="360" w:lineRule="auto"/>
+        <w:jc w:val="both"/>
+        <w:rPr>
+          <w:sz w:val="28"/>
+          <w:szCs w:val="28"/>
+        </w:rPr>
+      </w:pPr>
+    </w:p>
+    <w:p>
+      <w:pPr>
+        <w:spacing w:line="360" w:lineRule="auto"/>
+        <w:jc w:val="both"/>
+        <w:rPr>
+          <w:sz w:val="28"/>
+          <w:szCs w:val="28"/>
+        </w:rPr>
+      </w:pPr>
+    </w:p>
+    <w:p>
+      <w:pPr>
+        <w:spacing w:line="360" w:lineRule="auto"/>
+        <w:jc w:val="both"/>
+        <w:rPr>
+          <w:sz w:val="28"/>
+          <w:szCs w:val="28"/>
+        </w:rPr>
+      </w:pPr>
+    </w:p>
+    <w:p>
+      <w:pPr>
+        <w:spacing w:line="360" w:lineRule="auto"/>
+        <w:jc w:val="both"/>
+        <w:rPr>
+          <w:sz w:val="28"/>
+          <w:szCs w:val="28"/>
+        </w:rPr>
+      </w:pPr>
+    </w:p>
+    <w:p>
+      <w:pPr>
+        <w:spacing w:line="360" w:lineRule="auto"/>
+        <w:jc w:val="both"/>
+        <w:rPr>
+          <w:sz w:val="28"/>
+          <w:szCs w:val="28"/>
+        </w:rPr>
+      </w:pPr>
+    </w:p>
+    <w:p>
+      <w:pPr>
+        <w:spacing w:line="360" w:lineRule="auto"/>
+        <w:jc w:val="both"/>
+        <w:rPr>
+          <w:sz w:val="28"/>
+          <w:szCs w:val="28"/>
+        </w:rPr>
+      </w:pPr>
+    </w:p>
+    <w:p>
+      <w:pPr>
+        <w:spacing w:line="360" w:lineRule="auto"/>
+        <w:jc w:val="both"/>
+        <w:rPr>
+          <w:sz w:val="28"/>
+          <w:szCs w:val="28"/>
+        </w:rPr>
+      </w:pPr>
+    </w:p>
+    <w:p>
+      <w:pPr>
+        <w:spacing w:line="360" w:lineRule="auto"/>
+        <w:jc w:val="both"/>
+        <w:rPr>
+          <w:sz w:val="28"/>
+          <w:szCs w:val="28"/>
+        </w:rPr>
+      </w:pPr>
+    </w:p>
+    <w:p>
+      <w:pPr>
+        <w:spacing w:line="360" w:lineRule="auto"/>
+        <w:jc w:val="both"/>
+        <w:rPr>
+          <w:sz w:val="28"/>
+          <w:szCs w:val="28"/>
+        </w:rPr>
+      </w:pPr>
+    </w:p>
+    <w:p>
+      <w:pPr>
+        <w:spacing w:line="360" w:lineRule="auto"/>
+        <w:jc w:val="both"/>
+        <w:rPr>
+          <w:sz w:val="28"/>
+          <w:szCs w:val="28"/>
+        </w:rPr>
+      </w:pPr>
+    </w:p>
+    <w:p>
+      <w:pPr>
+        <w:spacing w:line="360" w:lineRule="auto"/>
+        <w:jc w:val="both"/>
+        <w:rPr>
+          <w:sz w:val="28"/>
+          <w:szCs w:val="28"/>
+        </w:rPr>
+      </w:pPr>
+    </w:p>
+    <w:p>
+      <w:pPr>
+        <w:spacing w:line="360" w:lineRule="auto"/>
+        <w:jc w:val="both"/>
+        <w:rPr>
+          <w:sz w:val="28"/>
+          <w:szCs w:val="28"/>
+        </w:rPr>
+      </w:pPr>
+    </w:p>
+    <w:p>
+      <w:pPr>
+        <w:spacing w:line="360" w:lineRule="auto"/>
+        <w:jc w:val="both"/>
+        <w:rPr>
+          <w:sz w:val="28"/>
+          <w:szCs w:val="28"/>
+        </w:rPr>
+      </w:pPr>
+    </w:p>
+    <w:p>
+      <w:pPr>
+        <w:spacing w:line="360" w:lineRule="auto"/>
+        <w:jc w:val="both"/>
+        <w:rPr>
+          <w:sz w:val="28"/>
+          <w:szCs w:val="28"/>
+        </w:rPr>
+      </w:pPr>
+    </w:p>
+    <w:p>
+      <w:pPr>
+        <w:spacing w:line="360" w:lineRule="auto"/>
+        <w:jc w:val="both"/>
+        <w:rPr>
+          <w:sz w:val="28"/>
+          <w:szCs w:val="28"/>
+        </w:rPr>
+      </w:pPr>
+    </w:p>
+    <w:p>
+      <w:pPr>
+        <w:spacing w:line="360" w:lineRule="auto"/>
+        <w:jc w:val="both"/>
+        <w:rPr>
+          <w:sz w:val="28"/>
+          <w:szCs w:val="28"/>
+        </w:rPr>
+      </w:pPr>
+    </w:p>
+    <w:p>
+      <w:pPr>
+        <w:spacing w:line="360" w:lineRule="auto"/>
+        <w:jc w:val="both"/>
+        <w:rPr>
+          <w:b/>
+          <w:bCs/>
+          <w:sz w:val="28"/>
+          <w:szCs w:val="28"/>
+        </w:rPr>
+      </w:pPr>
+      <w:r>
+        <w:rPr>
+          <w:b/>
+          <w:bCs/>
+          <w:sz w:val="28"/>
+          <w:szCs w:val="28"/>
+        </w:rPr>
+        <w:lastRenderedPageBreak/>
+        <w:t xml:space="preserve">7. Database Design </w:t>
+      </w:r>
+    </w:p>
+    <w:p>
+      <w:pPr>
+        <w:spacing w:line="360" w:lineRule="auto"/>
+        <w:jc w:val="both"/>
+        <w:rPr>
+          <w:sz w:val="28"/>
+          <w:szCs w:val="28"/>
+        </w:rPr>
+      </w:pPr>
+      <w:r>
+        <w:rPr>
+          <w:sz w:val="28"/>
+          <w:szCs w:val="28"/>
+        </w:rPr>
+        <w:t>The database is designed to efficiently store and manage system data.</w:t>
+      </w:r>
+    </w:p>
+    <w:p>
+      <w:pPr>
+        <w:spacing w:line="360" w:lineRule="auto"/>
+        <w:jc w:val="both"/>
+        <w:rPr>
+          <w:b/>
+          <w:bCs/>
+          <w:sz w:val="28"/>
+          <w:szCs w:val="28"/>
+        </w:rPr>
+      </w:pPr>
+      <w:r>
+        <w:rPr>
+          <w:b/>
+          <w:bCs/>
+          <w:sz w:val="28"/>
+          <w:szCs w:val="28"/>
+        </w:rPr>
+        <w:t>Key Tables</w:t>
       </w:r>
     </w:p>
     <w:p>
       <w:pPr>
         <w:numPr>
           <w:ilvl w:val="0"/>
-          <w:numId w:val="3"/>
+          <w:numId w:val="17"/>
         </w:numPr>
-      </w:pPr>
-      <w:r>
-        <w:t>Implement check-in system using QR code scanning or manual verification.</w:t>
-      </w:r>
-    </w:p>
-    <w:p>
-      <w:pPr>
-        <w:rPr>
-          <w:b/>
-          <w:bCs/>
-        </w:rPr>
-      </w:pPr>
-      <w:r>
-        <w:rPr>
-          <w:b/>
-          <w:bCs/>
-        </w:rPr>
-        <w:t>Admin Panel Features</w:t>
+        <w:spacing w:line="360" w:lineRule="auto"/>
+        <w:jc w:val="both"/>
+        <w:rPr>
+          <w:sz w:val="28"/>
+          <w:szCs w:val="28"/>
+        </w:rPr>
+      </w:pPr>
+      <w:r>
+        <w:rPr>
+          <w:b/>
+          <w:bCs/>
+          <w:sz w:val="28"/>
+          <w:szCs w:val="28"/>
+        </w:rPr>
+        <w:t>User Table:</w:t>
+      </w:r>
+      <w:r>
+        <w:rPr>
+          <w:sz w:val="28"/>
+          <w:szCs w:val="28"/>
+        </w:rPr>
+        <w:t xml:space="preserve"> Stores user details and roles</w:t>
       </w:r>
     </w:p>
     <w:p>
       <w:pPr>
         <w:numPr>
           <w:ilvl w:val="0"/>
-          <w:numId w:val="4"/>
+          <w:numId w:val="17"/>
         </w:numPr>
-      </w:pPr>
-      <w:r>
-        <w:t>Full control over events, tickets, users, and registrations.</w:t>
+        <w:spacing w:line="360" w:lineRule="auto"/>
+        <w:jc w:val="both"/>
+        <w:rPr>
+          <w:sz w:val="28"/>
+          <w:szCs w:val="28"/>
+        </w:rPr>
+      </w:pPr>
+      <w:r>
+        <w:rPr>
+          <w:b/>
+          <w:bCs/>
+          <w:sz w:val="28"/>
+          <w:szCs w:val="28"/>
+        </w:rPr>
+        <w:t>Event Table:</w:t>
+      </w:r>
+      <w:r>
+        <w:rPr>
+          <w:sz w:val="28"/>
+          <w:szCs w:val="28"/>
+        </w:rPr>
+        <w:t xml:space="preserve"> Stores event information</w:t>
       </w:r>
     </w:p>
     <w:p>
       <w:pPr>
         <w:numPr>
           <w:ilvl w:val="0"/>
-          <w:numId w:val="4"/>
+          <w:numId w:val="17"/>
         </w:numPr>
-      </w:pPr>
-      <w:r>
-        <w:t>Monitor platform activities and manage system data efficiently.</w:t>
-      </w:r>
-    </w:p>
-    <w:p>
-      <w:pPr>
-        <w:rPr>
-          <w:b/>
-          <w:bCs/>
-        </w:rPr>
-      </w:pPr>
-    </w:p>
-    <w:p>
-      <w:pPr>
-        <w:rPr>
-          <w:b/>
-          <w:bCs/>
-        </w:rPr>
-      </w:pPr>
-    </w:p>
-    <w:p>
-      <w:pPr>
-        <w:rPr>
-          <w:b/>
-          <w:bCs/>
-        </w:rPr>
-      </w:pPr>
-    </w:p>
-    <w:p>
-      <w:pPr>
-        <w:rPr>
-          <w:b/>
-          <w:bCs/>
-        </w:rPr>
-      </w:pPr>
-    </w:p>
-    <w:p>
-      <w:pPr>
-        <w:rPr>
-          <w:b/>
-          <w:bCs/>
-        </w:rPr>
-      </w:pPr>
-      <w:r>
-        <w:rPr>
-          <w:b/>
-          <w:bCs/>
-        </w:rPr>
-        <w:lastRenderedPageBreak/>
-        <w:t>4. Technology Stack</w:t>
+        <w:spacing w:line="360" w:lineRule="auto"/>
+        <w:jc w:val="both"/>
+        <w:rPr>
+          <w:sz w:val="28"/>
+          <w:szCs w:val="28"/>
+        </w:rPr>
+      </w:pPr>
+      <w:r>
+        <w:rPr>
+          <w:b/>
+          <w:bCs/>
+          <w:sz w:val="28"/>
+          <w:szCs w:val="28"/>
+        </w:rPr>
+        <w:t>Ticket Table:</w:t>
+      </w:r>
+      <w:r>
+        <w:rPr>
+          <w:sz w:val="28"/>
+          <w:szCs w:val="28"/>
+        </w:rPr>
+        <w:t xml:space="preserve"> Stores ticket types and pricing</w:t>
       </w:r>
     </w:p>
     <w:p>
       <w:pPr>
         <w:numPr>
           <w:ilvl w:val="0"/>
-          <w:numId w:val="5"/>
+          <w:numId w:val="17"/>
         </w:numPr>
-      </w:pPr>
-      <w:r>
-        <w:rPr>
-          <w:b/>
-          <w:bCs/>
-        </w:rPr>
-        <w:t>Backend:</w:t>
-      </w:r>
-      <w:r>
-        <w:t xml:space="preserve"> Django (Python)</w:t>
+        <w:spacing w:line="360" w:lineRule="auto"/>
+        <w:jc w:val="both"/>
+        <w:rPr>
+          <w:sz w:val="28"/>
+          <w:szCs w:val="28"/>
+        </w:rPr>
+      </w:pPr>
+      <w:r>
+        <w:rPr>
+          <w:b/>
+          <w:bCs/>
+          <w:sz w:val="28"/>
+          <w:szCs w:val="28"/>
+        </w:rPr>
+        <w:t>Registration Table:</w:t>
+      </w:r>
+      <w:r>
+        <w:rPr>
+          <w:sz w:val="28"/>
+          <w:szCs w:val="28"/>
+        </w:rPr>
+        <w:t xml:space="preserve"> Stores attendee registrations</w:t>
+      </w:r>
+    </w:p>
+    <w:p>
+      <w:pPr>
+        <w:spacing w:line="360" w:lineRule="auto"/>
+        <w:jc w:val="both"/>
+        <w:rPr>
+          <w:sz w:val="28"/>
+          <w:szCs w:val="28"/>
+        </w:rPr>
+      </w:pPr>
+    </w:p>
+    <w:p>
+      <w:pPr>
+        <w:spacing w:line="360" w:lineRule="auto"/>
+        <w:jc w:val="both"/>
+        <w:rPr>
+          <w:b/>
+          <w:bCs/>
+          <w:sz w:val="28"/>
+          <w:szCs w:val="28"/>
+        </w:rPr>
+      </w:pPr>
+      <w:r>
+        <w:rPr>
+          <w:b/>
+          <w:bCs/>
+          <w:sz w:val="28"/>
+          <w:szCs w:val="28"/>
+        </w:rPr>
+        <w:t>Relationships</w:t>
       </w:r>
     </w:p>
     <w:p>
       <w:pPr>
         <w:numPr>
           <w:ilvl w:val="0"/>
-          <w:numId w:val="5"/>
+          <w:numId w:val="18"/>
         </w:numPr>
-      </w:pPr>
-      <w:r>
-        <w:rPr>
-          <w:b/>
-          <w:bCs/>
-        </w:rPr>
-        <w:t>Frontend:</w:t>
-      </w:r>
-      <w:r>
-        <w:t xml:space="preserve"> HTML, CSS, JavaScript</w:t>
+        <w:spacing w:line="360" w:lineRule="auto"/>
+        <w:jc w:val="both"/>
+        <w:rPr>
+          <w:sz w:val="28"/>
+          <w:szCs w:val="28"/>
+        </w:rPr>
+      </w:pPr>
+      <w:r>
+        <w:rPr>
+          <w:sz w:val="28"/>
+          <w:szCs w:val="28"/>
+        </w:rPr>
+        <w:t>One event can have multiple tickets</w:t>
       </w:r>
     </w:p>
     <w:p>
       <w:pPr>
         <w:numPr>
           <w:ilvl w:val="0"/>
-          <w:numId w:val="5"/>
+          <w:numId w:val="18"/>
         </w:numPr>
-      </w:pPr>
-      <w:r>
-        <w:rPr>
-          <w:b/>
-          <w:bCs/>
-        </w:rPr>
-        <w:t>Database:</w:t>
-      </w:r>
-      <w:r>
-        <w:t xml:space="preserve"> SQLite</w:t>
+        <w:spacing w:line="360" w:lineRule="auto"/>
+        <w:jc w:val="both"/>
+        <w:rPr>
+          <w:sz w:val="28"/>
+          <w:szCs w:val="28"/>
+        </w:rPr>
+      </w:pPr>
+      <w:r>
+        <w:rPr>
+          <w:sz w:val="28"/>
+          <w:szCs w:val="28"/>
+        </w:rPr>
+        <w:t>One user can register for multiple events</w:t>
       </w:r>
     </w:p>
     <w:p>
       <w:pPr>
         <w:numPr>
           <w:ilvl w:val="0"/>
-          <w:numId w:val="5"/>
+          <w:numId w:val="18"/>
         </w:numPr>
-      </w:pPr>
-      <w:r>
-        <w:rPr>
-          <w:b/>
-          <w:bCs/>
-        </w:rPr>
-        <w:t>Libraries:</w:t>
-      </w:r>
-    </w:p>
-    <w:p>
-      <w:pPr>
-        <w:numPr>
-          <w:ilvl w:val="1"/>
-          <w:numId w:val="5"/>
-        </w:numPr>
-      </w:pPr>
-      <w:r>
-        <w:t>Pillow – Image handling</w:t>
-      </w:r>
-    </w:p>
-    <w:p>
-      <w:pPr>
-        <w:numPr>
-          <w:ilvl w:val="1"/>
-          <w:numId w:val="5"/>
-        </w:numPr>
-      </w:pPr>
-      <w:proofErr w:type="spellStart"/>
-      <w:r>
-        <w:t>qrcode</w:t>
-      </w:r>
-      <w:proofErr w:type="spellEnd"/>
-      <w:r>
-        <w:t xml:space="preserve"> – QR code generation</w:t>
-      </w:r>
-    </w:p>
-    <w:p>
-      <w:pPr>
-        <w:numPr>
-          <w:ilvl w:val="1"/>
-          <w:numId w:val="5"/>
-        </w:numPr>
-      </w:pPr>
-      <w:proofErr w:type="spellStart"/>
-      <w:r>
-        <w:t>reportlab</w:t>
-      </w:r>
-      <w:proofErr w:type="spellEnd"/>
-      <w:r>
-        <w:t xml:space="preserve"> – PDF ticket generation</w:t>
+        <w:spacing w:line="360" w:lineRule="auto"/>
+        <w:jc w:val="both"/>
+        <w:rPr>
+          <w:sz w:val="28"/>
+          <w:szCs w:val="28"/>
+        </w:rPr>
+      </w:pPr>
+      <w:r>
+        <w:rPr>
+          <w:sz w:val="28"/>
+          <w:szCs w:val="28"/>
+        </w:rPr>
+        <w:t>Each registration is linked to a ticket and event</w:t>
+      </w:r>
+    </w:p>
+    <w:p>
+      <w:pPr>
+        <w:spacing w:line="360" w:lineRule="auto"/>
+        <w:jc w:val="both"/>
+        <w:rPr>
+          <w:sz w:val="28"/>
+          <w:szCs w:val="28"/>
+        </w:rPr>
+      </w:pPr>
+    </w:p>
+    <w:p>
+      <w:pPr>
+        <w:spacing w:line="360" w:lineRule="auto"/>
+        <w:jc w:val="both"/>
+        <w:rPr>
+          <w:b/>
+          <w:bCs/>
+          <w:sz w:val="28"/>
+          <w:szCs w:val="28"/>
+        </w:rPr>
+      </w:pPr>
+      <w:r>
+        <w:rPr>
+          <w:b/>
+          <w:bCs/>
+          <w:sz w:val="28"/>
+          <w:szCs w:val="28"/>
+        </w:rPr>
+        <w:t>Data Integrity</w:t>
+      </w:r>
+    </w:p>
+    <w:p>
+      <w:pPr>
+        <w:spacing w:line="360" w:lineRule="auto"/>
+        <w:jc w:val="both"/>
+        <w:rPr>
+          <w:sz w:val="28"/>
+          <w:szCs w:val="28"/>
+        </w:rPr>
+      </w:pPr>
+      <w:r>
+        <w:rPr>
+          <w:sz w:val="28"/>
+          <w:szCs w:val="28"/>
+        </w:rPr>
+        <w:t>Primary keys and foreign keys are used to maintain relationships. Constraints ensure that invalid data is not stored in the database.</w:t>
+      </w:r>
+    </w:p>
+    <w:p>
+      <w:pPr>
+        <w:spacing w:line="360" w:lineRule="auto"/>
+        <w:jc w:val="both"/>
+        <w:rPr>
+          <w:sz w:val="28"/>
+          <w:szCs w:val="28"/>
+        </w:rPr>
+      </w:pPr>
+    </w:p>
+    <w:p>
+      <w:pPr>
+        <w:spacing w:line="360" w:lineRule="auto"/>
+        <w:jc w:val="both"/>
+        <w:rPr>
+          <w:sz w:val="28"/>
+          <w:szCs w:val="28"/>
+        </w:rPr>
+      </w:pPr>
+    </w:p>
+    <w:p>
+      <w:pPr>
+        <w:spacing w:line="360" w:lineRule="auto"/>
+        <w:jc w:val="both"/>
+        <w:rPr>
+          <w:sz w:val="28"/>
+          <w:szCs w:val="28"/>
+        </w:rPr>
+      </w:pPr>
+    </w:p>
+    <w:p>
+      <w:pPr>
+        <w:spacing w:line="360" w:lineRule="auto"/>
+        <w:jc w:val="both"/>
+        <w:rPr>
+          <w:sz w:val="28"/>
+          <w:szCs w:val="28"/>
+        </w:rPr>
+      </w:pPr>
+    </w:p>
+    <w:p>
+      <w:pPr>
+        <w:spacing w:line="360" w:lineRule="auto"/>
+        <w:jc w:val="both"/>
+        <w:rPr>
+          <w:sz w:val="28"/>
+          <w:szCs w:val="28"/>
+        </w:rPr>
+      </w:pPr>
+    </w:p>
+    <w:p>
+      <w:pPr>
+        <w:spacing w:line="360" w:lineRule="auto"/>
+        <w:jc w:val="both"/>
+        <w:rPr>
+          <w:b/>
+          <w:bCs/>
+          <w:sz w:val="28"/>
+          <w:szCs w:val="28"/>
+        </w:rPr>
+      </w:pPr>
+      <w:r>
+        <w:rPr>
+          <w:b/>
+          <w:bCs/>
+          <w:sz w:val="28"/>
+          <w:szCs w:val="28"/>
+        </w:rPr>
+        <w:lastRenderedPageBreak/>
+        <w:t>8. System Workflow</w:t>
+      </w:r>
+    </w:p>
+    <w:p>
+      <w:pPr>
+        <w:spacing w:line="360" w:lineRule="auto"/>
+        <w:jc w:val="both"/>
+        <w:rPr>
+          <w:sz w:val="28"/>
+          <w:szCs w:val="28"/>
+        </w:rPr>
+      </w:pPr>
+      <w:r>
+        <w:rPr>
+          <w:sz w:val="28"/>
+          <w:szCs w:val="28"/>
+        </w:rPr>
+        <w:t>The system workflow defines the sequence of operations.</w:t>
+      </w:r>
+    </w:p>
+    <w:p>
+      <w:pPr>
+        <w:spacing w:line="360" w:lineRule="auto"/>
+        <w:jc w:val="both"/>
+        <w:rPr>
+          <w:b/>
+          <w:bCs/>
+          <w:sz w:val="28"/>
+          <w:szCs w:val="28"/>
+        </w:rPr>
+      </w:pPr>
+      <w:r>
+        <w:rPr>
+          <w:b/>
+          <w:bCs/>
+          <w:sz w:val="28"/>
+          <w:szCs w:val="28"/>
+        </w:rPr>
+        <w:t>Attendee Workflow</w:t>
       </w:r>
     </w:p>
     <w:p>
       <w:pPr>
         <w:numPr>
           <w:ilvl w:val="0"/>
-          <w:numId w:val="5"/>
+          <w:numId w:val="19"/>
         </w:numPr>
-      </w:pPr>
-      <w:r>
-        <w:rPr>
-          <w:b/>
-          <w:bCs/>
-        </w:rPr>
-        <w:t>Email Service:</w:t>
-      </w:r>
-      <w:r>
-        <w:t xml:space="preserve"> SMTP (Gmail)</w:t>
-      </w:r>
-    </w:p>
-    <w:p/>
-    <w:p/>
-    <w:p/>
-    <w:p/>
-    <w:p/>
-    <w:p/>
-    <w:p/>
-    <w:p/>
-    <w:p/>
-    <w:p/>
-    <w:p/>
-    <w:p/>
-    <w:p/>
-    <w:p/>
-    <w:p/>
-    <w:p/>
-    <w:p/>
-    <w:p/>
-    <w:p/>
-    <w:p/>
-    <w:p/>
-    <w:p/>
-    <w:p/>
-    <w:p>
-      <w:pPr>
-        <w:rPr>
-          <w:b/>
-          <w:bCs/>
-        </w:rPr>
-      </w:pPr>
-      <w:r>
-        <w:rPr>
-          <w:b/>
-          <w:bCs/>
-        </w:rPr>
-        <w:t>5. Methodology</w:t>
-      </w:r>
-    </w:p>
-    <w:p>
-      <w:r>
-        <w:t>The project was developed following these steps:</w:t>
+        <w:spacing w:line="360" w:lineRule="auto"/>
+        <w:jc w:val="both"/>
+        <w:rPr>
+          <w:sz w:val="28"/>
+          <w:szCs w:val="28"/>
+        </w:rPr>
+      </w:pPr>
+      <w:r>
+        <w:rPr>
+          <w:sz w:val="28"/>
+          <w:szCs w:val="28"/>
+        </w:rPr>
+        <w:t>Browse events</w:t>
       </w:r>
     </w:p>
     <w:p>
       <w:pPr>
         <w:numPr>
           <w:ilvl w:val="0"/>
-          <w:numId w:val="6"/>
+          <w:numId w:val="19"/>
         </w:numPr>
-      </w:pPr>
-      <w:r>
-        <w:rPr>
-          <w:b/>
-          <w:bCs/>
-        </w:rPr>
-        <w:t>Requirement Analysis:</w:t>
-      </w:r>
-      <w:r>
-        <w:t xml:space="preserve"> Gathered requirements for attendees, organizers, and admin functionalities.</w:t>
+        <w:spacing w:line="360" w:lineRule="auto"/>
+        <w:jc w:val="both"/>
+        <w:rPr>
+          <w:sz w:val="28"/>
+          <w:szCs w:val="28"/>
+        </w:rPr>
+      </w:pPr>
+      <w:r>
+        <w:rPr>
+          <w:sz w:val="28"/>
+          <w:szCs w:val="28"/>
+        </w:rPr>
+        <w:t>Select event and tickets</w:t>
       </w:r>
     </w:p>
     <w:p>
       <w:pPr>
         <w:numPr>
           <w:ilvl w:val="0"/>
-          <w:numId w:val="6"/>
+          <w:numId w:val="19"/>
         </w:numPr>
-      </w:pPr>
-      <w:r>
-        <w:rPr>
-          <w:b/>
-          <w:bCs/>
-        </w:rPr>
-        <w:t>System Design:</w:t>
-      </w:r>
-      <w:r>
-        <w:t xml:space="preserve"> Designed the database schema with models for Events, Tickets, Users, and Registrations.</w:t>
+        <w:spacing w:line="360" w:lineRule="auto"/>
+        <w:jc w:val="both"/>
+        <w:rPr>
+          <w:sz w:val="28"/>
+          <w:szCs w:val="28"/>
+        </w:rPr>
+      </w:pPr>
+      <w:r>
+        <w:rPr>
+          <w:sz w:val="28"/>
+          <w:szCs w:val="28"/>
+        </w:rPr>
+        <w:t>Fill registration form</w:t>
       </w:r>
     </w:p>
     <w:p>
       <w:pPr>
         <w:numPr>
           <w:ilvl w:val="0"/>
-          <w:numId w:val="6"/>
+          <w:numId w:val="19"/>
         </w:numPr>
-      </w:pPr>
-      <w:r>
-        <w:rPr>
-          <w:b/>
-          <w:bCs/>
-        </w:rPr>
-        <w:t>Development:</w:t>
-      </w:r>
-    </w:p>
-    <w:p>
-      <w:pPr>
-        <w:numPr>
-          <w:ilvl w:val="1"/>
-          <w:numId w:val="6"/>
-        </w:numPr>
-      </w:pPr>
-      <w:r>
-        <w:t>Built the backend using Django for handling logic, database operations, and APIs.</w:t>
-      </w:r>
-    </w:p>
-    <w:p>
-      <w:pPr>
-        <w:numPr>
-          <w:ilvl w:val="1"/>
-          <w:numId w:val="6"/>
-        </w:numPr>
-      </w:pPr>
-      <w:r>
-        <w:t>Created frontend templates using HTML, CSS, and JavaScript for responsive and interactive UI.</w:t>
-      </w:r>
-    </w:p>
-    <w:p>
-      <w:pPr>
-        <w:numPr>
-          <w:ilvl w:val="1"/>
-          <w:numId w:val="6"/>
-        </w:numPr>
-      </w:pPr>
-      <w:r>
-        <w:t>Integrated QR code generation and PDF ticket creation.</w:t>
-      </w:r>
-    </w:p>
-    <w:p>
-      <w:pPr>
-        <w:numPr>
-          <w:ilvl w:val="1"/>
-          <w:numId w:val="6"/>
-        </w:numPr>
-      </w:pPr>
-      <w:r>
-        <w:t>Implemented email notifications using SMTP.</w:t>
+        <w:spacing w:line="360" w:lineRule="auto"/>
+        <w:jc w:val="both"/>
+        <w:rPr>
+          <w:sz w:val="28"/>
+          <w:szCs w:val="28"/>
+        </w:rPr>
+      </w:pPr>
+      <w:r>
+        <w:rPr>
+          <w:sz w:val="28"/>
+          <w:szCs w:val="28"/>
+        </w:rPr>
+        <w:t>Receive confirmation</w:t>
       </w:r>
     </w:p>
     <w:p>
       <w:pPr>
         <w:numPr>
           <w:ilvl w:val="0"/>
-          <w:numId w:val="6"/>
+          <w:numId w:val="19"/>
         </w:numPr>
-      </w:pPr>
-      <w:r>
-        <w:rPr>
-          <w:b/>
-          <w:bCs/>
-        </w:rPr>
-        <w:t>Testing:</w:t>
-      </w:r>
-    </w:p>
-    <w:p>
-      <w:pPr>
-        <w:numPr>
-          <w:ilvl w:val="1"/>
-          <w:numId w:val="6"/>
-        </w:numPr>
-      </w:pPr>
-      <w:r>
-        <w:t>Conducted unit testing for models and forms.</w:t>
-      </w:r>
-    </w:p>
-    <w:p>
-      <w:pPr>
-        <w:numPr>
-          <w:ilvl w:val="1"/>
-          <w:numId w:val="6"/>
-        </w:numPr>
-      </w:pPr>
-      <w:r>
-        <w:t>Performed integration testing for end-to-end workflows.</w:t>
+        <w:spacing w:line="360" w:lineRule="auto"/>
+        <w:jc w:val="both"/>
+        <w:rPr>
+          <w:sz w:val="28"/>
+          <w:szCs w:val="28"/>
+        </w:rPr>
+      </w:pPr>
+      <w:r>
+        <w:rPr>
+          <w:sz w:val="28"/>
+          <w:szCs w:val="28"/>
+        </w:rPr>
+        <w:t>Download ticket</w:t>
+      </w:r>
+    </w:p>
+    <w:p>
+      <w:pPr>
+        <w:spacing w:line="360" w:lineRule="auto"/>
+        <w:jc w:val="both"/>
+        <w:rPr>
+          <w:sz w:val="28"/>
+          <w:szCs w:val="28"/>
+        </w:rPr>
+      </w:pPr>
+    </w:p>
+    <w:p>
+      <w:pPr>
+        <w:spacing w:line="360" w:lineRule="auto"/>
+        <w:jc w:val="both"/>
+        <w:rPr>
+          <w:b/>
+          <w:bCs/>
+          <w:sz w:val="28"/>
+          <w:szCs w:val="28"/>
+        </w:rPr>
+      </w:pPr>
+      <w:r>
+        <w:rPr>
+          <w:b/>
+          <w:bCs/>
+          <w:sz w:val="28"/>
+          <w:szCs w:val="28"/>
+        </w:rPr>
+        <w:t>Organizer Workflow</w:t>
       </w:r>
     </w:p>
     <w:p>
       <w:pPr>
         <w:numPr>
           <w:ilvl w:val="0"/>
-          <w:numId w:val="6"/>
+          <w:numId w:val="20"/>
         </w:numPr>
-      </w:pPr>
-      <w:r>
-        <w:rPr>
-          <w:b/>
-          <w:bCs/>
-        </w:rPr>
-        <w:t>Deployment:</w:t>
-      </w:r>
-      <w:r>
-        <w:t xml:space="preserve"> Configured local server and prepared the project for cloud deployment.</w:t>
-      </w:r>
-    </w:p>
-    <w:p/>
-    <w:p/>
-    <w:p/>
-    <w:p/>
-    <w:p/>
-    <w:p/>
-    <w:p/>
-    <w:p/>
-    <w:p/>
-    <w:p/>
-    <w:p/>
-    <w:p/>
-    <w:p/>
-    <w:p/>
-    <w:p/>
-    <w:p/>
-    <w:p>
-      <w:pPr>
-        <w:rPr>
-          <w:b/>
-          <w:bCs/>
-        </w:rPr>
-      </w:pPr>
-      <w:r>
-        <w:rPr>
-          <w:b/>
-          <w:bCs/>
-        </w:rPr>
-        <w:t>6. Project Setup</w:t>
+        <w:spacing w:line="360" w:lineRule="auto"/>
+        <w:jc w:val="both"/>
+        <w:rPr>
+          <w:sz w:val="28"/>
+          <w:szCs w:val="28"/>
+        </w:rPr>
+      </w:pPr>
+      <w:r>
+        <w:rPr>
+          <w:sz w:val="28"/>
+          <w:szCs w:val="28"/>
+        </w:rPr>
+        <w:t>Create event</w:t>
       </w:r>
     </w:p>
     <w:p>
       <w:pPr>
         <w:numPr>
           <w:ilvl w:val="0"/>
-          <w:numId w:val="7"/>
+          <w:numId w:val="20"/>
         </w:numPr>
-      </w:pPr>
-      <w:r>
-        <w:t>Clone the repository.</w:t>
+        <w:spacing w:line="360" w:lineRule="auto"/>
+        <w:jc w:val="both"/>
+        <w:rPr>
+          <w:sz w:val="28"/>
+          <w:szCs w:val="28"/>
+        </w:rPr>
+      </w:pPr>
+      <w:r>
+        <w:rPr>
+          <w:sz w:val="28"/>
+          <w:szCs w:val="28"/>
+        </w:rPr>
+        <w:t>Define ticket types</w:t>
       </w:r>
     </w:p>
     <w:p>
       <w:pPr>
         <w:numPr>
           <w:ilvl w:val="0"/>
-          <w:numId w:val="7"/>
+          <w:numId w:val="20"/>
         </w:numPr>
-      </w:pPr>
-      <w:r>
-        <w:t>Create a virtual environment:</w:t>
+        <w:spacing w:line="360" w:lineRule="auto"/>
+        <w:jc w:val="both"/>
+        <w:rPr>
+          <w:sz w:val="28"/>
+          <w:szCs w:val="28"/>
+        </w:rPr>
+      </w:pPr>
+      <w:r>
+        <w:rPr>
+          <w:sz w:val="28"/>
+          <w:szCs w:val="28"/>
+        </w:rPr>
+        <w:t>Monitor registrations</w:t>
       </w:r>
     </w:p>
     <w:p>
       <w:pPr>
         <w:numPr>
           <w:ilvl w:val="0"/>
-          <w:numId w:val="7"/>
+          <w:numId w:val="20"/>
         </w:numPr>
-      </w:pPr>
-      <w:r>
-        <w:t xml:space="preserve">python -m </w:t>
-      </w:r>
-      <w:proofErr w:type="spellStart"/>
-      <w:r>
-        <w:t>venv</w:t>
-      </w:r>
-      <w:proofErr w:type="spellEnd"/>
-      <w:r>
-        <w:t xml:space="preserve"> env</w:t>
+        <w:spacing w:line="360" w:lineRule="auto"/>
+        <w:jc w:val="both"/>
+        <w:rPr>
+          <w:sz w:val="28"/>
+          <w:szCs w:val="28"/>
+        </w:rPr>
+      </w:pPr>
+      <w:r>
+        <w:rPr>
+          <w:sz w:val="28"/>
+          <w:szCs w:val="28"/>
+        </w:rPr>
+        <w:t>Verify attendees</w:t>
+      </w:r>
+    </w:p>
+    <w:p>
+      <w:pPr>
+        <w:spacing w:line="360" w:lineRule="auto"/>
+        <w:jc w:val="both"/>
+        <w:rPr>
+          <w:sz w:val="28"/>
+          <w:szCs w:val="28"/>
+        </w:rPr>
+      </w:pPr>
+    </w:p>
+    <w:p>
+      <w:pPr>
+        <w:spacing w:line="360" w:lineRule="auto"/>
+        <w:jc w:val="both"/>
+        <w:rPr>
+          <w:b/>
+          <w:bCs/>
+          <w:sz w:val="28"/>
+          <w:szCs w:val="28"/>
+        </w:rPr>
+      </w:pPr>
+      <w:r>
+        <w:rPr>
+          <w:b/>
+          <w:bCs/>
+          <w:sz w:val="28"/>
+          <w:szCs w:val="28"/>
+        </w:rPr>
+        <w:t>Admin Workflow</w:t>
       </w:r>
     </w:p>
     <w:p>
       <w:pPr>
         <w:numPr>
           <w:ilvl w:val="0"/>
-          <w:numId w:val="7"/>
+          <w:numId w:val="21"/>
         </w:numPr>
-      </w:pPr>
-      <w:r>
-        <w:t>Activate the environment:</w:t>
-      </w:r>
-    </w:p>
-    <w:p>
-      <w:pPr>
-        <w:numPr>
-          <w:ilvl w:val="1"/>
-          <w:numId w:val="7"/>
-        </w:numPr>
-      </w:pPr>
-      <w:r>
-        <w:t>Windows:</w:t>
-      </w:r>
-    </w:p>
-    <w:p>
-      <w:pPr>
-        <w:numPr>
-          <w:ilvl w:val="1"/>
-          <w:numId w:val="7"/>
-        </w:numPr>
-      </w:pPr>
-      <w:r>
-        <w:t>env\Scripts\activate</w:t>
-      </w:r>
-    </w:p>
-    <w:p>
-      <w:pPr>
-        <w:numPr>
-          <w:ilvl w:val="1"/>
-          <w:numId w:val="7"/>
-        </w:numPr>
-      </w:pPr>
-      <w:r>
-        <w:t>Linux/Mac:</w:t>
-      </w:r>
-    </w:p>
-    <w:p>
-      <w:pPr>
-        <w:numPr>
-          <w:ilvl w:val="1"/>
-          <w:numId w:val="7"/>
-        </w:numPr>
-      </w:pPr>
-      <w:r>
-        <w:t>source env/bin/activate</w:t>
+        <w:spacing w:line="360" w:lineRule="auto"/>
+        <w:jc w:val="both"/>
+        <w:rPr>
+          <w:sz w:val="28"/>
+          <w:szCs w:val="28"/>
+        </w:rPr>
+      </w:pPr>
+      <w:r>
+        <w:rPr>
+          <w:sz w:val="28"/>
+          <w:szCs w:val="28"/>
+        </w:rPr>
+        <w:t>Monitor system</w:t>
       </w:r>
     </w:p>
     <w:p>
       <w:pPr>
         <w:numPr>
           <w:ilvl w:val="0"/>
-          <w:numId w:val="7"/>
+          <w:numId w:val="21"/>
         </w:numPr>
-      </w:pPr>
-      <w:r>
-        <w:t>Install dependencies:</w:t>
+        <w:spacing w:line="360" w:lineRule="auto"/>
+        <w:jc w:val="both"/>
+        <w:rPr>
+          <w:sz w:val="28"/>
+          <w:szCs w:val="28"/>
+        </w:rPr>
+      </w:pPr>
+      <w:r>
+        <w:rPr>
+          <w:sz w:val="28"/>
+          <w:szCs w:val="28"/>
+        </w:rPr>
+        <w:t>Manage users and events</w:t>
       </w:r>
     </w:p>
     <w:p>
       <w:pPr>
         <w:numPr>
           <w:ilvl w:val="0"/>
-          <w:numId w:val="7"/>
+          <w:numId w:val="21"/>
         </w:numPr>
-      </w:pPr>
-      <w:r>
-        <w:t>pip install -r requirements.txt</w:t>
+        <w:spacing w:line="360" w:lineRule="auto"/>
+        <w:jc w:val="both"/>
+        <w:rPr>
+          <w:sz w:val="28"/>
+          <w:szCs w:val="28"/>
+        </w:rPr>
+      </w:pPr>
+      <w:r>
+        <w:rPr>
+          <w:sz w:val="28"/>
+          <w:szCs w:val="28"/>
+        </w:rPr>
+        <w:t>Ensure smooth operations</w:t>
+      </w:r>
+    </w:p>
+    <w:p>
+      <w:pPr>
+        <w:spacing w:line="360" w:lineRule="auto"/>
+        <w:jc w:val="both"/>
+        <w:rPr>
+          <w:sz w:val="28"/>
+          <w:szCs w:val="28"/>
+        </w:rPr>
+      </w:pPr>
+    </w:p>
+    <w:p>
+      <w:pPr>
+        <w:spacing w:line="360" w:lineRule="auto"/>
+        <w:jc w:val="both"/>
+        <w:rPr>
+          <w:sz w:val="28"/>
+          <w:szCs w:val="28"/>
+        </w:rPr>
+      </w:pPr>
+      <w:r>
+        <w:rPr>
+          <w:sz w:val="28"/>
+          <w:szCs w:val="28"/>
+        </w:rPr>
+        <w:t>This structured workflow ensures efficiency and transparency</w:t>
+      </w:r>
+    </w:p>
+    <w:p>
+      <w:pPr>
+        <w:spacing w:line="360" w:lineRule="auto"/>
+        <w:jc w:val="both"/>
+        <w:rPr>
+          <w:b/>
+          <w:bCs/>
+          <w:sz w:val="28"/>
+          <w:szCs w:val="28"/>
+        </w:rPr>
+      </w:pPr>
+      <w:r>
+        <w:rPr>
+          <w:b/>
+          <w:bCs/>
+          <w:sz w:val="28"/>
+          <w:szCs w:val="28"/>
+        </w:rPr>
+        <w:lastRenderedPageBreak/>
+        <w:t>9. User Interface Design</w:t>
+      </w:r>
+    </w:p>
+    <w:p>
+      <w:pPr>
+        <w:spacing w:line="360" w:lineRule="auto"/>
+        <w:jc w:val="both"/>
+        <w:rPr>
+          <w:sz w:val="28"/>
+          <w:szCs w:val="28"/>
+        </w:rPr>
+      </w:pPr>
+      <w:r>
+        <w:rPr>
+          <w:sz w:val="28"/>
+          <w:szCs w:val="28"/>
+        </w:rPr>
+        <w:t>The UI is designed to provide a smooth and intuitive experience.</w:t>
+      </w:r>
+    </w:p>
+    <w:p>
+      <w:pPr>
+        <w:spacing w:line="360" w:lineRule="auto"/>
+        <w:jc w:val="both"/>
+        <w:rPr>
+          <w:b/>
+          <w:bCs/>
+          <w:sz w:val="28"/>
+          <w:szCs w:val="28"/>
+        </w:rPr>
+      </w:pPr>
+      <w:r>
+        <w:rPr>
+          <w:b/>
+          <w:bCs/>
+          <w:sz w:val="28"/>
+          <w:szCs w:val="28"/>
+        </w:rPr>
+        <w:t>Key Features</w:t>
       </w:r>
     </w:p>
     <w:p>
       <w:pPr>
         <w:numPr>
           <w:ilvl w:val="0"/>
-          <w:numId w:val="7"/>
+          <w:numId w:val="22"/>
         </w:numPr>
-      </w:pPr>
-      <w:r>
-        <w:t>Run migrations:</w:t>
+        <w:spacing w:line="360" w:lineRule="auto"/>
+        <w:jc w:val="both"/>
+        <w:rPr>
+          <w:sz w:val="28"/>
+          <w:szCs w:val="28"/>
+        </w:rPr>
+      </w:pPr>
+      <w:r>
+        <w:rPr>
+          <w:sz w:val="28"/>
+          <w:szCs w:val="28"/>
+        </w:rPr>
+        <w:t>Clean and modern layout</w:t>
       </w:r>
     </w:p>
     <w:p>
       <w:pPr>
         <w:numPr>
           <w:ilvl w:val="0"/>
-          <w:numId w:val="7"/>
+          <w:numId w:val="22"/>
         </w:numPr>
-      </w:pPr>
-      <w:r>
-        <w:t xml:space="preserve">python manage.py </w:t>
-      </w:r>
-      <w:proofErr w:type="spellStart"/>
-      <w:r>
-        <w:t>makemigrations</w:t>
-      </w:r>
-      <w:proofErr w:type="spellEnd"/>
+        <w:spacing w:line="360" w:lineRule="auto"/>
+        <w:jc w:val="both"/>
+        <w:rPr>
+          <w:sz w:val="28"/>
+          <w:szCs w:val="28"/>
+        </w:rPr>
+      </w:pPr>
+      <w:r>
+        <w:rPr>
+          <w:sz w:val="28"/>
+          <w:szCs w:val="28"/>
+        </w:rPr>
+        <w:t>Responsive design</w:t>
+      </w:r>
     </w:p>
     <w:p>
       <w:pPr>
         <w:numPr>
           <w:ilvl w:val="0"/>
-          <w:numId w:val="7"/>
+          <w:numId w:val="22"/>
         </w:numPr>
-      </w:pPr>
-      <w:r>
-        <w:t>python manage.py migrate</w:t>
+        <w:spacing w:line="360" w:lineRule="auto"/>
+        <w:jc w:val="both"/>
+        <w:rPr>
+          <w:sz w:val="28"/>
+          <w:szCs w:val="28"/>
+        </w:rPr>
+      </w:pPr>
+      <w:r>
+        <w:rPr>
+          <w:sz w:val="28"/>
+          <w:szCs w:val="28"/>
+        </w:rPr>
+        <w:t>Easy navigation</w:t>
       </w:r>
     </w:p>
     <w:p>
       <w:pPr>
         <w:numPr>
           <w:ilvl w:val="0"/>
-          <w:numId w:val="7"/>
+          <w:numId w:val="22"/>
         </w:numPr>
-      </w:pPr>
-      <w:r>
-        <w:t>Create superuser:</w:t>
+        <w:spacing w:line="360" w:lineRule="auto"/>
+        <w:jc w:val="both"/>
+        <w:rPr>
+          <w:sz w:val="28"/>
+          <w:szCs w:val="28"/>
+        </w:rPr>
+      </w:pPr>
+      <w:r>
+        <w:rPr>
+          <w:sz w:val="28"/>
+          <w:szCs w:val="28"/>
+        </w:rPr>
+        <w:t>Role-based dashboards</w:t>
+      </w:r>
+    </w:p>
+    <w:p>
+      <w:pPr>
+        <w:spacing w:line="360" w:lineRule="auto"/>
+        <w:jc w:val="both"/>
+        <w:rPr>
+          <w:sz w:val="28"/>
+          <w:szCs w:val="28"/>
+        </w:rPr>
+      </w:pPr>
+    </w:p>
+    <w:p>
+      <w:pPr>
+        <w:spacing w:line="360" w:lineRule="auto"/>
+        <w:jc w:val="both"/>
+        <w:rPr>
+          <w:b/>
+          <w:bCs/>
+          <w:sz w:val="28"/>
+          <w:szCs w:val="28"/>
+        </w:rPr>
+      </w:pPr>
+      <w:r>
+        <w:rPr>
+          <w:b/>
+          <w:bCs/>
+          <w:sz w:val="28"/>
+          <w:szCs w:val="28"/>
+        </w:rPr>
+        <w:t>Pages Included</w:t>
       </w:r>
     </w:p>
     <w:p>
       <w:pPr>
         <w:numPr>
           <w:ilvl w:val="0"/>
-          <w:numId w:val="7"/>
+          <w:numId w:val="23"/>
         </w:numPr>
-      </w:pPr>
-      <w:r>
-        <w:t xml:space="preserve">python manage.py </w:t>
-      </w:r>
-      <w:proofErr w:type="spellStart"/>
-      <w:r>
-        <w:t>createsuperuser</w:t>
-      </w:r>
-      <w:proofErr w:type="spellEnd"/>
+        <w:spacing w:line="360" w:lineRule="auto"/>
+        <w:jc w:val="both"/>
+        <w:rPr>
+          <w:sz w:val="28"/>
+          <w:szCs w:val="28"/>
+        </w:rPr>
+      </w:pPr>
+      <w:r>
+        <w:rPr>
+          <w:sz w:val="28"/>
+          <w:szCs w:val="28"/>
+        </w:rPr>
+        <w:t>Home Page</w:t>
+      </w:r>
     </w:p>
     <w:p>
       <w:pPr>
         <w:numPr>
           <w:ilvl w:val="0"/>
-          <w:numId w:val="7"/>
+          <w:numId w:val="23"/>
         </w:numPr>
-      </w:pPr>
-      <w:r>
-        <w:t>Configure SMTP email in settings.py for ticket confirmation.</w:t>
+        <w:spacing w:line="360" w:lineRule="auto"/>
+        <w:jc w:val="both"/>
+        <w:rPr>
+          <w:sz w:val="28"/>
+          <w:szCs w:val="28"/>
+        </w:rPr>
+      </w:pPr>
+      <w:r>
+        <w:rPr>
+          <w:sz w:val="28"/>
+          <w:szCs w:val="28"/>
+        </w:rPr>
+        <w:t>Event Listing Page</w:t>
       </w:r>
     </w:p>
     <w:p>
       <w:pPr>
         <w:numPr>
           <w:ilvl w:val="0"/>
-          <w:numId w:val="7"/>
+          <w:numId w:val="23"/>
         </w:numPr>
-      </w:pPr>
-      <w:r>
-        <w:t>Run the development server:</w:t>
+        <w:spacing w:line="360" w:lineRule="auto"/>
+        <w:jc w:val="both"/>
+        <w:rPr>
+          <w:sz w:val="28"/>
+          <w:szCs w:val="28"/>
+        </w:rPr>
+      </w:pPr>
+      <w:r>
+        <w:rPr>
+          <w:sz w:val="28"/>
+          <w:szCs w:val="28"/>
+        </w:rPr>
+        <w:t>Event Details Page</w:t>
       </w:r>
     </w:p>
     <w:p>
       <w:pPr>
         <w:numPr>
           <w:ilvl w:val="0"/>
-          <w:numId w:val="7"/>
+          <w:numId w:val="23"/>
         </w:numPr>
-      </w:pPr>
-      <w:r>
-        <w:t xml:space="preserve">python manage.py </w:t>
-      </w:r>
-      <w:proofErr w:type="spellStart"/>
-      <w:r>
-        <w:t>runserver</w:t>
-      </w:r>
-      <w:proofErr w:type="spellEnd"/>
+        <w:spacing w:line="360" w:lineRule="auto"/>
+        <w:jc w:val="both"/>
+        <w:rPr>
+          <w:sz w:val="28"/>
+          <w:szCs w:val="28"/>
+        </w:rPr>
+      </w:pPr>
+      <w:r>
+        <w:rPr>
+          <w:sz w:val="28"/>
+          <w:szCs w:val="28"/>
+        </w:rPr>
+        <w:t>Registration Form</w:t>
+      </w:r>
     </w:p>
     <w:p>
       <w:pPr>
         <w:numPr>
           <w:ilvl w:val="0"/>
-          <w:numId w:val="7"/>
+          <w:numId w:val="23"/>
         </w:numPr>
-      </w:pPr>
-      <w:r>
-        <w:t>Access the system:</w:t>
-      </w:r>
-    </w:p>
-    <w:p>
-      <w:pPr>
-        <w:numPr>
-          <w:ilvl w:val="1"/>
-          <w:numId w:val="7"/>
-        </w:numPr>
-      </w:pPr>
-      <w:r>
-        <w:t xml:space="preserve">Home: </w:t>
-      </w:r>
-      <w:hyperlink r:id="rId5" w:history="1">
-        <w:r>
-          <w:rPr>
-            <w:rStyle w:val="Hyperlink"/>
-          </w:rPr>
-          <w:t>http://127.0.0.1:8000/</w:t>
-        </w:r>
-      </w:hyperlink>
-    </w:p>
-    <w:p>
-      <w:pPr>
-        <w:numPr>
-          <w:ilvl w:val="1"/>
-          <w:numId w:val="7"/>
-        </w:numPr>
-      </w:pPr>
-      <w:r>
-        <w:t xml:space="preserve">Admin: </w:t>
-      </w:r>
-      <w:hyperlink r:id="rId6" w:history="1">
-        <w:r>
-          <w:rPr>
-            <w:rStyle w:val="Hyperlink"/>
-          </w:rPr>
-          <w:t>http://127.0.0.1:8000/admin/</w:t>
-        </w:r>
-      </w:hyperlink>
-    </w:p>
-    <w:p/>
-    <w:p>
-      <w:pPr>
-        <w:rPr>
-          <w:b/>
-          <w:bCs/>
-        </w:rPr>
-      </w:pPr>
-      <w:r>
-        <w:rPr>
-          <w:b/>
-          <w:bCs/>
-        </w:rPr>
-        <w:t>7. System Architecture</w:t>
-      </w:r>
-    </w:p>
-    <w:p>
-      <w:r>
-        <w:t xml:space="preserve">The system follows the </w:t>
-      </w:r>
-      <w:r>
-        <w:rPr>
-          <w:b/>
-          <w:bCs/>
-        </w:rPr>
-        <w:t>MVC (Model-View-Controller)</w:t>
-      </w:r>
-      <w:r>
-        <w:t xml:space="preserve"> architecture:</w:t>
+        <w:spacing w:line="360" w:lineRule="auto"/>
+        <w:jc w:val="both"/>
+        <w:rPr>
+          <w:sz w:val="28"/>
+          <w:szCs w:val="28"/>
+        </w:rPr>
+      </w:pPr>
+      <w:r>
+        <w:rPr>
+          <w:sz w:val="28"/>
+          <w:szCs w:val="28"/>
+        </w:rPr>
+        <w:t>Ticket Download Page</w:t>
       </w:r>
     </w:p>
     <w:p>
       <w:pPr>
         <w:numPr>
           <w:ilvl w:val="0"/>
-          <w:numId w:val="8"/>
+          <w:numId w:val="23"/>
         </w:numPr>
-      </w:pPr>
-      <w:r>
-        <w:rPr>
-          <w:b/>
-          <w:bCs/>
-        </w:rPr>
-        <w:t>Model:</w:t>
-      </w:r>
-      <w:r>
-        <w:t xml:space="preserve"> Represents the database structure (Events, Tickets, Users, Registrations).</w:t>
+        <w:spacing w:line="360" w:lineRule="auto"/>
+        <w:jc w:val="both"/>
+        <w:rPr>
+          <w:sz w:val="28"/>
+          <w:szCs w:val="28"/>
+        </w:rPr>
+      </w:pPr>
+      <w:r>
+        <w:rPr>
+          <w:sz w:val="28"/>
+          <w:szCs w:val="28"/>
+        </w:rPr>
+        <w:t>Admin Dashboard</w:t>
+      </w:r>
+    </w:p>
+    <w:p>
+      <w:pPr>
+        <w:spacing w:line="360" w:lineRule="auto"/>
+        <w:jc w:val="both"/>
+        <w:rPr>
+          <w:sz w:val="28"/>
+          <w:szCs w:val="28"/>
+        </w:rPr>
+      </w:pPr>
+    </w:p>
+    <w:p>
+      <w:pPr>
+        <w:spacing w:line="360" w:lineRule="auto"/>
+        <w:jc w:val="both"/>
+        <w:rPr>
+          <w:sz w:val="28"/>
+          <w:szCs w:val="28"/>
+        </w:rPr>
+      </w:pPr>
+      <w:r>
+        <w:rPr>
+          <w:sz w:val="28"/>
+          <w:szCs w:val="28"/>
+        </w:rPr>
+        <w:t>The UI ensures accessibility and usability for all users.</w:t>
+      </w:r>
+    </w:p>
+    <w:p>
+      <w:pPr>
+        <w:spacing w:line="360" w:lineRule="auto"/>
+        <w:jc w:val="both"/>
+        <w:rPr>
+          <w:sz w:val="28"/>
+          <w:szCs w:val="28"/>
+        </w:rPr>
+      </w:pPr>
+    </w:p>
+    <w:p>
+      <w:pPr>
+        <w:spacing w:line="360" w:lineRule="auto"/>
+        <w:jc w:val="both"/>
+        <w:rPr>
+          <w:sz w:val="28"/>
+          <w:szCs w:val="28"/>
+        </w:rPr>
+      </w:pPr>
+    </w:p>
+    <w:p>
+      <w:pPr>
+        <w:spacing w:line="360" w:lineRule="auto"/>
+        <w:jc w:val="both"/>
+        <w:rPr>
+          <w:sz w:val="28"/>
+          <w:szCs w:val="28"/>
+        </w:rPr>
+      </w:pPr>
+    </w:p>
+    <w:p>
+      <w:pPr>
+        <w:spacing w:line="360" w:lineRule="auto"/>
+        <w:jc w:val="both"/>
+        <w:rPr>
+          <w:sz w:val="28"/>
+          <w:szCs w:val="28"/>
+        </w:rPr>
+      </w:pPr>
+    </w:p>
+    <w:p>
+      <w:pPr>
+        <w:spacing w:line="360" w:lineRule="auto"/>
+        <w:jc w:val="both"/>
+        <w:rPr>
+          <w:b/>
+          <w:bCs/>
+          <w:sz w:val="28"/>
+          <w:szCs w:val="28"/>
+        </w:rPr>
+      </w:pPr>
+      <w:r>
+        <w:rPr>
+          <w:b/>
+          <w:bCs/>
+          <w:sz w:val="28"/>
+          <w:szCs w:val="28"/>
+        </w:rPr>
+        <w:lastRenderedPageBreak/>
+        <w:t xml:space="preserve">10. Testing and Validation </w:t>
+      </w:r>
+    </w:p>
+    <w:p>
+      <w:pPr>
+        <w:spacing w:line="360" w:lineRule="auto"/>
+        <w:jc w:val="both"/>
+        <w:rPr>
+          <w:sz w:val="28"/>
+          <w:szCs w:val="28"/>
+        </w:rPr>
+      </w:pPr>
+      <w:r>
+        <w:rPr>
+          <w:sz w:val="28"/>
+          <w:szCs w:val="28"/>
+        </w:rPr>
+        <w:t>Testing ensures system reliability.</w:t>
+      </w:r>
+    </w:p>
+    <w:p>
+      <w:pPr>
+        <w:spacing w:line="360" w:lineRule="auto"/>
+        <w:jc w:val="both"/>
+        <w:rPr>
+          <w:b/>
+          <w:bCs/>
+          <w:sz w:val="28"/>
+          <w:szCs w:val="28"/>
+        </w:rPr>
+      </w:pPr>
+      <w:r>
+        <w:rPr>
+          <w:b/>
+          <w:bCs/>
+          <w:sz w:val="28"/>
+          <w:szCs w:val="28"/>
+        </w:rPr>
+        <w:t>Types of Testing</w:t>
       </w:r>
     </w:p>
     <w:p>
       <w:pPr>
         <w:numPr>
           <w:ilvl w:val="0"/>
-          <w:numId w:val="8"/>
+          <w:numId w:val="24"/>
         </w:numPr>
-      </w:pPr>
-      <w:r>
-        <w:rPr>
-          <w:b/>
-          <w:bCs/>
-        </w:rPr>
-        <w:t>View:</w:t>
-      </w:r>
-      <w:r>
-        <w:t xml:space="preserve"> Handles data presentation using Django templates.</w:t>
+        <w:spacing w:line="360" w:lineRule="auto"/>
+        <w:jc w:val="both"/>
+        <w:rPr>
+          <w:sz w:val="28"/>
+          <w:szCs w:val="28"/>
+        </w:rPr>
+      </w:pPr>
+      <w:r>
+        <w:rPr>
+          <w:sz w:val="28"/>
+          <w:szCs w:val="28"/>
+        </w:rPr>
+        <w:t>Unit Testing</w:t>
       </w:r>
     </w:p>
     <w:p>
       <w:pPr>
         <w:numPr>
           <w:ilvl w:val="0"/>
-          <w:numId w:val="8"/>
+          <w:numId w:val="24"/>
         </w:numPr>
-      </w:pPr>
-      <w:r>
-        <w:rPr>
-          <w:b/>
-          <w:bCs/>
-        </w:rPr>
-        <w:t>Controller:</w:t>
-      </w:r>
-      <w:r>
-        <w:t xml:space="preserve"> Implements business logic for registration, ticket generation, and email notifications.</w:t>
-      </w:r>
-    </w:p>
-    <w:p/>
-    <w:p>
-      <w:pPr>
-        <w:rPr>
-          <w:b/>
-          <w:bCs/>
-        </w:rPr>
-      </w:pPr>
-      <w:r>
-        <w:rPr>
-          <w:b/>
-          <w:bCs/>
-        </w:rPr>
-        <w:lastRenderedPageBreak/>
-        <w:t>8. Screenshots</w:t>
-      </w:r>
-    </w:p>
-    <w:p>
-      <w:r>
-        <w:rPr>
-          <w:i/>
-          <w:iCs/>
-        </w:rPr>
-        <w:t>(Include screenshots of the home page, event listing, registration form, ticket PDF, admin dashboard, etc.)</w:t>
-      </w:r>
-    </w:p>
-    <w:p/>
-    <w:p>
-      <w:pPr>
-        <w:rPr>
-          <w:b/>
-          <w:bCs/>
-        </w:rPr>
-      </w:pPr>
-      <w:r>
-        <w:rPr>
-          <w:b/>
-          <w:bCs/>
-        </w:rPr>
-        <w:t>9. Results</w:t>
+        <w:spacing w:line="360" w:lineRule="auto"/>
+        <w:jc w:val="both"/>
+        <w:rPr>
+          <w:sz w:val="28"/>
+          <w:szCs w:val="28"/>
+        </w:rPr>
+      </w:pPr>
+      <w:r>
+        <w:rPr>
+          <w:sz w:val="28"/>
+          <w:szCs w:val="28"/>
+        </w:rPr>
+        <w:t>Integration Testing</w:t>
       </w:r>
     </w:p>
     <w:p>
       <w:pPr>
         <w:numPr>
           <w:ilvl w:val="0"/>
-          <w:numId w:val="9"/>
+          <w:numId w:val="24"/>
         </w:numPr>
-      </w:pPr>
-      <w:r>
-        <w:t>Attendees can successfully register and download tickets with QR codes.</w:t>
+        <w:spacing w:line="360" w:lineRule="auto"/>
+        <w:jc w:val="both"/>
+        <w:rPr>
+          <w:sz w:val="28"/>
+          <w:szCs w:val="28"/>
+        </w:rPr>
+      </w:pPr>
+      <w:r>
+        <w:rPr>
+          <w:sz w:val="28"/>
+          <w:szCs w:val="28"/>
+        </w:rPr>
+        <w:t>System Testing</w:t>
       </w:r>
     </w:p>
     <w:p>
       <w:pPr>
         <w:numPr>
           <w:ilvl w:val="0"/>
-          <w:numId w:val="9"/>
+          <w:numId w:val="24"/>
         </w:numPr>
-      </w:pPr>
-      <w:r>
-        <w:t>Organizers can create and manage events and track registrations.</w:t>
+        <w:spacing w:line="360" w:lineRule="auto"/>
+        <w:jc w:val="both"/>
+        <w:rPr>
+          <w:sz w:val="28"/>
+          <w:szCs w:val="28"/>
+        </w:rPr>
+      </w:pPr>
+      <w:r>
+        <w:rPr>
+          <w:sz w:val="28"/>
+          <w:szCs w:val="28"/>
+        </w:rPr>
+        <w:t>User Acceptance Testing</w:t>
+      </w:r>
+    </w:p>
+    <w:p>
+      <w:pPr>
+        <w:spacing w:line="360" w:lineRule="auto"/>
+        <w:jc w:val="both"/>
+        <w:rPr>
+          <w:sz w:val="28"/>
+          <w:szCs w:val="28"/>
+        </w:rPr>
+      </w:pPr>
+    </w:p>
+    <w:p>
+      <w:pPr>
+        <w:spacing w:line="360" w:lineRule="auto"/>
+        <w:jc w:val="both"/>
+        <w:rPr>
+          <w:b/>
+          <w:bCs/>
+          <w:sz w:val="28"/>
+          <w:szCs w:val="28"/>
+        </w:rPr>
+      </w:pPr>
+      <w:r>
+        <w:rPr>
+          <w:b/>
+          <w:bCs/>
+          <w:sz w:val="28"/>
+          <w:szCs w:val="28"/>
+        </w:rPr>
+        <w:t>Validation Techniques</w:t>
       </w:r>
     </w:p>
     <w:p>
       <w:pPr>
         <w:numPr>
           <w:ilvl w:val="0"/>
-          <w:numId w:val="9"/>
+          <w:numId w:val="25"/>
         </w:numPr>
-      </w:pPr>
-      <w:r>
-        <w:t>Admin can control all platform operations efficiently.</w:t>
+        <w:spacing w:line="360" w:lineRule="auto"/>
+        <w:jc w:val="both"/>
+        <w:rPr>
+          <w:sz w:val="28"/>
+          <w:szCs w:val="28"/>
+        </w:rPr>
+      </w:pPr>
+      <w:r>
+        <w:rPr>
+          <w:sz w:val="28"/>
+          <w:szCs w:val="28"/>
+        </w:rPr>
+        <w:t>Input validation</w:t>
       </w:r>
     </w:p>
     <w:p>
       <w:pPr>
         <w:numPr>
           <w:ilvl w:val="0"/>
-          <w:numId w:val="9"/>
+          <w:numId w:val="25"/>
         </w:numPr>
-      </w:pPr>
-      <w:r>
-        <w:t>Email notifications and PDF tickets enhance professionalism and reduce manual errors.</w:t>
+        <w:spacing w:line="360" w:lineRule="auto"/>
+        <w:jc w:val="both"/>
+        <w:rPr>
+          <w:sz w:val="28"/>
+          <w:szCs w:val="28"/>
+        </w:rPr>
+      </w:pPr>
+      <w:r>
+        <w:rPr>
+          <w:sz w:val="28"/>
+          <w:szCs w:val="28"/>
+        </w:rPr>
+        <w:t>Email validation</w:t>
       </w:r>
     </w:p>
     <w:p>
       <w:pPr>
         <w:numPr>
           <w:ilvl w:val="0"/>
-          <w:numId w:val="9"/>
+          <w:numId w:val="25"/>
         </w:numPr>
-      </w:pPr>
-      <w:r>
-        <w:t>Check-in system ensures smooth event entry management.</w:t>
-      </w:r>
-    </w:p>
-    <w:p>
-      <w:pPr>
-        <w:rPr>
-          <w:b/>
-          <w:bCs/>
-        </w:rPr>
-      </w:pPr>
-      <w:r>
-        <w:rPr>
-          <w:b/>
-          <w:bCs/>
-        </w:rPr>
-        <w:t>10. Future Enhancements</w:t>
+        <w:spacing w:line="360" w:lineRule="auto"/>
+        <w:jc w:val="both"/>
+        <w:rPr>
+          <w:sz w:val="28"/>
+          <w:szCs w:val="28"/>
+        </w:rPr>
+      </w:pPr>
+      <w:r>
+        <w:rPr>
+          <w:sz w:val="28"/>
+          <w:szCs w:val="28"/>
+        </w:rPr>
+        <w:t>Required field checks</w:t>
+      </w:r>
+    </w:p>
+    <w:p>
+      <w:pPr>
+        <w:spacing w:line="360" w:lineRule="auto"/>
+        <w:jc w:val="both"/>
+        <w:rPr>
+          <w:b/>
+          <w:bCs/>
+          <w:sz w:val="28"/>
+          <w:szCs w:val="28"/>
+        </w:rPr>
+      </w:pPr>
+      <w:r>
+        <w:rPr>
+          <w:b/>
+          <w:bCs/>
+          <w:sz w:val="28"/>
+          <w:szCs w:val="28"/>
+        </w:rPr>
+        <w:t>Error Handling</w:t>
+      </w:r>
+    </w:p>
+    <w:p>
+      <w:pPr>
+        <w:spacing w:line="360" w:lineRule="auto"/>
+        <w:jc w:val="both"/>
+        <w:rPr>
+          <w:sz w:val="28"/>
+          <w:szCs w:val="28"/>
+        </w:rPr>
+      </w:pPr>
+      <w:r>
+        <w:rPr>
+          <w:sz w:val="28"/>
+          <w:szCs w:val="28"/>
+        </w:rPr>
+        <w:t>Proper error messages are displayed to guide users.</w:t>
+      </w:r>
+    </w:p>
+    <w:p>
+      <w:pPr>
+        <w:spacing w:line="360" w:lineRule="auto"/>
+        <w:jc w:val="both"/>
+        <w:rPr>
+          <w:sz w:val="28"/>
+          <w:szCs w:val="28"/>
+        </w:rPr>
+      </w:pPr>
+    </w:p>
+    <w:p>
+      <w:pPr>
+        <w:spacing w:line="360" w:lineRule="auto"/>
+        <w:jc w:val="both"/>
+        <w:rPr>
+          <w:sz w:val="28"/>
+          <w:szCs w:val="28"/>
+        </w:rPr>
+      </w:pPr>
+    </w:p>
+    <w:p>
+      <w:pPr>
+        <w:spacing w:line="360" w:lineRule="auto"/>
+        <w:jc w:val="both"/>
+        <w:rPr>
+          <w:sz w:val="28"/>
+          <w:szCs w:val="28"/>
+        </w:rPr>
+      </w:pPr>
+    </w:p>
+    <w:p>
+      <w:pPr>
+        <w:spacing w:line="360" w:lineRule="auto"/>
+        <w:jc w:val="both"/>
+        <w:rPr>
+          <w:sz w:val="28"/>
+          <w:szCs w:val="28"/>
+        </w:rPr>
+      </w:pPr>
+    </w:p>
+    <w:p>
+      <w:pPr>
+        <w:spacing w:line="360" w:lineRule="auto"/>
+        <w:jc w:val="both"/>
+        <w:rPr>
+          <w:sz w:val="28"/>
+          <w:szCs w:val="28"/>
+        </w:rPr>
+      </w:pPr>
+    </w:p>
+    <w:p>
+      <w:pPr>
+        <w:spacing w:line="360" w:lineRule="auto"/>
+        <w:jc w:val="both"/>
+        <w:rPr>
+          <w:sz w:val="28"/>
+          <w:szCs w:val="28"/>
+        </w:rPr>
+      </w:pPr>
+    </w:p>
+    <w:p>
+      <w:pPr>
+        <w:spacing w:line="360" w:lineRule="auto"/>
+        <w:jc w:val="both"/>
+        <w:rPr>
+          <w:sz w:val="28"/>
+          <w:szCs w:val="28"/>
+        </w:rPr>
+      </w:pPr>
+    </w:p>
+    <w:p>
+      <w:pPr>
+        <w:spacing w:line="360" w:lineRule="auto"/>
+        <w:jc w:val="both"/>
+        <w:rPr>
+          <w:b/>
+          <w:bCs/>
+          <w:sz w:val="28"/>
+          <w:szCs w:val="28"/>
+        </w:rPr>
+      </w:pPr>
+      <w:r>
+        <w:rPr>
+          <w:b/>
+          <w:bCs/>
+          <w:sz w:val="28"/>
+          <w:szCs w:val="28"/>
+        </w:rPr>
+        <w:lastRenderedPageBreak/>
+        <w:t xml:space="preserve">11. Results and Outcomes </w:t>
+      </w:r>
+    </w:p>
+    <w:p>
+      <w:pPr>
+        <w:spacing w:line="360" w:lineRule="auto"/>
+        <w:jc w:val="both"/>
+        <w:rPr>
+          <w:sz w:val="28"/>
+          <w:szCs w:val="28"/>
+        </w:rPr>
+      </w:pPr>
+      <w:r>
+        <w:rPr>
+          <w:sz w:val="28"/>
+          <w:szCs w:val="28"/>
+        </w:rPr>
+        <w:t>The system successfully achieves its objectives:</w:t>
       </w:r>
     </w:p>
     <w:p>
       <w:pPr>
         <w:numPr>
           <w:ilvl w:val="0"/>
-          <w:numId w:val="10"/>
+          <w:numId w:val="26"/>
         </w:numPr>
-      </w:pPr>
-      <w:r>
-        <w:t>Integration of online payment gateways for ticketing.</w:t>
+        <w:spacing w:line="360" w:lineRule="auto"/>
+        <w:jc w:val="both"/>
+        <w:rPr>
+          <w:sz w:val="28"/>
+          <w:szCs w:val="28"/>
+        </w:rPr>
+      </w:pPr>
+      <w:r>
+        <w:rPr>
+          <w:sz w:val="28"/>
+          <w:szCs w:val="28"/>
+        </w:rPr>
+        <w:t>Automated event registration</w:t>
       </w:r>
     </w:p>
     <w:p>
       <w:pPr>
         <w:numPr>
           <w:ilvl w:val="0"/>
-          <w:numId w:val="10"/>
+          <w:numId w:val="26"/>
         </w:numPr>
-      </w:pPr>
-      <w:r>
-        <w:t>Email verification for enhanced security.</w:t>
+        <w:spacing w:line="360" w:lineRule="auto"/>
+        <w:jc w:val="both"/>
+        <w:rPr>
+          <w:sz w:val="28"/>
+          <w:szCs w:val="28"/>
+        </w:rPr>
+      </w:pPr>
+      <w:r>
+        <w:rPr>
+          <w:sz w:val="28"/>
+          <w:szCs w:val="28"/>
+        </w:rPr>
+        <w:t>QR-based ticket generation</w:t>
       </w:r>
     </w:p>
     <w:p>
       <w:pPr>
         <w:numPr>
           <w:ilvl w:val="0"/>
-          <w:numId w:val="10"/>
+          <w:numId w:val="26"/>
         </w:numPr>
-      </w:pPr>
-      <w:r>
-        <w:t>Mobile-responsive UI for better accessibility.</w:t>
+        <w:spacing w:line="360" w:lineRule="auto"/>
+        <w:jc w:val="both"/>
+        <w:rPr>
+          <w:sz w:val="28"/>
+          <w:szCs w:val="28"/>
+        </w:rPr>
+      </w:pPr>
+      <w:r>
+        <w:rPr>
+          <w:sz w:val="28"/>
+          <w:szCs w:val="28"/>
+        </w:rPr>
+        <w:t>Efficient event management</w:t>
       </w:r>
     </w:p>
     <w:p>
       <w:pPr>
         <w:numPr>
           <w:ilvl w:val="0"/>
-          <w:numId w:val="10"/>
+          <w:numId w:val="26"/>
         </w:numPr>
-      </w:pPr>
-      <w:r>
-        <w:t>Advanced analytics dashboard for organizers to track event statistics.</w:t>
+        <w:spacing w:line="360" w:lineRule="auto"/>
+        <w:jc w:val="both"/>
+        <w:rPr>
+          <w:sz w:val="28"/>
+          <w:szCs w:val="28"/>
+        </w:rPr>
+      </w:pPr>
+      <w:r>
+        <w:rPr>
+          <w:sz w:val="28"/>
+          <w:szCs w:val="28"/>
+        </w:rPr>
+        <w:t>Improved user experience</w:t>
+      </w:r>
+    </w:p>
+    <w:p>
+      <w:pPr>
+        <w:spacing w:line="360" w:lineRule="auto"/>
+        <w:jc w:val="both"/>
+        <w:rPr>
+          <w:sz w:val="28"/>
+          <w:szCs w:val="28"/>
+        </w:rPr>
+      </w:pPr>
+      <w:r>
+        <w:rPr>
+          <w:sz w:val="28"/>
+          <w:szCs w:val="28"/>
+        </w:rPr>
+        <w:t>It reduces manual effort and enhances accuracy.</w:t>
+      </w:r>
+    </w:p>
+    <w:p>
+      <w:pPr>
+        <w:spacing w:line="360" w:lineRule="auto"/>
+        <w:jc w:val="both"/>
+        <w:rPr>
+          <w:sz w:val="28"/>
+          <w:szCs w:val="28"/>
+        </w:rPr>
+      </w:pPr>
+    </w:p>
+    <w:p>
+      <w:pPr>
+        <w:spacing w:line="360" w:lineRule="auto"/>
+        <w:jc w:val="both"/>
+        <w:rPr>
+          <w:b/>
+          <w:bCs/>
+          <w:sz w:val="28"/>
+          <w:szCs w:val="28"/>
+        </w:rPr>
+      </w:pPr>
+      <w:r>
+        <w:rPr>
+          <w:b/>
+          <w:bCs/>
+          <w:sz w:val="28"/>
+          <w:szCs w:val="28"/>
+        </w:rPr>
+        <w:t xml:space="preserve">12. Advantages </w:t>
       </w:r>
     </w:p>
     <w:p>
       <w:pPr>
         <w:numPr>
           <w:ilvl w:val="0"/>
-          <w:numId w:val="10"/>
+          <w:numId w:val="27"/>
         </w:numPr>
-      </w:pPr>
-      <w:r>
-        <w:t>Custom error pages (404, 500) for improved user experience.</w:t>
+        <w:spacing w:line="360" w:lineRule="auto"/>
+        <w:jc w:val="both"/>
+        <w:rPr>
+          <w:sz w:val="28"/>
+          <w:szCs w:val="28"/>
+        </w:rPr>
+      </w:pPr>
+      <w:r>
+        <w:rPr>
+          <w:sz w:val="28"/>
+          <w:szCs w:val="28"/>
+        </w:rPr>
+        <w:t>Easy to use</w:t>
       </w:r>
     </w:p>
     <w:p>
       <w:pPr>
         <w:numPr>
           <w:ilvl w:val="0"/>
-          <w:numId w:val="10"/>
+          <w:numId w:val="27"/>
         </w:numPr>
-      </w:pPr>
-      <w:r>
-        <w:t>Cloud deployment for scalable access.</w:t>
-      </w:r>
-    </w:p>
-    <w:p/>
-    <w:p>
-      <w:pPr>
-        <w:rPr>
-          <w:b/>
-          <w:bCs/>
-        </w:rPr>
-      </w:pPr>
-      <w:r>
-        <w:rPr>
-          <w:b/>
-          <w:bCs/>
-        </w:rPr>
-        <w:t>11. Conclusion</w:t>
-      </w:r>
-    </w:p>
-    <w:p>
-      <w:r>
-        <w:t>The Event Management System built using Django successfully automates the process of event organization, registration, and ticketing. It improves efficiency, reduces errors, and provides a seamless experience for attendees, organizers, and administrators. With further enhancements like payment integration and analytics, the system can become a comprehensive solution for modern event management.</w:t>
-      </w:r>
-    </w:p>
-    <w:p/>
+        <w:spacing w:line="360" w:lineRule="auto"/>
+        <w:jc w:val="both"/>
+        <w:rPr>
+          <w:sz w:val="28"/>
+          <w:szCs w:val="28"/>
+        </w:rPr>
+      </w:pPr>
+      <w:r>
+        <w:rPr>
+          <w:sz w:val="28"/>
+          <w:szCs w:val="28"/>
+        </w:rPr>
+        <w:t>Reduces manual work</w:t>
+      </w:r>
+    </w:p>
+    <w:p>
+      <w:pPr>
+        <w:numPr>
+          <w:ilvl w:val="0"/>
+          <w:numId w:val="27"/>
+        </w:numPr>
+        <w:spacing w:line="360" w:lineRule="auto"/>
+        <w:jc w:val="both"/>
+        <w:rPr>
+          <w:sz w:val="28"/>
+          <w:szCs w:val="28"/>
+        </w:rPr>
+      </w:pPr>
+      <w:r>
+        <w:rPr>
+          <w:sz w:val="28"/>
+          <w:szCs w:val="28"/>
+        </w:rPr>
+        <w:t>Improves accuracy</w:t>
+      </w:r>
+    </w:p>
+    <w:p>
+      <w:pPr>
+        <w:numPr>
+          <w:ilvl w:val="0"/>
+          <w:numId w:val="27"/>
+        </w:numPr>
+        <w:spacing w:line="360" w:lineRule="auto"/>
+        <w:jc w:val="both"/>
+        <w:rPr>
+          <w:sz w:val="28"/>
+          <w:szCs w:val="28"/>
+        </w:rPr>
+      </w:pPr>
+      <w:r>
+        <w:rPr>
+          <w:sz w:val="28"/>
+          <w:szCs w:val="28"/>
+        </w:rPr>
+        <w:t>Scalable system</w:t>
+      </w:r>
+    </w:p>
+    <w:p>
+      <w:pPr>
+        <w:numPr>
+          <w:ilvl w:val="0"/>
+          <w:numId w:val="27"/>
+        </w:numPr>
+        <w:spacing w:line="360" w:lineRule="auto"/>
+        <w:jc w:val="both"/>
+        <w:rPr>
+          <w:sz w:val="28"/>
+          <w:szCs w:val="28"/>
+        </w:rPr>
+      </w:pPr>
+      <w:r>
+        <w:rPr>
+          <w:sz w:val="28"/>
+          <w:szCs w:val="28"/>
+        </w:rPr>
+        <w:t>Secure and reliable</w:t>
+      </w:r>
+    </w:p>
+    <w:p>
+      <w:pPr>
+        <w:spacing w:line="360" w:lineRule="auto"/>
+        <w:jc w:val="both"/>
+        <w:rPr>
+          <w:b/>
+          <w:bCs/>
+          <w:sz w:val="28"/>
+          <w:szCs w:val="28"/>
+        </w:rPr>
+      </w:pPr>
+      <w:r>
+        <w:rPr>
+          <w:b/>
+          <w:bCs/>
+          <w:sz w:val="28"/>
+          <w:szCs w:val="28"/>
+        </w:rPr>
+        <w:t xml:space="preserve">13. Limitations </w:t>
+      </w:r>
+    </w:p>
+    <w:p>
+      <w:pPr>
+        <w:numPr>
+          <w:ilvl w:val="0"/>
+          <w:numId w:val="28"/>
+        </w:numPr>
+        <w:spacing w:line="360" w:lineRule="auto"/>
+        <w:jc w:val="both"/>
+        <w:rPr>
+          <w:sz w:val="28"/>
+          <w:szCs w:val="28"/>
+        </w:rPr>
+      </w:pPr>
+      <w:r>
+        <w:rPr>
+          <w:sz w:val="28"/>
+          <w:szCs w:val="28"/>
+        </w:rPr>
+        <w:t>No payment integration</w:t>
+      </w:r>
+    </w:p>
+    <w:p>
+      <w:pPr>
+        <w:numPr>
+          <w:ilvl w:val="0"/>
+          <w:numId w:val="28"/>
+        </w:numPr>
+        <w:spacing w:line="360" w:lineRule="auto"/>
+        <w:jc w:val="both"/>
+        <w:rPr>
+          <w:sz w:val="28"/>
+          <w:szCs w:val="28"/>
+        </w:rPr>
+      </w:pPr>
+      <w:r>
+        <w:rPr>
+          <w:sz w:val="28"/>
+          <w:szCs w:val="28"/>
+        </w:rPr>
+        <w:t>Limited analytics</w:t>
+      </w:r>
+    </w:p>
+    <w:p>
+      <w:pPr>
+        <w:numPr>
+          <w:ilvl w:val="0"/>
+          <w:numId w:val="28"/>
+        </w:numPr>
+        <w:spacing w:line="360" w:lineRule="auto"/>
+        <w:jc w:val="both"/>
+        <w:rPr>
+          <w:sz w:val="28"/>
+          <w:szCs w:val="28"/>
+        </w:rPr>
+      </w:pPr>
+      <w:r>
+        <w:rPr>
+          <w:sz w:val="28"/>
+          <w:szCs w:val="28"/>
+        </w:rPr>
+        <w:t>No mobile app</w:t>
+      </w:r>
+    </w:p>
+    <w:p>
+      <w:pPr>
+        <w:numPr>
+          <w:ilvl w:val="0"/>
+          <w:numId w:val="28"/>
+        </w:numPr>
+        <w:spacing w:line="360" w:lineRule="auto"/>
+        <w:jc w:val="both"/>
+        <w:rPr>
+          <w:sz w:val="28"/>
+          <w:szCs w:val="28"/>
+        </w:rPr>
+      </w:pPr>
+      <w:r>
+        <w:rPr>
+          <w:sz w:val="28"/>
+          <w:szCs w:val="28"/>
+        </w:rPr>
+        <w:t>Basic UI</w:t>
+      </w:r>
+    </w:p>
+    <w:p>
+      <w:pPr>
+        <w:spacing w:line="360" w:lineRule="auto"/>
+        <w:jc w:val="both"/>
+        <w:rPr>
+          <w:sz w:val="28"/>
+          <w:szCs w:val="28"/>
+        </w:rPr>
+      </w:pPr>
+    </w:p>
+    <w:p>
+      <w:pPr>
+        <w:spacing w:line="360" w:lineRule="auto"/>
+        <w:jc w:val="both"/>
+        <w:rPr>
+          <w:sz w:val="28"/>
+          <w:szCs w:val="28"/>
+        </w:rPr>
+      </w:pPr>
+    </w:p>
+    <w:p>
+      <w:pPr>
+        <w:spacing w:line="360" w:lineRule="auto"/>
+        <w:jc w:val="both"/>
+        <w:rPr>
+          <w:b/>
+          <w:bCs/>
+          <w:sz w:val="28"/>
+          <w:szCs w:val="28"/>
+        </w:rPr>
+      </w:pPr>
+      <w:r>
+        <w:rPr>
+          <w:b/>
+          <w:bCs/>
+          <w:sz w:val="28"/>
+          <w:szCs w:val="28"/>
+        </w:rPr>
+        <w:lastRenderedPageBreak/>
+        <w:t xml:space="preserve">14. Future Enhancements </w:t>
+      </w:r>
+    </w:p>
+    <w:p>
+      <w:pPr>
+        <w:spacing w:line="360" w:lineRule="auto"/>
+        <w:jc w:val="both"/>
+        <w:rPr>
+          <w:sz w:val="28"/>
+          <w:szCs w:val="28"/>
+        </w:rPr>
+      </w:pPr>
+      <w:r>
+        <w:rPr>
+          <w:sz w:val="28"/>
+          <w:szCs w:val="28"/>
+        </w:rPr>
+        <w:t>The system can be improved with:</w:t>
+      </w:r>
+    </w:p>
+    <w:p>
+      <w:pPr>
+        <w:numPr>
+          <w:ilvl w:val="0"/>
+          <w:numId w:val="29"/>
+        </w:numPr>
+        <w:spacing w:line="360" w:lineRule="auto"/>
+        <w:jc w:val="both"/>
+        <w:rPr>
+          <w:sz w:val="28"/>
+          <w:szCs w:val="28"/>
+        </w:rPr>
+      </w:pPr>
+      <w:r>
+        <w:rPr>
+          <w:sz w:val="28"/>
+          <w:szCs w:val="28"/>
+        </w:rPr>
+        <w:t>Online payment integration</w:t>
+      </w:r>
+    </w:p>
+    <w:p>
+      <w:pPr>
+        <w:numPr>
+          <w:ilvl w:val="0"/>
+          <w:numId w:val="29"/>
+        </w:numPr>
+        <w:spacing w:line="360" w:lineRule="auto"/>
+        <w:jc w:val="both"/>
+        <w:rPr>
+          <w:sz w:val="28"/>
+          <w:szCs w:val="28"/>
+        </w:rPr>
+      </w:pPr>
+      <w:r>
+        <w:rPr>
+          <w:sz w:val="28"/>
+          <w:szCs w:val="28"/>
+        </w:rPr>
+        <w:t>Email verification</w:t>
+      </w:r>
+    </w:p>
+    <w:p>
+      <w:pPr>
+        <w:numPr>
+          <w:ilvl w:val="0"/>
+          <w:numId w:val="29"/>
+        </w:numPr>
+        <w:spacing w:line="360" w:lineRule="auto"/>
+        <w:jc w:val="both"/>
+        <w:rPr>
+          <w:sz w:val="28"/>
+          <w:szCs w:val="28"/>
+        </w:rPr>
+      </w:pPr>
+      <w:r>
+        <w:rPr>
+          <w:sz w:val="28"/>
+          <w:szCs w:val="28"/>
+        </w:rPr>
+        <w:t>Mobile application</w:t>
+      </w:r>
+    </w:p>
+    <w:p>
+      <w:pPr>
+        <w:numPr>
+          <w:ilvl w:val="0"/>
+          <w:numId w:val="29"/>
+        </w:numPr>
+        <w:spacing w:line="360" w:lineRule="auto"/>
+        <w:jc w:val="both"/>
+        <w:rPr>
+          <w:sz w:val="28"/>
+          <w:szCs w:val="28"/>
+        </w:rPr>
+      </w:pPr>
+      <w:r>
+        <w:rPr>
+          <w:sz w:val="28"/>
+          <w:szCs w:val="28"/>
+        </w:rPr>
+        <w:t>Advanced analytics dashboard</w:t>
+      </w:r>
+    </w:p>
+    <w:p>
+      <w:pPr>
+        <w:numPr>
+          <w:ilvl w:val="0"/>
+          <w:numId w:val="29"/>
+        </w:numPr>
+        <w:spacing w:line="360" w:lineRule="auto"/>
+        <w:jc w:val="both"/>
+        <w:rPr>
+          <w:sz w:val="28"/>
+          <w:szCs w:val="28"/>
+        </w:rPr>
+      </w:pPr>
+      <w:r>
+        <w:rPr>
+          <w:sz w:val="28"/>
+          <w:szCs w:val="28"/>
+        </w:rPr>
+        <w:t>Cloud deployment</w:t>
+      </w:r>
+    </w:p>
+    <w:p>
+      <w:pPr>
+        <w:numPr>
+          <w:ilvl w:val="0"/>
+          <w:numId w:val="29"/>
+        </w:numPr>
+        <w:spacing w:line="360" w:lineRule="auto"/>
+        <w:jc w:val="both"/>
+        <w:rPr>
+          <w:sz w:val="28"/>
+          <w:szCs w:val="28"/>
+        </w:rPr>
+      </w:pPr>
+      <w:r>
+        <w:rPr>
+          <w:sz w:val="28"/>
+          <w:szCs w:val="28"/>
+        </w:rPr>
+        <w:t>AI-based recommendations</w:t>
+      </w:r>
+    </w:p>
+    <w:p>
+      <w:pPr>
+        <w:spacing w:line="360" w:lineRule="auto"/>
+        <w:jc w:val="both"/>
+        <w:rPr>
+          <w:sz w:val="28"/>
+          <w:szCs w:val="28"/>
+        </w:rPr>
+      </w:pPr>
+      <w:r>
+        <w:rPr>
+          <w:sz w:val="28"/>
+          <w:szCs w:val="28"/>
+        </w:rPr>
+        <w:t>These enhancements will make the system more powerful.</w:t>
+      </w:r>
+    </w:p>
+    <w:p>
+      <w:pPr>
+        <w:spacing w:line="360" w:lineRule="auto"/>
+        <w:jc w:val="both"/>
+        <w:rPr>
+          <w:sz w:val="28"/>
+          <w:szCs w:val="28"/>
+        </w:rPr>
+      </w:pPr>
+    </w:p>
+    <w:p>
+      <w:pPr>
+        <w:spacing w:line="360" w:lineRule="auto"/>
+        <w:jc w:val="both"/>
+        <w:rPr>
+          <w:b/>
+          <w:bCs/>
+          <w:sz w:val="28"/>
+          <w:szCs w:val="28"/>
+        </w:rPr>
+      </w:pPr>
+      <w:r>
+        <w:rPr>
+          <w:b/>
+          <w:bCs/>
+          <w:sz w:val="28"/>
+          <w:szCs w:val="28"/>
+        </w:rPr>
+        <w:t xml:space="preserve">15. Conclusion </w:t>
+      </w:r>
+    </w:p>
+    <w:p>
+      <w:pPr>
+        <w:spacing w:line="360" w:lineRule="auto"/>
+        <w:jc w:val="both"/>
+        <w:rPr>
+          <w:sz w:val="28"/>
+          <w:szCs w:val="28"/>
+        </w:rPr>
+      </w:pPr>
+      <w:r>
+        <w:rPr>
+          <w:sz w:val="28"/>
+          <w:szCs w:val="28"/>
+        </w:rPr>
+        <w:t>The Event Management System successfully automates event organization and registration processes. It improves efficiency, reduces errors, and enhances user experience.</w:t>
+      </w:r>
+    </w:p>
+    <w:p>
+      <w:pPr>
+        <w:spacing w:line="360" w:lineRule="auto"/>
+        <w:jc w:val="both"/>
+        <w:rPr>
+          <w:sz w:val="28"/>
+          <w:szCs w:val="28"/>
+        </w:rPr>
+      </w:pPr>
+      <w:r>
+        <w:rPr>
+          <w:sz w:val="28"/>
+          <w:szCs w:val="28"/>
+        </w:rPr>
+        <w:t>With future improvements, it can become a complete solution for modern event management.</w:t>
+      </w:r>
+    </w:p>
+    <w:p>
+      <w:pPr>
+        <w:spacing w:line="360" w:lineRule="auto"/>
+        <w:jc w:val="both"/>
+        <w:rPr>
+          <w:sz w:val="28"/>
+          <w:szCs w:val="28"/>
+        </w:rPr>
+      </w:pPr>
+    </w:p>
+    <w:p>
+      <w:pPr>
+        <w:spacing w:line="360" w:lineRule="auto"/>
+        <w:jc w:val="both"/>
+        <w:rPr>
+          <w:b/>
+          <w:bCs/>
+          <w:sz w:val="28"/>
+          <w:szCs w:val="28"/>
+        </w:rPr>
+      </w:pPr>
+    </w:p>
+    <w:p>
+      <w:pPr>
+        <w:spacing w:line="360" w:lineRule="auto"/>
+        <w:jc w:val="both"/>
+        <w:rPr>
+          <w:b/>
+          <w:bCs/>
+          <w:sz w:val="28"/>
+          <w:szCs w:val="28"/>
+        </w:rPr>
+      </w:pPr>
+    </w:p>
+    <w:p>
+      <w:pPr>
+        <w:spacing w:line="360" w:lineRule="auto"/>
+        <w:jc w:val="both"/>
+        <w:rPr>
+          <w:b/>
+          <w:bCs/>
+          <w:sz w:val="28"/>
+          <w:szCs w:val="28"/>
+        </w:rPr>
+      </w:pPr>
+    </w:p>
+    <w:p>
+      <w:pPr>
+        <w:spacing w:line="360" w:lineRule="auto"/>
+        <w:jc w:val="both"/>
+        <w:rPr>
+          <w:b/>
+          <w:bCs/>
+          <w:sz w:val="28"/>
+          <w:szCs w:val="28"/>
+        </w:rPr>
+      </w:pPr>
+    </w:p>
+    <w:p>
+      <w:pPr>
+        <w:spacing w:line="360" w:lineRule="auto"/>
+        <w:jc w:val="both"/>
+        <w:rPr>
+          <w:b/>
+          <w:bCs/>
+          <w:sz w:val="28"/>
+          <w:szCs w:val="28"/>
+        </w:rPr>
+      </w:pPr>
+      <w:r>
+        <w:rPr>
+          <w:b/>
+          <w:bCs/>
+          <w:sz w:val="28"/>
+          <w:szCs w:val="28"/>
+        </w:rPr>
+        <w:lastRenderedPageBreak/>
+        <w:t>16. References</w:t>
+      </w:r>
+    </w:p>
+    <w:p>
+      <w:pPr>
+        <w:numPr>
+          <w:ilvl w:val="0"/>
+          <w:numId w:val="30"/>
+        </w:numPr>
+        <w:spacing w:line="360" w:lineRule="auto"/>
+        <w:jc w:val="both"/>
+        <w:rPr>
+          <w:sz w:val="28"/>
+          <w:szCs w:val="28"/>
+        </w:rPr>
+      </w:pPr>
+      <w:r>
+        <w:rPr>
+          <w:sz w:val="28"/>
+          <w:szCs w:val="28"/>
+        </w:rPr>
+        <w:t>Django Documentation</w:t>
+      </w:r>
+    </w:p>
+    <w:p>
+      <w:pPr>
+        <w:numPr>
+          <w:ilvl w:val="0"/>
+          <w:numId w:val="30"/>
+        </w:numPr>
+        <w:spacing w:line="360" w:lineRule="auto"/>
+        <w:jc w:val="both"/>
+        <w:rPr>
+          <w:sz w:val="28"/>
+          <w:szCs w:val="28"/>
+        </w:rPr>
+      </w:pPr>
+      <w:r>
+        <w:rPr>
+          <w:sz w:val="28"/>
+          <w:szCs w:val="28"/>
+        </w:rPr>
+        <w:t>Python Documentation</w:t>
+      </w:r>
+    </w:p>
+    <w:p>
+      <w:pPr>
+        <w:numPr>
+          <w:ilvl w:val="0"/>
+          <w:numId w:val="30"/>
+        </w:numPr>
+        <w:spacing w:line="360" w:lineRule="auto"/>
+        <w:jc w:val="both"/>
+        <w:rPr>
+          <w:sz w:val="28"/>
+          <w:szCs w:val="28"/>
+        </w:rPr>
+      </w:pPr>
+      <w:proofErr w:type="spellStart"/>
+      <w:r>
+        <w:rPr>
+          <w:sz w:val="28"/>
+          <w:szCs w:val="28"/>
+        </w:rPr>
+        <w:t>ReportLab</w:t>
+      </w:r>
+      <w:proofErr w:type="spellEnd"/>
+      <w:r>
+        <w:rPr>
+          <w:sz w:val="28"/>
+          <w:szCs w:val="28"/>
+        </w:rPr>
+        <w:t xml:space="preserve"> Documentation</w:t>
+      </w:r>
+    </w:p>
+    <w:p>
+      <w:pPr>
+        <w:numPr>
+          <w:ilvl w:val="0"/>
+          <w:numId w:val="30"/>
+        </w:numPr>
+        <w:spacing w:line="360" w:lineRule="auto"/>
+        <w:jc w:val="both"/>
+        <w:rPr>
+          <w:sz w:val="28"/>
+          <w:szCs w:val="28"/>
+        </w:rPr>
+      </w:pPr>
+      <w:r>
+        <w:rPr>
+          <w:sz w:val="28"/>
+          <w:szCs w:val="28"/>
+        </w:rPr>
+        <w:t>QR Code Library Docs</w:t>
+      </w:r>
+    </w:p>
+    <w:p>
+      <w:pPr>
+        <w:numPr>
+          <w:ilvl w:val="0"/>
+          <w:numId w:val="30"/>
+        </w:numPr>
+        <w:spacing w:line="360" w:lineRule="auto"/>
+        <w:jc w:val="both"/>
+        <w:rPr>
+          <w:sz w:val="28"/>
+          <w:szCs w:val="28"/>
+        </w:rPr>
+      </w:pPr>
+      <w:r>
+        <w:rPr>
+          <w:sz w:val="28"/>
+          <w:szCs w:val="28"/>
+        </w:rPr>
+        <w:t>HTML/CSS/JS Resources</w:t>
+      </w:r>
+    </w:p>
+    <w:p>
+      <w:pPr>
+        <w:spacing w:line="360" w:lineRule="auto"/>
+        <w:jc w:val="both"/>
+        <w:rPr>
+          <w:sz w:val="28"/>
+          <w:szCs w:val="28"/>
+        </w:rPr>
+      </w:pPr>
+    </w:p>
     <w:sectPr>
       <w:pgSz w:w="11906" w:h="16838"/>
       <w:pgMar w:top="1440" w:right="1440" w:bottom="1440" w:left="1440" w:header="708" w:footer="708" w:gutter="0"/>
@@ -1338,6 +4977,119 @@
 <file path=word/numbering.xml><?xml version="1.0" encoding="utf-8"?>
 <w:numbering xmlns:wpc="http://schemas.microsoft.com/office/word/2010/wordprocessingCanvas" xmlns:cx="http://schemas.microsoft.com/office/drawing/2014/chartex" xmlns:cx1="http://schemas.microsoft.com/office/drawing/2015/9/8/chartex" xmlns:cx2="http://schemas.microsoft.com/office/drawing/2015/10/21/chartex" xmlns:cx3="http://schemas.microsoft.com/office/drawing/2016/5/9/chartex" xmlns:cx4="http://schemas.microsoft.com/office/drawing/2016/5/10/chartex" xmlns:cx5="http://schemas.microsoft.com/office/drawing/2016/5/11/chartex" xmlns:cx6="http://schemas.microsoft.com/office/drawing/2016/5/12/chartex" xmlns:cx7="http://schemas.microsoft.com/office/drawing/2016/5/13/chartex" xmlns:cx8="http://schemas.microsoft.com/office/drawing/2016/5/14/chartex" xmlns:mc="http://schemas.openxmlformats.org/markup-compatibility/2006" xmlns:aink="http://schemas.microsoft.com/office/drawing/2016/ink" xmlns:am3d="http://schemas.microsoft.com/office/drawing/2017/model3d" xmlns:o="urn:schemas-microsoft-com:office:office" xmlns:oel="http://schemas.microsoft.com/office/2019/extlst" xmlns:r="http://schemas.openxmlformats.org/officeDocument/2006/relationships" xmlns:m="http://schemas.openxmlformats.org/officeDocument/2006/math" xmlns:v="urn:schemas-microsoft-com:vml" xmlns:wp14="http://schemas.microsoft.com/office/word/2010/wordprocessingDrawing" xmlns:wp="http://schemas.openxmlformats.org/drawingml/2006/wordprocessingDrawing" xmlns:w10="urn:schemas-microsoft-com:office:word" xmlns:w="http://schemas.openxmlformats.org/wordprocessingml/2006/main" xmlns:w14="http://schemas.microsoft.com/office/word/2010/wordml" xmlns:w15="http://schemas.microsoft.com/office/word/2012/wordml" xmlns:w16cex="http://schemas.microsoft.com/office/word/2018/wordml/cex" xmlns:w16cid="http://schemas.microsoft.com/office/word/2016/wordml/cid" xmlns:w16="http://schemas.microsoft.com/office/word/2018/wordml" xmlns:w16du="http://schemas.microsoft.com/office/word/2023/wordml/word16du" xmlns:w16sdtdh="http://schemas.microsoft.com/office/word/2020/wordml/sdtdatahash" xmlns:w16sdtfl="http://schemas.microsoft.com/office/word/2024/wordml/sdtformatlock" xmlns:w16se="http://schemas.microsoft.com/office/word/2015/wordml/symex" xmlns:wpg="http://schemas.microsoft.com/office/word/2010/wordprocessingGroup" xmlns:wpi="http://schemas.microsoft.com/office/word/2010/wordprocessingInk" xmlns:wne="http://schemas.microsoft.com/office/word/2006/wordml" xmlns:wps="http://schemas.microsoft.com/office/word/2010/wordprocessingShape" mc:Ignorable="w14 w15 w16se w16cid w16 w16cex w16sdtdh w16sdtfl w16du wp14">
   <w:abstractNum w:abstractNumId="0" w15:restartNumberingAfterBreak="0">
+    <w:nsid w:val="0B335EF1"/>
+    <w:multiLevelType w:val="multilevel"/>
+    <w:tmpl w:val="155CD11E"/>
+    <w:lvl w:ilvl="0">
+      <w:start w:val="1"/>
+      <w:numFmt w:val="decimal"/>
+      <w:lvlText w:val="%1."/>
+      <w:lvlJc w:val="left"/>
+      <w:pPr>
+        <w:tabs>
+          <w:tab w:val="num" w:pos="720"/>
+        </w:tabs>
+        <w:ind w:left="720" w:hanging="360"/>
+      </w:pPr>
+    </w:lvl>
+    <w:lvl w:ilvl="1" w:tentative="1">
+      <w:start w:val="1"/>
+      <w:numFmt w:val="decimal"/>
+      <w:lvlText w:val="%2."/>
+      <w:lvlJc w:val="left"/>
+      <w:pPr>
+        <w:tabs>
+          <w:tab w:val="num" w:pos="1440"/>
+        </w:tabs>
+        <w:ind w:left="1440" w:hanging="360"/>
+      </w:pPr>
+    </w:lvl>
+    <w:lvl w:ilvl="2" w:tentative="1">
+      <w:start w:val="1"/>
+      <w:numFmt w:val="decimal"/>
+      <w:lvlText w:val="%3."/>
+      <w:lvlJc w:val="left"/>
+      <w:pPr>
+        <w:tabs>
+          <w:tab w:val="num" w:pos="2160"/>
+        </w:tabs>
+        <w:ind w:left="2160" w:hanging="360"/>
+      </w:pPr>
+    </w:lvl>
+    <w:lvl w:ilvl="3" w:tentative="1">
+      <w:start w:val="1"/>
+      <w:numFmt w:val="decimal"/>
+      <w:lvlText w:val="%4."/>
+      <w:lvlJc w:val="left"/>
+      <w:pPr>
+        <w:tabs>
+          <w:tab w:val="num" w:pos="2880"/>
+        </w:tabs>
+        <w:ind w:left="2880" w:hanging="360"/>
+      </w:pPr>
+    </w:lvl>
+    <w:lvl w:ilvl="4" w:tentative="1">
+      <w:start w:val="1"/>
+      <w:numFmt w:val="decimal"/>
+      <w:lvlText w:val="%5."/>
+      <w:lvlJc w:val="left"/>
+      <w:pPr>
+        <w:tabs>
+          <w:tab w:val="num" w:pos="3600"/>
+        </w:tabs>
+        <w:ind w:left="3600" w:hanging="360"/>
+      </w:pPr>
+    </w:lvl>
+    <w:lvl w:ilvl="5" w:tentative="1">
+      <w:start w:val="1"/>
+      <w:numFmt w:val="decimal"/>
+      <w:lvlText w:val="%6."/>
+      <w:lvlJc w:val="left"/>
+      <w:pPr>
+        <w:tabs>
+          <w:tab w:val="num" w:pos="4320"/>
+        </w:tabs>
+        <w:ind w:left="4320" w:hanging="360"/>
+      </w:pPr>
+    </w:lvl>
+    <w:lvl w:ilvl="6" w:tentative="1">
+      <w:start w:val="1"/>
+      <w:numFmt w:val="decimal"/>
+      <w:lvlText w:val="%7."/>
+      <w:lvlJc w:val="left"/>
+      <w:pPr>
+        <w:tabs>
+          <w:tab w:val="num" w:pos="5040"/>
+        </w:tabs>
+        <w:ind w:left="5040" w:hanging="360"/>
+      </w:pPr>
+    </w:lvl>
+    <w:lvl w:ilvl="7" w:tentative="1">
+      <w:start w:val="1"/>
+      <w:numFmt w:val="decimal"/>
+      <w:lvlText w:val="%8."/>
+      <w:lvlJc w:val="left"/>
+      <w:pPr>
+        <w:tabs>
+          <w:tab w:val="num" w:pos="5760"/>
+        </w:tabs>
+        <w:ind w:left="5760" w:hanging="360"/>
+      </w:pPr>
+    </w:lvl>
+    <w:lvl w:ilvl="8" w:tentative="1">
+      <w:start w:val="1"/>
+      <w:numFmt w:val="decimal"/>
+      <w:lvlText w:val="%9."/>
+      <w:lvlJc w:val="left"/>
+      <w:pPr>
+        <w:tabs>
+          <w:tab w:val="num" w:pos="6480"/>
+        </w:tabs>
+        <w:ind w:left="6480" w:hanging="360"/>
+      </w:pPr>
+    </w:lvl>
+  </w:abstractNum>
+  <w:abstractNum w:abstractNumId="1" w15:restartNumberingAfterBreak="0">
     <w:nsid w:val="0C166C41"/>
     <w:multiLevelType w:val="multilevel"/>
     <w:tmpl w:val="8A90169A"/>
@@ -1450,7 +5202,716 @@
       </w:pPr>
     </w:lvl>
   </w:abstractNum>
-  <w:abstractNum w:abstractNumId="1" w15:restartNumberingAfterBreak="0">
+  <w:abstractNum w:abstractNumId="2" w15:restartNumberingAfterBreak="0">
+    <w:nsid w:val="0C9152AD"/>
+    <w:multiLevelType w:val="multilevel"/>
+    <w:tmpl w:val="216EFD02"/>
+    <w:lvl w:ilvl="0">
+      <w:start w:val="1"/>
+      <w:numFmt w:val="bullet"/>
+      <w:lvlText w:val=""/>
+      <w:lvlJc w:val="left"/>
+      <w:pPr>
+        <w:tabs>
+          <w:tab w:val="num" w:pos="720"/>
+        </w:tabs>
+        <w:ind w:left="720" w:hanging="360"/>
+      </w:pPr>
+      <w:rPr>
+        <w:rFonts w:ascii="Symbol" w:hAnsi="Symbol" w:hint="default"/>
+        <w:sz w:val="20"/>
+      </w:rPr>
+    </w:lvl>
+    <w:lvl w:ilvl="1" w:tentative="1">
+      <w:start w:val="1"/>
+      <w:numFmt w:val="bullet"/>
+      <w:lvlText w:val="o"/>
+      <w:lvlJc w:val="left"/>
+      <w:pPr>
+        <w:tabs>
+          <w:tab w:val="num" w:pos="1440"/>
+        </w:tabs>
+        <w:ind w:left="1440" w:hanging="360"/>
+      </w:pPr>
+      <w:rPr>
+        <w:rFonts w:ascii="Courier New" w:hAnsi="Courier New" w:hint="default"/>
+        <w:sz w:val="20"/>
+      </w:rPr>
+    </w:lvl>
+    <w:lvl w:ilvl="2" w:tentative="1">
+      <w:start w:val="1"/>
+      <w:numFmt w:val="bullet"/>
+      <w:lvlText w:val=""/>
+      <w:lvlJc w:val="left"/>
+      <w:pPr>
+        <w:tabs>
+          <w:tab w:val="num" w:pos="2160"/>
+        </w:tabs>
+        <w:ind w:left="2160" w:hanging="360"/>
+      </w:pPr>
+      <w:rPr>
+        <w:rFonts w:ascii="Wingdings" w:hAnsi="Wingdings" w:hint="default"/>
+        <w:sz w:val="20"/>
+      </w:rPr>
+    </w:lvl>
+    <w:lvl w:ilvl="3" w:tentative="1">
+      <w:start w:val="1"/>
+      <w:numFmt w:val="bullet"/>
+      <w:lvlText w:val=""/>
+      <w:lvlJc w:val="left"/>
+      <w:pPr>
+        <w:tabs>
+          <w:tab w:val="num" w:pos="2880"/>
+        </w:tabs>
+        <w:ind w:left="2880" w:hanging="360"/>
+      </w:pPr>
+      <w:rPr>
+        <w:rFonts w:ascii="Wingdings" w:hAnsi="Wingdings" w:hint="default"/>
+        <w:sz w:val="20"/>
+      </w:rPr>
+    </w:lvl>
+    <w:lvl w:ilvl="4" w:tentative="1">
+      <w:start w:val="1"/>
+      <w:numFmt w:val="bullet"/>
+      <w:lvlText w:val=""/>
+      <w:lvlJc w:val="left"/>
+      <w:pPr>
+        <w:tabs>
+          <w:tab w:val="num" w:pos="3600"/>
+        </w:tabs>
+        <w:ind w:left="3600" w:hanging="360"/>
+      </w:pPr>
+      <w:rPr>
+        <w:rFonts w:ascii="Wingdings" w:hAnsi="Wingdings" w:hint="default"/>
+        <w:sz w:val="20"/>
+      </w:rPr>
+    </w:lvl>
+    <w:lvl w:ilvl="5" w:tentative="1">
+      <w:start w:val="1"/>
+      <w:numFmt w:val="bullet"/>
+      <w:lvlText w:val=""/>
+      <w:lvlJc w:val="left"/>
+      <w:pPr>
+        <w:tabs>
+          <w:tab w:val="num" w:pos="4320"/>
+        </w:tabs>
+        <w:ind w:left="4320" w:hanging="360"/>
+      </w:pPr>
+      <w:rPr>
+        <w:rFonts w:ascii="Wingdings" w:hAnsi="Wingdings" w:hint="default"/>
+        <w:sz w:val="20"/>
+      </w:rPr>
+    </w:lvl>
+    <w:lvl w:ilvl="6" w:tentative="1">
+      <w:start w:val="1"/>
+      <w:numFmt w:val="bullet"/>
+      <w:lvlText w:val=""/>
+      <w:lvlJc w:val="left"/>
+      <w:pPr>
+        <w:tabs>
+          <w:tab w:val="num" w:pos="5040"/>
+        </w:tabs>
+        <w:ind w:left="5040" w:hanging="360"/>
+      </w:pPr>
+      <w:rPr>
+        <w:rFonts w:ascii="Wingdings" w:hAnsi="Wingdings" w:hint="default"/>
+        <w:sz w:val="20"/>
+      </w:rPr>
+    </w:lvl>
+    <w:lvl w:ilvl="7" w:tentative="1">
+      <w:start w:val="1"/>
+      <w:numFmt w:val="bullet"/>
+      <w:lvlText w:val=""/>
+      <w:lvlJc w:val="left"/>
+      <w:pPr>
+        <w:tabs>
+          <w:tab w:val="num" w:pos="5760"/>
+        </w:tabs>
+        <w:ind w:left="5760" w:hanging="360"/>
+      </w:pPr>
+      <w:rPr>
+        <w:rFonts w:ascii="Wingdings" w:hAnsi="Wingdings" w:hint="default"/>
+        <w:sz w:val="20"/>
+      </w:rPr>
+    </w:lvl>
+    <w:lvl w:ilvl="8" w:tentative="1">
+      <w:start w:val="1"/>
+      <w:numFmt w:val="bullet"/>
+      <w:lvlText w:val=""/>
+      <w:lvlJc w:val="left"/>
+      <w:pPr>
+        <w:tabs>
+          <w:tab w:val="num" w:pos="6480"/>
+        </w:tabs>
+        <w:ind w:left="6480" w:hanging="360"/>
+      </w:pPr>
+      <w:rPr>
+        <w:rFonts w:ascii="Wingdings" w:hAnsi="Wingdings" w:hint="default"/>
+        <w:sz w:val="20"/>
+      </w:rPr>
+    </w:lvl>
+  </w:abstractNum>
+  <w:abstractNum w:abstractNumId="3" w15:restartNumberingAfterBreak="0">
+    <w:nsid w:val="0E0B606C"/>
+    <w:multiLevelType w:val="multilevel"/>
+    <w:tmpl w:val="A9BC355A"/>
+    <w:lvl w:ilvl="0">
+      <w:start w:val="1"/>
+      <w:numFmt w:val="decimal"/>
+      <w:lvlText w:val="%1."/>
+      <w:lvlJc w:val="left"/>
+      <w:pPr>
+        <w:tabs>
+          <w:tab w:val="num" w:pos="720"/>
+        </w:tabs>
+        <w:ind w:left="720" w:hanging="360"/>
+      </w:pPr>
+    </w:lvl>
+    <w:lvl w:ilvl="1" w:tentative="1">
+      <w:start w:val="1"/>
+      <w:numFmt w:val="decimal"/>
+      <w:lvlText w:val="%2."/>
+      <w:lvlJc w:val="left"/>
+      <w:pPr>
+        <w:tabs>
+          <w:tab w:val="num" w:pos="1440"/>
+        </w:tabs>
+        <w:ind w:left="1440" w:hanging="360"/>
+      </w:pPr>
+    </w:lvl>
+    <w:lvl w:ilvl="2" w:tentative="1">
+      <w:start w:val="1"/>
+      <w:numFmt w:val="decimal"/>
+      <w:lvlText w:val="%3."/>
+      <w:lvlJc w:val="left"/>
+      <w:pPr>
+        <w:tabs>
+          <w:tab w:val="num" w:pos="2160"/>
+        </w:tabs>
+        <w:ind w:left="2160" w:hanging="360"/>
+      </w:pPr>
+    </w:lvl>
+    <w:lvl w:ilvl="3" w:tentative="1">
+      <w:start w:val="1"/>
+      <w:numFmt w:val="decimal"/>
+      <w:lvlText w:val="%4."/>
+      <w:lvlJc w:val="left"/>
+      <w:pPr>
+        <w:tabs>
+          <w:tab w:val="num" w:pos="2880"/>
+        </w:tabs>
+        <w:ind w:left="2880" w:hanging="360"/>
+      </w:pPr>
+    </w:lvl>
+    <w:lvl w:ilvl="4" w:tentative="1">
+      <w:start w:val="1"/>
+      <w:numFmt w:val="decimal"/>
+      <w:lvlText w:val="%5."/>
+      <w:lvlJc w:val="left"/>
+      <w:pPr>
+        <w:tabs>
+          <w:tab w:val="num" w:pos="3600"/>
+        </w:tabs>
+        <w:ind w:left="3600" w:hanging="360"/>
+      </w:pPr>
+    </w:lvl>
+    <w:lvl w:ilvl="5" w:tentative="1">
+      <w:start w:val="1"/>
+      <w:numFmt w:val="decimal"/>
+      <w:lvlText w:val="%6."/>
+      <w:lvlJc w:val="left"/>
+      <w:pPr>
+        <w:tabs>
+          <w:tab w:val="num" w:pos="4320"/>
+        </w:tabs>
+        <w:ind w:left="4320" w:hanging="360"/>
+      </w:pPr>
+    </w:lvl>
+    <w:lvl w:ilvl="6" w:tentative="1">
+      <w:start w:val="1"/>
+      <w:numFmt w:val="decimal"/>
+      <w:lvlText w:val="%7."/>
+      <w:lvlJc w:val="left"/>
+      <w:pPr>
+        <w:tabs>
+          <w:tab w:val="num" w:pos="5040"/>
+        </w:tabs>
+        <w:ind w:left="5040" w:hanging="360"/>
+      </w:pPr>
+    </w:lvl>
+    <w:lvl w:ilvl="7" w:tentative="1">
+      <w:start w:val="1"/>
+      <w:numFmt w:val="decimal"/>
+      <w:lvlText w:val="%8."/>
+      <w:lvlJc w:val="left"/>
+      <w:pPr>
+        <w:tabs>
+          <w:tab w:val="num" w:pos="5760"/>
+        </w:tabs>
+        <w:ind w:left="5760" w:hanging="360"/>
+      </w:pPr>
+    </w:lvl>
+    <w:lvl w:ilvl="8" w:tentative="1">
+      <w:start w:val="1"/>
+      <w:numFmt w:val="decimal"/>
+      <w:lvlText w:val="%9."/>
+      <w:lvlJc w:val="left"/>
+      <w:pPr>
+        <w:tabs>
+          <w:tab w:val="num" w:pos="6480"/>
+        </w:tabs>
+        <w:ind w:left="6480" w:hanging="360"/>
+      </w:pPr>
+    </w:lvl>
+  </w:abstractNum>
+  <w:abstractNum w:abstractNumId="4" w15:restartNumberingAfterBreak="0">
+    <w:nsid w:val="141052C1"/>
+    <w:multiLevelType w:val="multilevel"/>
+    <w:tmpl w:val="F956E5E2"/>
+    <w:lvl w:ilvl="0">
+      <w:start w:val="1"/>
+      <w:numFmt w:val="bullet"/>
+      <w:lvlText w:val=""/>
+      <w:lvlJc w:val="left"/>
+      <w:pPr>
+        <w:tabs>
+          <w:tab w:val="num" w:pos="720"/>
+        </w:tabs>
+        <w:ind w:left="720" w:hanging="360"/>
+      </w:pPr>
+      <w:rPr>
+        <w:rFonts w:ascii="Symbol" w:hAnsi="Symbol" w:hint="default"/>
+        <w:sz w:val="20"/>
+      </w:rPr>
+    </w:lvl>
+    <w:lvl w:ilvl="1" w:tentative="1">
+      <w:start w:val="1"/>
+      <w:numFmt w:val="bullet"/>
+      <w:lvlText w:val="o"/>
+      <w:lvlJc w:val="left"/>
+      <w:pPr>
+        <w:tabs>
+          <w:tab w:val="num" w:pos="1440"/>
+        </w:tabs>
+        <w:ind w:left="1440" w:hanging="360"/>
+      </w:pPr>
+      <w:rPr>
+        <w:rFonts w:ascii="Courier New" w:hAnsi="Courier New" w:hint="default"/>
+        <w:sz w:val="20"/>
+      </w:rPr>
+    </w:lvl>
+    <w:lvl w:ilvl="2" w:tentative="1">
+      <w:start w:val="1"/>
+      <w:numFmt w:val="bullet"/>
+      <w:lvlText w:val=""/>
+      <w:lvlJc w:val="left"/>
+      <w:pPr>
+        <w:tabs>
+          <w:tab w:val="num" w:pos="2160"/>
+        </w:tabs>
+        <w:ind w:left="2160" w:hanging="360"/>
+      </w:pPr>
+      <w:rPr>
+        <w:rFonts w:ascii="Wingdings" w:hAnsi="Wingdings" w:hint="default"/>
+        <w:sz w:val="20"/>
+      </w:rPr>
+    </w:lvl>
+    <w:lvl w:ilvl="3" w:tentative="1">
+      <w:start w:val="1"/>
+      <w:numFmt w:val="bullet"/>
+      <w:lvlText w:val=""/>
+      <w:lvlJc w:val="left"/>
+      <w:pPr>
+        <w:tabs>
+          <w:tab w:val="num" w:pos="2880"/>
+        </w:tabs>
+        <w:ind w:left="2880" w:hanging="360"/>
+      </w:pPr>
+      <w:rPr>
+        <w:rFonts w:ascii="Wingdings" w:hAnsi="Wingdings" w:hint="default"/>
+        <w:sz w:val="20"/>
+      </w:rPr>
+    </w:lvl>
+    <w:lvl w:ilvl="4" w:tentative="1">
+      <w:start w:val="1"/>
+      <w:numFmt w:val="bullet"/>
+      <w:lvlText w:val=""/>
+      <w:lvlJc w:val="left"/>
+      <w:pPr>
+        <w:tabs>
+          <w:tab w:val="num" w:pos="3600"/>
+        </w:tabs>
+        <w:ind w:left="3600" w:hanging="360"/>
+      </w:pPr>
+      <w:rPr>
+        <w:rFonts w:ascii="Wingdings" w:hAnsi="Wingdings" w:hint="default"/>
+        <w:sz w:val="20"/>
+      </w:rPr>
+    </w:lvl>
+    <w:lvl w:ilvl="5" w:tentative="1">
+      <w:start w:val="1"/>
+      <w:numFmt w:val="bullet"/>
+      <w:lvlText w:val=""/>
+      <w:lvlJc w:val="left"/>
+      <w:pPr>
+        <w:tabs>
+          <w:tab w:val="num" w:pos="4320"/>
+        </w:tabs>
+        <w:ind w:left="4320" w:hanging="360"/>
+      </w:pPr>
+      <w:rPr>
+        <w:rFonts w:ascii="Wingdings" w:hAnsi="Wingdings" w:hint="default"/>
+        <w:sz w:val="20"/>
+      </w:rPr>
+    </w:lvl>
+    <w:lvl w:ilvl="6" w:tentative="1">
+      <w:start w:val="1"/>
+      <w:numFmt w:val="bullet"/>
+      <w:lvlText w:val=""/>
+      <w:lvlJc w:val="left"/>
+      <w:pPr>
+        <w:tabs>
+          <w:tab w:val="num" w:pos="5040"/>
+        </w:tabs>
+        <w:ind w:left="5040" w:hanging="360"/>
+      </w:pPr>
+      <w:rPr>
+        <w:rFonts w:ascii="Wingdings" w:hAnsi="Wingdings" w:hint="default"/>
+        <w:sz w:val="20"/>
+      </w:rPr>
+    </w:lvl>
+    <w:lvl w:ilvl="7" w:tentative="1">
+      <w:start w:val="1"/>
+      <w:numFmt w:val="bullet"/>
+      <w:lvlText w:val=""/>
+      <w:lvlJc w:val="left"/>
+      <w:pPr>
+        <w:tabs>
+          <w:tab w:val="num" w:pos="5760"/>
+        </w:tabs>
+        <w:ind w:left="5760" w:hanging="360"/>
+      </w:pPr>
+      <w:rPr>
+        <w:rFonts w:ascii="Wingdings" w:hAnsi="Wingdings" w:hint="default"/>
+        <w:sz w:val="20"/>
+      </w:rPr>
+    </w:lvl>
+    <w:lvl w:ilvl="8" w:tentative="1">
+      <w:start w:val="1"/>
+      <w:numFmt w:val="bullet"/>
+      <w:lvlText w:val=""/>
+      <w:lvlJc w:val="left"/>
+      <w:pPr>
+        <w:tabs>
+          <w:tab w:val="num" w:pos="6480"/>
+        </w:tabs>
+        <w:ind w:left="6480" w:hanging="360"/>
+      </w:pPr>
+      <w:rPr>
+        <w:rFonts w:ascii="Wingdings" w:hAnsi="Wingdings" w:hint="default"/>
+        <w:sz w:val="20"/>
+      </w:rPr>
+    </w:lvl>
+  </w:abstractNum>
+  <w:abstractNum w:abstractNumId="5" w15:restartNumberingAfterBreak="0">
+    <w:nsid w:val="15742FE1"/>
+    <w:multiLevelType w:val="multilevel"/>
+    <w:tmpl w:val="2918C356"/>
+    <w:lvl w:ilvl="0">
+      <w:start w:val="1"/>
+      <w:numFmt w:val="bullet"/>
+      <w:lvlText w:val=""/>
+      <w:lvlJc w:val="left"/>
+      <w:pPr>
+        <w:tabs>
+          <w:tab w:val="num" w:pos="720"/>
+        </w:tabs>
+        <w:ind w:left="720" w:hanging="360"/>
+      </w:pPr>
+      <w:rPr>
+        <w:rFonts w:ascii="Symbol" w:hAnsi="Symbol" w:hint="default"/>
+        <w:sz w:val="20"/>
+      </w:rPr>
+    </w:lvl>
+    <w:lvl w:ilvl="1" w:tentative="1">
+      <w:start w:val="1"/>
+      <w:numFmt w:val="bullet"/>
+      <w:lvlText w:val="o"/>
+      <w:lvlJc w:val="left"/>
+      <w:pPr>
+        <w:tabs>
+          <w:tab w:val="num" w:pos="1440"/>
+        </w:tabs>
+        <w:ind w:left="1440" w:hanging="360"/>
+      </w:pPr>
+      <w:rPr>
+        <w:rFonts w:ascii="Courier New" w:hAnsi="Courier New" w:hint="default"/>
+        <w:sz w:val="20"/>
+      </w:rPr>
+    </w:lvl>
+    <w:lvl w:ilvl="2" w:tentative="1">
+      <w:start w:val="1"/>
+      <w:numFmt w:val="bullet"/>
+      <w:lvlText w:val=""/>
+      <w:lvlJc w:val="left"/>
+      <w:pPr>
+        <w:tabs>
+          <w:tab w:val="num" w:pos="2160"/>
+        </w:tabs>
+        <w:ind w:left="2160" w:hanging="360"/>
+      </w:pPr>
+      <w:rPr>
+        <w:rFonts w:ascii="Wingdings" w:hAnsi="Wingdings" w:hint="default"/>
+        <w:sz w:val="20"/>
+      </w:rPr>
+    </w:lvl>
+    <w:lvl w:ilvl="3" w:tentative="1">
+      <w:start w:val="1"/>
+      <w:numFmt w:val="bullet"/>
+      <w:lvlText w:val=""/>
+      <w:lvlJc w:val="left"/>
+      <w:pPr>
+        <w:tabs>
+          <w:tab w:val="num" w:pos="2880"/>
+        </w:tabs>
+        <w:ind w:left="2880" w:hanging="360"/>
+      </w:pPr>
+      <w:rPr>
+        <w:rFonts w:ascii="Wingdings" w:hAnsi="Wingdings" w:hint="default"/>
+        <w:sz w:val="20"/>
+      </w:rPr>
+    </w:lvl>
+    <w:lvl w:ilvl="4" w:tentative="1">
+      <w:start w:val="1"/>
+      <w:numFmt w:val="bullet"/>
+      <w:lvlText w:val=""/>
+      <w:lvlJc w:val="left"/>
+      <w:pPr>
+        <w:tabs>
+          <w:tab w:val="num" w:pos="3600"/>
+        </w:tabs>
+        <w:ind w:left="3600" w:hanging="360"/>
+      </w:pPr>
+      <w:rPr>
+        <w:rFonts w:ascii="Wingdings" w:hAnsi="Wingdings" w:hint="default"/>
+        <w:sz w:val="20"/>
+      </w:rPr>
+    </w:lvl>
+    <w:lvl w:ilvl="5" w:tentative="1">
+      <w:start w:val="1"/>
+      <w:numFmt w:val="bullet"/>
+      <w:lvlText w:val=""/>
+      <w:lvlJc w:val="left"/>
+      <w:pPr>
+        <w:tabs>
+          <w:tab w:val="num" w:pos="4320"/>
+        </w:tabs>
+        <w:ind w:left="4320" w:hanging="360"/>
+      </w:pPr>
+      <w:rPr>
+        <w:rFonts w:ascii="Wingdings" w:hAnsi="Wingdings" w:hint="default"/>
+        <w:sz w:val="20"/>
+      </w:rPr>
+    </w:lvl>
+    <w:lvl w:ilvl="6" w:tentative="1">
+      <w:start w:val="1"/>
+      <w:numFmt w:val="bullet"/>
+      <w:lvlText w:val=""/>
+      <w:lvlJc w:val="left"/>
+      <w:pPr>
+        <w:tabs>
+          <w:tab w:val="num" w:pos="5040"/>
+        </w:tabs>
+        <w:ind w:left="5040" w:hanging="360"/>
+      </w:pPr>
+      <w:rPr>
+        <w:rFonts w:ascii="Wingdings" w:hAnsi="Wingdings" w:hint="default"/>
+        <w:sz w:val="20"/>
+      </w:rPr>
+    </w:lvl>
+    <w:lvl w:ilvl="7" w:tentative="1">
+      <w:start w:val="1"/>
+      <w:numFmt w:val="bullet"/>
+      <w:lvlText w:val=""/>
+      <w:lvlJc w:val="left"/>
+      <w:pPr>
+        <w:tabs>
+          <w:tab w:val="num" w:pos="5760"/>
+        </w:tabs>
+        <w:ind w:left="5760" w:hanging="360"/>
+      </w:pPr>
+      <w:rPr>
+        <w:rFonts w:ascii="Wingdings" w:hAnsi="Wingdings" w:hint="default"/>
+        <w:sz w:val="20"/>
+      </w:rPr>
+    </w:lvl>
+    <w:lvl w:ilvl="8" w:tentative="1">
+      <w:start w:val="1"/>
+      <w:numFmt w:val="bullet"/>
+      <w:lvlText w:val=""/>
+      <w:lvlJc w:val="left"/>
+      <w:pPr>
+        <w:tabs>
+          <w:tab w:val="num" w:pos="6480"/>
+        </w:tabs>
+        <w:ind w:left="6480" w:hanging="360"/>
+      </w:pPr>
+      <w:rPr>
+        <w:rFonts w:ascii="Wingdings" w:hAnsi="Wingdings" w:hint="default"/>
+        <w:sz w:val="20"/>
+      </w:rPr>
+    </w:lvl>
+  </w:abstractNum>
+  <w:abstractNum w:abstractNumId="6" w15:restartNumberingAfterBreak="0">
+    <w:nsid w:val="18A52592"/>
+    <w:multiLevelType w:val="multilevel"/>
+    <w:tmpl w:val="13F05F2A"/>
+    <w:lvl w:ilvl="0">
+      <w:start w:val="1"/>
+      <w:numFmt w:val="bullet"/>
+      <w:lvlText w:val=""/>
+      <w:lvlJc w:val="left"/>
+      <w:pPr>
+        <w:tabs>
+          <w:tab w:val="num" w:pos="720"/>
+        </w:tabs>
+        <w:ind w:left="720" w:hanging="360"/>
+      </w:pPr>
+      <w:rPr>
+        <w:rFonts w:ascii="Symbol" w:hAnsi="Symbol" w:hint="default"/>
+        <w:sz w:val="20"/>
+      </w:rPr>
+    </w:lvl>
+    <w:lvl w:ilvl="1" w:tentative="1">
+      <w:start w:val="1"/>
+      <w:numFmt w:val="bullet"/>
+      <w:lvlText w:val="o"/>
+      <w:lvlJc w:val="left"/>
+      <w:pPr>
+        <w:tabs>
+          <w:tab w:val="num" w:pos="1440"/>
+        </w:tabs>
+        <w:ind w:left="1440" w:hanging="360"/>
+      </w:pPr>
+      <w:rPr>
+        <w:rFonts w:ascii="Courier New" w:hAnsi="Courier New" w:hint="default"/>
+        <w:sz w:val="20"/>
+      </w:rPr>
+    </w:lvl>
+    <w:lvl w:ilvl="2" w:tentative="1">
+      <w:start w:val="1"/>
+      <w:numFmt w:val="bullet"/>
+      <w:lvlText w:val=""/>
+      <w:lvlJc w:val="left"/>
+      <w:pPr>
+        <w:tabs>
+          <w:tab w:val="num" w:pos="2160"/>
+        </w:tabs>
+        <w:ind w:left="2160" w:hanging="360"/>
+      </w:pPr>
+      <w:rPr>
+        <w:rFonts w:ascii="Wingdings" w:hAnsi="Wingdings" w:hint="default"/>
+        <w:sz w:val="20"/>
+      </w:rPr>
+    </w:lvl>
+    <w:lvl w:ilvl="3" w:tentative="1">
+      <w:start w:val="1"/>
+      <w:numFmt w:val="bullet"/>
+      <w:lvlText w:val=""/>
+      <w:lvlJc w:val="left"/>
+      <w:pPr>
+        <w:tabs>
+          <w:tab w:val="num" w:pos="2880"/>
+        </w:tabs>
+        <w:ind w:left="2880" w:hanging="360"/>
+      </w:pPr>
+      <w:rPr>
+        <w:rFonts w:ascii="Wingdings" w:hAnsi="Wingdings" w:hint="default"/>
+        <w:sz w:val="20"/>
+      </w:rPr>
+    </w:lvl>
+    <w:lvl w:ilvl="4" w:tentative="1">
+      <w:start w:val="1"/>
+      <w:numFmt w:val="bullet"/>
+      <w:lvlText w:val=""/>
+      <w:lvlJc w:val="left"/>
+      <w:pPr>
+        <w:tabs>
+          <w:tab w:val="num" w:pos="3600"/>
+        </w:tabs>
+        <w:ind w:left="3600" w:hanging="360"/>
+      </w:pPr>
+      <w:rPr>
+        <w:rFonts w:ascii="Wingdings" w:hAnsi="Wingdings" w:hint="default"/>
+        <w:sz w:val="20"/>
+      </w:rPr>
+    </w:lvl>
+    <w:lvl w:ilvl="5" w:tentative="1">
+      <w:start w:val="1"/>
+      <w:numFmt w:val="bullet"/>
+      <w:lvlText w:val=""/>
+      <w:lvlJc w:val="left"/>
+      <w:pPr>
+        <w:tabs>
+          <w:tab w:val="num" w:pos="4320"/>
+        </w:tabs>
+        <w:ind w:left="4320" w:hanging="360"/>
+      </w:pPr>
+      <w:rPr>
+        <w:rFonts w:ascii="Wingdings" w:hAnsi="Wingdings" w:hint="default"/>
+        <w:sz w:val="20"/>
+      </w:rPr>
+    </w:lvl>
+    <w:lvl w:ilvl="6" w:tentative="1">
+      <w:start w:val="1"/>
+      <w:numFmt w:val="bullet"/>
+      <w:lvlText w:val=""/>
+      <w:lvlJc w:val="left"/>
+      <w:pPr>
+        <w:tabs>
+          <w:tab w:val="num" w:pos="5040"/>
+        </w:tabs>
+        <w:ind w:left="5040" w:hanging="360"/>
+      </w:pPr>
+      <w:rPr>
+        <w:rFonts w:ascii="Wingdings" w:hAnsi="Wingdings" w:hint="default"/>
+        <w:sz w:val="20"/>
+      </w:rPr>
+    </w:lvl>
+    <w:lvl w:ilvl="7" w:tentative="1">
+      <w:start w:val="1"/>
+      <w:numFmt w:val="bullet"/>
+      <w:lvlText w:val=""/>
+      <w:lvlJc w:val="left"/>
+      <w:pPr>
+        <w:tabs>
+          <w:tab w:val="num" w:pos="5760"/>
+        </w:tabs>
+        <w:ind w:left="5760" w:hanging="360"/>
+      </w:pPr>
+      <w:rPr>
+        <w:rFonts w:ascii="Wingdings" w:hAnsi="Wingdings" w:hint="default"/>
+        <w:sz w:val="20"/>
+      </w:rPr>
+    </w:lvl>
+    <w:lvl w:ilvl="8" w:tentative="1">
+      <w:start w:val="1"/>
+      <w:numFmt w:val="bullet"/>
+      <w:lvlText w:val=""/>
+      <w:lvlJc w:val="left"/>
+      <w:pPr>
+        <w:tabs>
+          <w:tab w:val="num" w:pos="6480"/>
+        </w:tabs>
+        <w:ind w:left="6480" w:hanging="360"/>
+      </w:pPr>
+      <w:rPr>
+        <w:rFonts w:ascii="Wingdings" w:hAnsi="Wingdings" w:hint="default"/>
+        <w:sz w:val="20"/>
+      </w:rPr>
+    </w:lvl>
+  </w:abstractNum>
+  <w:abstractNum w:abstractNumId="7" w15:restartNumberingAfterBreak="0">
     <w:nsid w:val="23E53EF8"/>
     <w:multiLevelType w:val="multilevel"/>
     <w:tmpl w:val="F9D643C2"/>
@@ -1599,7 +6060,603 @@
       </w:rPr>
     </w:lvl>
   </w:abstractNum>
-  <w:abstractNum w:abstractNumId="2" w15:restartNumberingAfterBreak="0">
+  <w:abstractNum w:abstractNumId="8" w15:restartNumberingAfterBreak="0">
+    <w:nsid w:val="245D4E41"/>
+    <w:multiLevelType w:val="multilevel"/>
+    <w:tmpl w:val="B920887A"/>
+    <w:lvl w:ilvl="0">
+      <w:start w:val="1"/>
+      <w:numFmt w:val="bullet"/>
+      <w:lvlText w:val=""/>
+      <w:lvlJc w:val="left"/>
+      <w:pPr>
+        <w:tabs>
+          <w:tab w:val="num" w:pos="720"/>
+        </w:tabs>
+        <w:ind w:left="720" w:hanging="360"/>
+      </w:pPr>
+      <w:rPr>
+        <w:rFonts w:ascii="Symbol" w:hAnsi="Symbol" w:hint="default"/>
+        <w:sz w:val="20"/>
+      </w:rPr>
+    </w:lvl>
+    <w:lvl w:ilvl="1" w:tentative="1">
+      <w:start w:val="1"/>
+      <w:numFmt w:val="bullet"/>
+      <w:lvlText w:val="o"/>
+      <w:lvlJc w:val="left"/>
+      <w:pPr>
+        <w:tabs>
+          <w:tab w:val="num" w:pos="1440"/>
+        </w:tabs>
+        <w:ind w:left="1440" w:hanging="360"/>
+      </w:pPr>
+      <w:rPr>
+        <w:rFonts w:ascii="Courier New" w:hAnsi="Courier New" w:hint="default"/>
+        <w:sz w:val="20"/>
+      </w:rPr>
+    </w:lvl>
+    <w:lvl w:ilvl="2" w:tentative="1">
+      <w:start w:val="1"/>
+      <w:numFmt w:val="bullet"/>
+      <w:lvlText w:val=""/>
+      <w:lvlJc w:val="left"/>
+      <w:pPr>
+        <w:tabs>
+          <w:tab w:val="num" w:pos="2160"/>
+        </w:tabs>
+        <w:ind w:left="2160" w:hanging="360"/>
+      </w:pPr>
+      <w:rPr>
+        <w:rFonts w:ascii="Wingdings" w:hAnsi="Wingdings" w:hint="default"/>
+        <w:sz w:val="20"/>
+      </w:rPr>
+    </w:lvl>
+    <w:lvl w:ilvl="3" w:tentative="1">
+      <w:start w:val="1"/>
+      <w:numFmt w:val="bullet"/>
+      <w:lvlText w:val=""/>
+      <w:lvlJc w:val="left"/>
+      <w:pPr>
+        <w:tabs>
+          <w:tab w:val="num" w:pos="2880"/>
+        </w:tabs>
+        <w:ind w:left="2880" w:hanging="360"/>
+      </w:pPr>
+      <w:rPr>
+        <w:rFonts w:ascii="Wingdings" w:hAnsi="Wingdings" w:hint="default"/>
+        <w:sz w:val="20"/>
+      </w:rPr>
+    </w:lvl>
+    <w:lvl w:ilvl="4" w:tentative="1">
+      <w:start w:val="1"/>
+      <w:numFmt w:val="bullet"/>
+      <w:lvlText w:val=""/>
+      <w:lvlJc w:val="left"/>
+      <w:pPr>
+        <w:tabs>
+          <w:tab w:val="num" w:pos="3600"/>
+        </w:tabs>
+        <w:ind w:left="3600" w:hanging="360"/>
+      </w:pPr>
+      <w:rPr>
+        <w:rFonts w:ascii="Wingdings" w:hAnsi="Wingdings" w:hint="default"/>
+        <w:sz w:val="20"/>
+      </w:rPr>
+    </w:lvl>
+    <w:lvl w:ilvl="5" w:tentative="1">
+      <w:start w:val="1"/>
+      <w:numFmt w:val="bullet"/>
+      <w:lvlText w:val=""/>
+      <w:lvlJc w:val="left"/>
+      <w:pPr>
+        <w:tabs>
+          <w:tab w:val="num" w:pos="4320"/>
+        </w:tabs>
+        <w:ind w:left="4320" w:hanging="360"/>
+      </w:pPr>
+      <w:rPr>
+        <w:rFonts w:ascii="Wingdings" w:hAnsi="Wingdings" w:hint="default"/>
+        <w:sz w:val="20"/>
+      </w:rPr>
+    </w:lvl>
+    <w:lvl w:ilvl="6" w:tentative="1">
+      <w:start w:val="1"/>
+      <w:numFmt w:val="bullet"/>
+      <w:lvlText w:val=""/>
+      <w:lvlJc w:val="left"/>
+      <w:pPr>
+        <w:tabs>
+          <w:tab w:val="num" w:pos="5040"/>
+        </w:tabs>
+        <w:ind w:left="5040" w:hanging="360"/>
+      </w:pPr>
+      <w:rPr>
+        <w:rFonts w:ascii="Wingdings" w:hAnsi="Wingdings" w:hint="default"/>
+        <w:sz w:val="20"/>
+      </w:rPr>
+    </w:lvl>
+    <w:lvl w:ilvl="7" w:tentative="1">
+      <w:start w:val="1"/>
+      <w:numFmt w:val="bullet"/>
+      <w:lvlText w:val=""/>
+      <w:lvlJc w:val="left"/>
+      <w:pPr>
+        <w:tabs>
+          <w:tab w:val="num" w:pos="5760"/>
+        </w:tabs>
+        <w:ind w:left="5760" w:hanging="360"/>
+      </w:pPr>
+      <w:rPr>
+        <w:rFonts w:ascii="Wingdings" w:hAnsi="Wingdings" w:hint="default"/>
+        <w:sz w:val="20"/>
+      </w:rPr>
+    </w:lvl>
+    <w:lvl w:ilvl="8" w:tentative="1">
+      <w:start w:val="1"/>
+      <w:numFmt w:val="bullet"/>
+      <w:lvlText w:val=""/>
+      <w:lvlJc w:val="left"/>
+      <w:pPr>
+        <w:tabs>
+          <w:tab w:val="num" w:pos="6480"/>
+        </w:tabs>
+        <w:ind w:left="6480" w:hanging="360"/>
+      </w:pPr>
+      <w:rPr>
+        <w:rFonts w:ascii="Wingdings" w:hAnsi="Wingdings" w:hint="default"/>
+        <w:sz w:val="20"/>
+      </w:rPr>
+    </w:lvl>
+  </w:abstractNum>
+  <w:abstractNum w:abstractNumId="9" w15:restartNumberingAfterBreak="0">
+    <w:nsid w:val="38CA6514"/>
+    <w:multiLevelType w:val="multilevel"/>
+    <w:tmpl w:val="DE78434A"/>
+    <w:lvl w:ilvl="0">
+      <w:start w:val="1"/>
+      <w:numFmt w:val="bullet"/>
+      <w:lvlText w:val=""/>
+      <w:lvlJc w:val="left"/>
+      <w:pPr>
+        <w:tabs>
+          <w:tab w:val="num" w:pos="720"/>
+        </w:tabs>
+        <w:ind w:left="720" w:hanging="360"/>
+      </w:pPr>
+      <w:rPr>
+        <w:rFonts w:ascii="Symbol" w:hAnsi="Symbol" w:hint="default"/>
+        <w:sz w:val="20"/>
+      </w:rPr>
+    </w:lvl>
+    <w:lvl w:ilvl="1" w:tentative="1">
+      <w:start w:val="1"/>
+      <w:numFmt w:val="bullet"/>
+      <w:lvlText w:val="o"/>
+      <w:lvlJc w:val="left"/>
+      <w:pPr>
+        <w:tabs>
+          <w:tab w:val="num" w:pos="1440"/>
+        </w:tabs>
+        <w:ind w:left="1440" w:hanging="360"/>
+      </w:pPr>
+      <w:rPr>
+        <w:rFonts w:ascii="Courier New" w:hAnsi="Courier New" w:hint="default"/>
+        <w:sz w:val="20"/>
+      </w:rPr>
+    </w:lvl>
+    <w:lvl w:ilvl="2" w:tentative="1">
+      <w:start w:val="1"/>
+      <w:numFmt w:val="bullet"/>
+      <w:lvlText w:val=""/>
+      <w:lvlJc w:val="left"/>
+      <w:pPr>
+        <w:tabs>
+          <w:tab w:val="num" w:pos="2160"/>
+        </w:tabs>
+        <w:ind w:left="2160" w:hanging="360"/>
+      </w:pPr>
+      <w:rPr>
+        <w:rFonts w:ascii="Wingdings" w:hAnsi="Wingdings" w:hint="default"/>
+        <w:sz w:val="20"/>
+      </w:rPr>
+    </w:lvl>
+    <w:lvl w:ilvl="3" w:tentative="1">
+      <w:start w:val="1"/>
+      <w:numFmt w:val="bullet"/>
+      <w:lvlText w:val=""/>
+      <w:lvlJc w:val="left"/>
+      <w:pPr>
+        <w:tabs>
+          <w:tab w:val="num" w:pos="2880"/>
+        </w:tabs>
+        <w:ind w:left="2880" w:hanging="360"/>
+      </w:pPr>
+      <w:rPr>
+        <w:rFonts w:ascii="Wingdings" w:hAnsi="Wingdings" w:hint="default"/>
+        <w:sz w:val="20"/>
+      </w:rPr>
+    </w:lvl>
+    <w:lvl w:ilvl="4" w:tentative="1">
+      <w:start w:val="1"/>
+      <w:numFmt w:val="bullet"/>
+      <w:lvlText w:val=""/>
+      <w:lvlJc w:val="left"/>
+      <w:pPr>
+        <w:tabs>
+          <w:tab w:val="num" w:pos="3600"/>
+        </w:tabs>
+        <w:ind w:left="3600" w:hanging="360"/>
+      </w:pPr>
+      <w:rPr>
+        <w:rFonts w:ascii="Wingdings" w:hAnsi="Wingdings" w:hint="default"/>
+        <w:sz w:val="20"/>
+      </w:rPr>
+    </w:lvl>
+    <w:lvl w:ilvl="5" w:tentative="1">
+      <w:start w:val="1"/>
+      <w:numFmt w:val="bullet"/>
+      <w:lvlText w:val=""/>
+      <w:lvlJc w:val="left"/>
+      <w:pPr>
+        <w:tabs>
+          <w:tab w:val="num" w:pos="4320"/>
+        </w:tabs>
+        <w:ind w:left="4320" w:hanging="360"/>
+      </w:pPr>
+      <w:rPr>
+        <w:rFonts w:ascii="Wingdings" w:hAnsi="Wingdings" w:hint="default"/>
+        <w:sz w:val="20"/>
+      </w:rPr>
+    </w:lvl>
+    <w:lvl w:ilvl="6" w:tentative="1">
+      <w:start w:val="1"/>
+      <w:numFmt w:val="bullet"/>
+      <w:lvlText w:val=""/>
+      <w:lvlJc w:val="left"/>
+      <w:pPr>
+        <w:tabs>
+          <w:tab w:val="num" w:pos="5040"/>
+        </w:tabs>
+        <w:ind w:left="5040" w:hanging="360"/>
+      </w:pPr>
+      <w:rPr>
+        <w:rFonts w:ascii="Wingdings" w:hAnsi="Wingdings" w:hint="default"/>
+        <w:sz w:val="20"/>
+      </w:rPr>
+    </w:lvl>
+    <w:lvl w:ilvl="7" w:tentative="1">
+      <w:start w:val="1"/>
+      <w:numFmt w:val="bullet"/>
+      <w:lvlText w:val=""/>
+      <w:lvlJc w:val="left"/>
+      <w:pPr>
+        <w:tabs>
+          <w:tab w:val="num" w:pos="5760"/>
+        </w:tabs>
+        <w:ind w:left="5760" w:hanging="360"/>
+      </w:pPr>
+      <w:rPr>
+        <w:rFonts w:ascii="Wingdings" w:hAnsi="Wingdings" w:hint="default"/>
+        <w:sz w:val="20"/>
+      </w:rPr>
+    </w:lvl>
+    <w:lvl w:ilvl="8" w:tentative="1">
+      <w:start w:val="1"/>
+      <w:numFmt w:val="bullet"/>
+      <w:lvlText w:val=""/>
+      <w:lvlJc w:val="left"/>
+      <w:pPr>
+        <w:tabs>
+          <w:tab w:val="num" w:pos="6480"/>
+        </w:tabs>
+        <w:ind w:left="6480" w:hanging="360"/>
+      </w:pPr>
+      <w:rPr>
+        <w:rFonts w:ascii="Wingdings" w:hAnsi="Wingdings" w:hint="default"/>
+        <w:sz w:val="20"/>
+      </w:rPr>
+    </w:lvl>
+  </w:abstractNum>
+  <w:abstractNum w:abstractNumId="10" w15:restartNumberingAfterBreak="0">
+    <w:nsid w:val="3A3C4022"/>
+    <w:multiLevelType w:val="multilevel"/>
+    <w:tmpl w:val="25BCF010"/>
+    <w:lvl w:ilvl="0">
+      <w:start w:val="1"/>
+      <w:numFmt w:val="bullet"/>
+      <w:lvlText w:val=""/>
+      <w:lvlJc w:val="left"/>
+      <w:pPr>
+        <w:tabs>
+          <w:tab w:val="num" w:pos="720"/>
+        </w:tabs>
+        <w:ind w:left="720" w:hanging="360"/>
+      </w:pPr>
+      <w:rPr>
+        <w:rFonts w:ascii="Symbol" w:hAnsi="Symbol" w:hint="default"/>
+        <w:sz w:val="20"/>
+      </w:rPr>
+    </w:lvl>
+    <w:lvl w:ilvl="1" w:tentative="1">
+      <w:start w:val="1"/>
+      <w:numFmt w:val="bullet"/>
+      <w:lvlText w:val="o"/>
+      <w:lvlJc w:val="left"/>
+      <w:pPr>
+        <w:tabs>
+          <w:tab w:val="num" w:pos="1440"/>
+        </w:tabs>
+        <w:ind w:left="1440" w:hanging="360"/>
+      </w:pPr>
+      <w:rPr>
+        <w:rFonts w:ascii="Courier New" w:hAnsi="Courier New" w:hint="default"/>
+        <w:sz w:val="20"/>
+      </w:rPr>
+    </w:lvl>
+    <w:lvl w:ilvl="2" w:tentative="1">
+      <w:start w:val="1"/>
+      <w:numFmt w:val="bullet"/>
+      <w:lvlText w:val=""/>
+      <w:lvlJc w:val="left"/>
+      <w:pPr>
+        <w:tabs>
+          <w:tab w:val="num" w:pos="2160"/>
+        </w:tabs>
+        <w:ind w:left="2160" w:hanging="360"/>
+      </w:pPr>
+      <w:rPr>
+        <w:rFonts w:ascii="Wingdings" w:hAnsi="Wingdings" w:hint="default"/>
+        <w:sz w:val="20"/>
+      </w:rPr>
+    </w:lvl>
+    <w:lvl w:ilvl="3" w:tentative="1">
+      <w:start w:val="1"/>
+      <w:numFmt w:val="bullet"/>
+      <w:lvlText w:val=""/>
+      <w:lvlJc w:val="left"/>
+      <w:pPr>
+        <w:tabs>
+          <w:tab w:val="num" w:pos="2880"/>
+        </w:tabs>
+        <w:ind w:left="2880" w:hanging="360"/>
+      </w:pPr>
+      <w:rPr>
+        <w:rFonts w:ascii="Wingdings" w:hAnsi="Wingdings" w:hint="default"/>
+        <w:sz w:val="20"/>
+      </w:rPr>
+    </w:lvl>
+    <w:lvl w:ilvl="4" w:tentative="1">
+      <w:start w:val="1"/>
+      <w:numFmt w:val="bullet"/>
+      <w:lvlText w:val=""/>
+      <w:lvlJc w:val="left"/>
+      <w:pPr>
+        <w:tabs>
+          <w:tab w:val="num" w:pos="3600"/>
+        </w:tabs>
+        <w:ind w:left="3600" w:hanging="360"/>
+      </w:pPr>
+      <w:rPr>
+        <w:rFonts w:ascii="Wingdings" w:hAnsi="Wingdings" w:hint="default"/>
+        <w:sz w:val="20"/>
+      </w:rPr>
+    </w:lvl>
+    <w:lvl w:ilvl="5" w:tentative="1">
+      <w:start w:val="1"/>
+      <w:numFmt w:val="bullet"/>
+      <w:lvlText w:val=""/>
+      <w:lvlJc w:val="left"/>
+      <w:pPr>
+        <w:tabs>
+          <w:tab w:val="num" w:pos="4320"/>
+        </w:tabs>
+        <w:ind w:left="4320" w:hanging="360"/>
+      </w:pPr>
+      <w:rPr>
+        <w:rFonts w:ascii="Wingdings" w:hAnsi="Wingdings" w:hint="default"/>
+        <w:sz w:val="20"/>
+      </w:rPr>
+    </w:lvl>
+    <w:lvl w:ilvl="6" w:tentative="1">
+      <w:start w:val="1"/>
+      <w:numFmt w:val="bullet"/>
+      <w:lvlText w:val=""/>
+      <w:lvlJc w:val="left"/>
+      <w:pPr>
+        <w:tabs>
+          <w:tab w:val="num" w:pos="5040"/>
+        </w:tabs>
+        <w:ind w:left="5040" w:hanging="360"/>
+      </w:pPr>
+      <w:rPr>
+        <w:rFonts w:ascii="Wingdings" w:hAnsi="Wingdings" w:hint="default"/>
+        <w:sz w:val="20"/>
+      </w:rPr>
+    </w:lvl>
+    <w:lvl w:ilvl="7" w:tentative="1">
+      <w:start w:val="1"/>
+      <w:numFmt w:val="bullet"/>
+      <w:lvlText w:val=""/>
+      <w:lvlJc w:val="left"/>
+      <w:pPr>
+        <w:tabs>
+          <w:tab w:val="num" w:pos="5760"/>
+        </w:tabs>
+        <w:ind w:left="5760" w:hanging="360"/>
+      </w:pPr>
+      <w:rPr>
+        <w:rFonts w:ascii="Wingdings" w:hAnsi="Wingdings" w:hint="default"/>
+        <w:sz w:val="20"/>
+      </w:rPr>
+    </w:lvl>
+    <w:lvl w:ilvl="8" w:tentative="1">
+      <w:start w:val="1"/>
+      <w:numFmt w:val="bullet"/>
+      <w:lvlText w:val=""/>
+      <w:lvlJc w:val="left"/>
+      <w:pPr>
+        <w:tabs>
+          <w:tab w:val="num" w:pos="6480"/>
+        </w:tabs>
+        <w:ind w:left="6480" w:hanging="360"/>
+      </w:pPr>
+      <w:rPr>
+        <w:rFonts w:ascii="Wingdings" w:hAnsi="Wingdings" w:hint="default"/>
+        <w:sz w:val="20"/>
+      </w:rPr>
+    </w:lvl>
+  </w:abstractNum>
+  <w:abstractNum w:abstractNumId="11" w15:restartNumberingAfterBreak="0">
+    <w:nsid w:val="3FA444F4"/>
+    <w:multiLevelType w:val="multilevel"/>
+    <w:tmpl w:val="FFD0992E"/>
+    <w:lvl w:ilvl="0">
+      <w:start w:val="1"/>
+      <w:numFmt w:val="bullet"/>
+      <w:lvlText w:val=""/>
+      <w:lvlJc w:val="left"/>
+      <w:pPr>
+        <w:tabs>
+          <w:tab w:val="num" w:pos="720"/>
+        </w:tabs>
+        <w:ind w:left="720" w:hanging="360"/>
+      </w:pPr>
+      <w:rPr>
+        <w:rFonts w:ascii="Symbol" w:hAnsi="Symbol" w:hint="default"/>
+        <w:sz w:val="20"/>
+      </w:rPr>
+    </w:lvl>
+    <w:lvl w:ilvl="1" w:tentative="1">
+      <w:start w:val="1"/>
+      <w:numFmt w:val="bullet"/>
+      <w:lvlText w:val="o"/>
+      <w:lvlJc w:val="left"/>
+      <w:pPr>
+        <w:tabs>
+          <w:tab w:val="num" w:pos="1440"/>
+        </w:tabs>
+        <w:ind w:left="1440" w:hanging="360"/>
+      </w:pPr>
+      <w:rPr>
+        <w:rFonts w:ascii="Courier New" w:hAnsi="Courier New" w:hint="default"/>
+        <w:sz w:val="20"/>
+      </w:rPr>
+    </w:lvl>
+    <w:lvl w:ilvl="2" w:tentative="1">
+      <w:start w:val="1"/>
+      <w:numFmt w:val="bullet"/>
+      <w:lvlText w:val=""/>
+      <w:lvlJc w:val="left"/>
+      <w:pPr>
+        <w:tabs>
+          <w:tab w:val="num" w:pos="2160"/>
+        </w:tabs>
+        <w:ind w:left="2160" w:hanging="360"/>
+      </w:pPr>
+      <w:rPr>
+        <w:rFonts w:ascii="Wingdings" w:hAnsi="Wingdings" w:hint="default"/>
+        <w:sz w:val="20"/>
+      </w:rPr>
+    </w:lvl>
+    <w:lvl w:ilvl="3" w:tentative="1">
+      <w:start w:val="1"/>
+      <w:numFmt w:val="bullet"/>
+      <w:lvlText w:val=""/>
+      <w:lvlJc w:val="left"/>
+      <w:pPr>
+        <w:tabs>
+          <w:tab w:val="num" w:pos="2880"/>
+        </w:tabs>
+        <w:ind w:left="2880" w:hanging="360"/>
+      </w:pPr>
+      <w:rPr>
+        <w:rFonts w:ascii="Wingdings" w:hAnsi="Wingdings" w:hint="default"/>
+        <w:sz w:val="20"/>
+      </w:rPr>
+    </w:lvl>
+    <w:lvl w:ilvl="4" w:tentative="1">
+      <w:start w:val="1"/>
+      <w:numFmt w:val="bullet"/>
+      <w:lvlText w:val=""/>
+      <w:lvlJc w:val="left"/>
+      <w:pPr>
+        <w:tabs>
+          <w:tab w:val="num" w:pos="3600"/>
+        </w:tabs>
+        <w:ind w:left="3600" w:hanging="360"/>
+      </w:pPr>
+      <w:rPr>
+        <w:rFonts w:ascii="Wingdings" w:hAnsi="Wingdings" w:hint="default"/>
+        <w:sz w:val="20"/>
+      </w:rPr>
+    </w:lvl>
+    <w:lvl w:ilvl="5" w:tentative="1">
+      <w:start w:val="1"/>
+      <w:numFmt w:val="bullet"/>
+      <w:lvlText w:val=""/>
+      <w:lvlJc w:val="left"/>
+      <w:pPr>
+        <w:tabs>
+          <w:tab w:val="num" w:pos="4320"/>
+        </w:tabs>
+        <w:ind w:left="4320" w:hanging="360"/>
+      </w:pPr>
+      <w:rPr>
+        <w:rFonts w:ascii="Wingdings" w:hAnsi="Wingdings" w:hint="default"/>
+        <w:sz w:val="20"/>
+      </w:rPr>
+    </w:lvl>
+    <w:lvl w:ilvl="6" w:tentative="1">
+      <w:start w:val="1"/>
+      <w:numFmt w:val="bullet"/>
+      <w:lvlText w:val=""/>
+      <w:lvlJc w:val="left"/>
+      <w:pPr>
+        <w:tabs>
+          <w:tab w:val="num" w:pos="5040"/>
+        </w:tabs>
+        <w:ind w:left="5040" w:hanging="360"/>
+      </w:pPr>
+      <w:rPr>
+        <w:rFonts w:ascii="Wingdings" w:hAnsi="Wingdings" w:hint="default"/>
+        <w:sz w:val="20"/>
+      </w:rPr>
+    </w:lvl>
+    <w:lvl w:ilvl="7" w:tentative="1">
+      <w:start w:val="1"/>
+      <w:numFmt w:val="bullet"/>
+      <w:lvlText w:val=""/>
+      <w:lvlJc w:val="left"/>
+      <w:pPr>
+        <w:tabs>
+          <w:tab w:val="num" w:pos="5760"/>
+        </w:tabs>
+        <w:ind w:left="5760" w:hanging="360"/>
+      </w:pPr>
+      <w:rPr>
+        <w:rFonts w:ascii="Wingdings" w:hAnsi="Wingdings" w:hint="default"/>
+        <w:sz w:val="20"/>
+      </w:rPr>
+    </w:lvl>
+    <w:lvl w:ilvl="8" w:tentative="1">
+      <w:start w:val="1"/>
+      <w:numFmt w:val="bullet"/>
+      <w:lvlText w:val=""/>
+      <w:lvlJc w:val="left"/>
+      <w:pPr>
+        <w:tabs>
+          <w:tab w:val="num" w:pos="6480"/>
+        </w:tabs>
+        <w:ind w:left="6480" w:hanging="360"/>
+      </w:pPr>
+      <w:rPr>
+        <w:rFonts w:ascii="Wingdings" w:hAnsi="Wingdings" w:hint="default"/>
+        <w:sz w:val="20"/>
+      </w:rPr>
+    </w:lvl>
+  </w:abstractNum>
+  <w:abstractNum w:abstractNumId="12" w15:restartNumberingAfterBreak="0">
     <w:nsid w:val="430A1340"/>
     <w:multiLevelType w:val="multilevel"/>
     <w:tmpl w:val="86F03A40"/>
@@ -1712,7 +6769,7 @@
       </w:pPr>
     </w:lvl>
   </w:abstractNum>
-  <w:abstractNum w:abstractNumId="3" w15:restartNumberingAfterBreak="0">
+  <w:abstractNum w:abstractNumId="13" w15:restartNumberingAfterBreak="0">
     <w:nsid w:val="45870FAF"/>
     <w:multiLevelType w:val="multilevel"/>
     <w:tmpl w:val="A7DE5EA6"/>
@@ -1829,7 +6886,7 @@
       </w:pPr>
     </w:lvl>
   </w:abstractNum>
-  <w:abstractNum w:abstractNumId="4" w15:restartNumberingAfterBreak="0">
+  <w:abstractNum w:abstractNumId="14" w15:restartNumberingAfterBreak="0">
     <w:nsid w:val="49C07F76"/>
     <w:multiLevelType w:val="multilevel"/>
     <w:tmpl w:val="3AD202F8"/>
@@ -1978,7 +7035,7 @@
       </w:rPr>
     </w:lvl>
   </w:abstractNum>
-  <w:abstractNum w:abstractNumId="5" w15:restartNumberingAfterBreak="0">
+  <w:abstractNum w:abstractNumId="15" w15:restartNumberingAfterBreak="0">
     <w:nsid w:val="4BB11A1B"/>
     <w:multiLevelType w:val="multilevel"/>
     <w:tmpl w:val="7DF6EA50"/>
@@ -2127,7 +7184,305 @@
       </w:rPr>
     </w:lvl>
   </w:abstractNum>
-  <w:abstractNum w:abstractNumId="6" w15:restartNumberingAfterBreak="0">
+  <w:abstractNum w:abstractNumId="16" w15:restartNumberingAfterBreak="0">
+    <w:nsid w:val="517408CF"/>
+    <w:multiLevelType w:val="multilevel"/>
+    <w:tmpl w:val="4664FA80"/>
+    <w:lvl w:ilvl="0">
+      <w:start w:val="1"/>
+      <w:numFmt w:val="bullet"/>
+      <w:lvlText w:val=""/>
+      <w:lvlJc w:val="left"/>
+      <w:pPr>
+        <w:tabs>
+          <w:tab w:val="num" w:pos="720"/>
+        </w:tabs>
+        <w:ind w:left="720" w:hanging="360"/>
+      </w:pPr>
+      <w:rPr>
+        <w:rFonts w:ascii="Symbol" w:hAnsi="Symbol" w:hint="default"/>
+        <w:sz w:val="20"/>
+      </w:rPr>
+    </w:lvl>
+    <w:lvl w:ilvl="1" w:tentative="1">
+      <w:start w:val="1"/>
+      <w:numFmt w:val="bullet"/>
+      <w:lvlText w:val="o"/>
+      <w:lvlJc w:val="left"/>
+      <w:pPr>
+        <w:tabs>
+          <w:tab w:val="num" w:pos="1440"/>
+        </w:tabs>
+        <w:ind w:left="1440" w:hanging="360"/>
+      </w:pPr>
+      <w:rPr>
+        <w:rFonts w:ascii="Courier New" w:hAnsi="Courier New" w:hint="default"/>
+        <w:sz w:val="20"/>
+      </w:rPr>
+    </w:lvl>
+    <w:lvl w:ilvl="2" w:tentative="1">
+      <w:start w:val="1"/>
+      <w:numFmt w:val="bullet"/>
+      <w:lvlText w:val=""/>
+      <w:lvlJc w:val="left"/>
+      <w:pPr>
+        <w:tabs>
+          <w:tab w:val="num" w:pos="2160"/>
+        </w:tabs>
+        <w:ind w:left="2160" w:hanging="360"/>
+      </w:pPr>
+      <w:rPr>
+        <w:rFonts w:ascii="Wingdings" w:hAnsi="Wingdings" w:hint="default"/>
+        <w:sz w:val="20"/>
+      </w:rPr>
+    </w:lvl>
+    <w:lvl w:ilvl="3" w:tentative="1">
+      <w:start w:val="1"/>
+      <w:numFmt w:val="bullet"/>
+      <w:lvlText w:val=""/>
+      <w:lvlJc w:val="left"/>
+      <w:pPr>
+        <w:tabs>
+          <w:tab w:val="num" w:pos="2880"/>
+        </w:tabs>
+        <w:ind w:left="2880" w:hanging="360"/>
+      </w:pPr>
+      <w:rPr>
+        <w:rFonts w:ascii="Wingdings" w:hAnsi="Wingdings" w:hint="default"/>
+        <w:sz w:val="20"/>
+      </w:rPr>
+    </w:lvl>
+    <w:lvl w:ilvl="4" w:tentative="1">
+      <w:start w:val="1"/>
+      <w:numFmt w:val="bullet"/>
+      <w:lvlText w:val=""/>
+      <w:lvlJc w:val="left"/>
+      <w:pPr>
+        <w:tabs>
+          <w:tab w:val="num" w:pos="3600"/>
+        </w:tabs>
+        <w:ind w:left="3600" w:hanging="360"/>
+      </w:pPr>
+      <w:rPr>
+        <w:rFonts w:ascii="Wingdings" w:hAnsi="Wingdings" w:hint="default"/>
+        <w:sz w:val="20"/>
+      </w:rPr>
+    </w:lvl>
+    <w:lvl w:ilvl="5" w:tentative="1">
+      <w:start w:val="1"/>
+      <w:numFmt w:val="bullet"/>
+      <w:lvlText w:val=""/>
+      <w:lvlJc w:val="left"/>
+      <w:pPr>
+        <w:tabs>
+          <w:tab w:val="num" w:pos="4320"/>
+        </w:tabs>
+        <w:ind w:left="4320" w:hanging="360"/>
+      </w:pPr>
+      <w:rPr>
+        <w:rFonts w:ascii="Wingdings" w:hAnsi="Wingdings" w:hint="default"/>
+        <w:sz w:val="20"/>
+      </w:rPr>
+    </w:lvl>
+    <w:lvl w:ilvl="6" w:tentative="1">
+      <w:start w:val="1"/>
+      <w:numFmt w:val="bullet"/>
+      <w:lvlText w:val=""/>
+      <w:lvlJc w:val="left"/>
+      <w:pPr>
+        <w:tabs>
+          <w:tab w:val="num" w:pos="5040"/>
+        </w:tabs>
+        <w:ind w:left="5040" w:hanging="360"/>
+      </w:pPr>
+      <w:rPr>
+        <w:rFonts w:ascii="Wingdings" w:hAnsi="Wingdings" w:hint="default"/>
+        <w:sz w:val="20"/>
+      </w:rPr>
+    </w:lvl>
+    <w:lvl w:ilvl="7" w:tentative="1">
+      <w:start w:val="1"/>
+      <w:numFmt w:val="bullet"/>
+      <w:lvlText w:val=""/>
+      <w:lvlJc w:val="left"/>
+      <w:pPr>
+        <w:tabs>
+          <w:tab w:val="num" w:pos="5760"/>
+        </w:tabs>
+        <w:ind w:left="5760" w:hanging="360"/>
+      </w:pPr>
+      <w:rPr>
+        <w:rFonts w:ascii="Wingdings" w:hAnsi="Wingdings" w:hint="default"/>
+        <w:sz w:val="20"/>
+      </w:rPr>
+    </w:lvl>
+    <w:lvl w:ilvl="8" w:tentative="1">
+      <w:start w:val="1"/>
+      <w:numFmt w:val="bullet"/>
+      <w:lvlText w:val=""/>
+      <w:lvlJc w:val="left"/>
+      <w:pPr>
+        <w:tabs>
+          <w:tab w:val="num" w:pos="6480"/>
+        </w:tabs>
+        <w:ind w:left="6480" w:hanging="360"/>
+      </w:pPr>
+      <w:rPr>
+        <w:rFonts w:ascii="Wingdings" w:hAnsi="Wingdings" w:hint="default"/>
+        <w:sz w:val="20"/>
+      </w:rPr>
+    </w:lvl>
+  </w:abstractNum>
+  <w:abstractNum w:abstractNumId="17" w15:restartNumberingAfterBreak="0">
+    <w:nsid w:val="57897C96"/>
+    <w:multiLevelType w:val="multilevel"/>
+    <w:tmpl w:val="B06EDA78"/>
+    <w:lvl w:ilvl="0">
+      <w:start w:val="1"/>
+      <w:numFmt w:val="bullet"/>
+      <w:lvlText w:val=""/>
+      <w:lvlJc w:val="left"/>
+      <w:pPr>
+        <w:tabs>
+          <w:tab w:val="num" w:pos="720"/>
+        </w:tabs>
+        <w:ind w:left="720" w:hanging="360"/>
+      </w:pPr>
+      <w:rPr>
+        <w:rFonts w:ascii="Symbol" w:hAnsi="Symbol" w:hint="default"/>
+        <w:sz w:val="20"/>
+      </w:rPr>
+    </w:lvl>
+    <w:lvl w:ilvl="1" w:tentative="1">
+      <w:start w:val="1"/>
+      <w:numFmt w:val="bullet"/>
+      <w:lvlText w:val="o"/>
+      <w:lvlJc w:val="left"/>
+      <w:pPr>
+        <w:tabs>
+          <w:tab w:val="num" w:pos="1440"/>
+        </w:tabs>
+        <w:ind w:left="1440" w:hanging="360"/>
+      </w:pPr>
+      <w:rPr>
+        <w:rFonts w:ascii="Courier New" w:hAnsi="Courier New" w:hint="default"/>
+        <w:sz w:val="20"/>
+      </w:rPr>
+    </w:lvl>
+    <w:lvl w:ilvl="2" w:tentative="1">
+      <w:start w:val="1"/>
+      <w:numFmt w:val="bullet"/>
+      <w:lvlText w:val=""/>
+      <w:lvlJc w:val="left"/>
+      <w:pPr>
+        <w:tabs>
+          <w:tab w:val="num" w:pos="2160"/>
+        </w:tabs>
+        <w:ind w:left="2160" w:hanging="360"/>
+      </w:pPr>
+      <w:rPr>
+        <w:rFonts w:ascii="Wingdings" w:hAnsi="Wingdings" w:hint="default"/>
+        <w:sz w:val="20"/>
+      </w:rPr>
+    </w:lvl>
+    <w:lvl w:ilvl="3" w:tentative="1">
+      <w:start w:val="1"/>
+      <w:numFmt w:val="bullet"/>
+      <w:lvlText w:val=""/>
+      <w:lvlJc w:val="left"/>
+      <w:pPr>
+        <w:tabs>
+          <w:tab w:val="num" w:pos="2880"/>
+        </w:tabs>
+        <w:ind w:left="2880" w:hanging="360"/>
+      </w:pPr>
+      <w:rPr>
+        <w:rFonts w:ascii="Wingdings" w:hAnsi="Wingdings" w:hint="default"/>
+        <w:sz w:val="20"/>
+      </w:rPr>
+    </w:lvl>
+    <w:lvl w:ilvl="4" w:tentative="1">
+      <w:start w:val="1"/>
+      <w:numFmt w:val="bullet"/>
+      <w:lvlText w:val=""/>
+      <w:lvlJc w:val="left"/>
+      <w:pPr>
+        <w:tabs>
+          <w:tab w:val="num" w:pos="3600"/>
+        </w:tabs>
+        <w:ind w:left="3600" w:hanging="360"/>
+      </w:pPr>
+      <w:rPr>
+        <w:rFonts w:ascii="Wingdings" w:hAnsi="Wingdings" w:hint="default"/>
+        <w:sz w:val="20"/>
+      </w:rPr>
+    </w:lvl>
+    <w:lvl w:ilvl="5" w:tentative="1">
+      <w:start w:val="1"/>
+      <w:numFmt w:val="bullet"/>
+      <w:lvlText w:val=""/>
+      <w:lvlJc w:val="left"/>
+      <w:pPr>
+        <w:tabs>
+          <w:tab w:val="num" w:pos="4320"/>
+        </w:tabs>
+        <w:ind w:left="4320" w:hanging="360"/>
+      </w:pPr>
+      <w:rPr>
+        <w:rFonts w:ascii="Wingdings" w:hAnsi="Wingdings" w:hint="default"/>
+        <w:sz w:val="20"/>
+      </w:rPr>
+    </w:lvl>
+    <w:lvl w:ilvl="6" w:tentative="1">
+      <w:start w:val="1"/>
+      <w:numFmt w:val="bullet"/>
+      <w:lvlText w:val=""/>
+      <w:lvlJc w:val="left"/>
+      <w:pPr>
+        <w:tabs>
+          <w:tab w:val="num" w:pos="5040"/>
+        </w:tabs>
+        <w:ind w:left="5040" w:hanging="360"/>
+      </w:pPr>
+      <w:rPr>
+        <w:rFonts w:ascii="Wingdings" w:hAnsi="Wingdings" w:hint="default"/>
+        <w:sz w:val="20"/>
+      </w:rPr>
+    </w:lvl>
+    <w:lvl w:ilvl="7" w:tentative="1">
+      <w:start w:val="1"/>
+      <w:numFmt w:val="bullet"/>
+      <w:lvlText w:val=""/>
+      <w:lvlJc w:val="left"/>
+      <w:pPr>
+        <w:tabs>
+          <w:tab w:val="num" w:pos="5760"/>
+        </w:tabs>
+        <w:ind w:left="5760" w:hanging="360"/>
+      </w:pPr>
+      <w:rPr>
+        <w:rFonts w:ascii="Wingdings" w:hAnsi="Wingdings" w:hint="default"/>
+        <w:sz w:val="20"/>
+      </w:rPr>
+    </w:lvl>
+    <w:lvl w:ilvl="8" w:tentative="1">
+      <w:start w:val="1"/>
+      <w:numFmt w:val="bullet"/>
+      <w:lvlText w:val=""/>
+      <w:lvlJc w:val="left"/>
+      <w:pPr>
+        <w:tabs>
+          <w:tab w:val="num" w:pos="6480"/>
+        </w:tabs>
+        <w:ind w:left="6480" w:hanging="360"/>
+      </w:pPr>
+      <w:rPr>
+        <w:rFonts w:ascii="Wingdings" w:hAnsi="Wingdings" w:hint="default"/>
+        <w:sz w:val="20"/>
+      </w:rPr>
+    </w:lvl>
+  </w:abstractNum>
+  <w:abstractNum w:abstractNumId="18" w15:restartNumberingAfterBreak="0">
     <w:nsid w:val="5A44289D"/>
     <w:multiLevelType w:val="multilevel"/>
     <w:tmpl w:val="ACB6746C"/>
@@ -2276,7 +7631,156 @@
       </w:rPr>
     </w:lvl>
   </w:abstractNum>
-  <w:abstractNum w:abstractNumId="7" w15:restartNumberingAfterBreak="0">
+  <w:abstractNum w:abstractNumId="19" w15:restartNumberingAfterBreak="0">
+    <w:nsid w:val="5A95494A"/>
+    <w:multiLevelType w:val="multilevel"/>
+    <w:tmpl w:val="AD6A7136"/>
+    <w:lvl w:ilvl="0">
+      <w:start w:val="1"/>
+      <w:numFmt w:val="bullet"/>
+      <w:lvlText w:val=""/>
+      <w:lvlJc w:val="left"/>
+      <w:pPr>
+        <w:tabs>
+          <w:tab w:val="num" w:pos="720"/>
+        </w:tabs>
+        <w:ind w:left="720" w:hanging="360"/>
+      </w:pPr>
+      <w:rPr>
+        <w:rFonts w:ascii="Symbol" w:hAnsi="Symbol" w:hint="default"/>
+        <w:sz w:val="20"/>
+      </w:rPr>
+    </w:lvl>
+    <w:lvl w:ilvl="1" w:tentative="1">
+      <w:start w:val="1"/>
+      <w:numFmt w:val="bullet"/>
+      <w:lvlText w:val="o"/>
+      <w:lvlJc w:val="left"/>
+      <w:pPr>
+        <w:tabs>
+          <w:tab w:val="num" w:pos="1440"/>
+        </w:tabs>
+        <w:ind w:left="1440" w:hanging="360"/>
+      </w:pPr>
+      <w:rPr>
+        <w:rFonts w:ascii="Courier New" w:hAnsi="Courier New" w:hint="default"/>
+        <w:sz w:val="20"/>
+      </w:rPr>
+    </w:lvl>
+    <w:lvl w:ilvl="2" w:tentative="1">
+      <w:start w:val="1"/>
+      <w:numFmt w:val="bullet"/>
+      <w:lvlText w:val=""/>
+      <w:lvlJc w:val="left"/>
+      <w:pPr>
+        <w:tabs>
+          <w:tab w:val="num" w:pos="2160"/>
+        </w:tabs>
+        <w:ind w:left="2160" w:hanging="360"/>
+      </w:pPr>
+      <w:rPr>
+        <w:rFonts w:ascii="Wingdings" w:hAnsi="Wingdings" w:hint="default"/>
+        <w:sz w:val="20"/>
+      </w:rPr>
+    </w:lvl>
+    <w:lvl w:ilvl="3" w:tentative="1">
+      <w:start w:val="1"/>
+      <w:numFmt w:val="bullet"/>
+      <w:lvlText w:val=""/>
+      <w:lvlJc w:val="left"/>
+      <w:pPr>
+        <w:tabs>
+          <w:tab w:val="num" w:pos="2880"/>
+        </w:tabs>
+        <w:ind w:left="2880" w:hanging="360"/>
+      </w:pPr>
+      <w:rPr>
+        <w:rFonts w:ascii="Wingdings" w:hAnsi="Wingdings" w:hint="default"/>
+        <w:sz w:val="20"/>
+      </w:rPr>
+    </w:lvl>
+    <w:lvl w:ilvl="4" w:tentative="1">
+      <w:start w:val="1"/>
+      <w:numFmt w:val="bullet"/>
+      <w:lvlText w:val=""/>
+      <w:lvlJc w:val="left"/>
+      <w:pPr>
+        <w:tabs>
+          <w:tab w:val="num" w:pos="3600"/>
+        </w:tabs>
+        <w:ind w:left="3600" w:hanging="360"/>
+      </w:pPr>
+      <w:rPr>
+        <w:rFonts w:ascii="Wingdings" w:hAnsi="Wingdings" w:hint="default"/>
+        <w:sz w:val="20"/>
+      </w:rPr>
+    </w:lvl>
+    <w:lvl w:ilvl="5" w:tentative="1">
+      <w:start w:val="1"/>
+      <w:numFmt w:val="bullet"/>
+      <w:lvlText w:val=""/>
+      <w:lvlJc w:val="left"/>
+      <w:pPr>
+        <w:tabs>
+          <w:tab w:val="num" w:pos="4320"/>
+        </w:tabs>
+        <w:ind w:left="4320" w:hanging="360"/>
+      </w:pPr>
+      <w:rPr>
+        <w:rFonts w:ascii="Wingdings" w:hAnsi="Wingdings" w:hint="default"/>
+        <w:sz w:val="20"/>
+      </w:rPr>
+    </w:lvl>
+    <w:lvl w:ilvl="6" w:tentative="1">
+      <w:start w:val="1"/>
+      <w:numFmt w:val="bullet"/>
+      <w:lvlText w:val=""/>
+      <w:lvlJc w:val="left"/>
+      <w:pPr>
+        <w:tabs>
+          <w:tab w:val="num" w:pos="5040"/>
+        </w:tabs>
+        <w:ind w:left="5040" w:hanging="360"/>
+      </w:pPr>
+      <w:rPr>
+        <w:rFonts w:ascii="Wingdings" w:hAnsi="Wingdings" w:hint="default"/>
+        <w:sz w:val="20"/>
+      </w:rPr>
+    </w:lvl>
+    <w:lvl w:ilvl="7" w:tentative="1">
+      <w:start w:val="1"/>
+      <w:numFmt w:val="bullet"/>
+      <w:lvlText w:val=""/>
+      <w:lvlJc w:val="left"/>
+      <w:pPr>
+        <w:tabs>
+          <w:tab w:val="num" w:pos="5760"/>
+        </w:tabs>
+        <w:ind w:left="5760" w:hanging="360"/>
+      </w:pPr>
+      <w:rPr>
+        <w:rFonts w:ascii="Wingdings" w:hAnsi="Wingdings" w:hint="default"/>
+        <w:sz w:val="20"/>
+      </w:rPr>
+    </w:lvl>
+    <w:lvl w:ilvl="8" w:tentative="1">
+      <w:start w:val="1"/>
+      <w:numFmt w:val="bullet"/>
+      <w:lvlText w:val=""/>
+      <w:lvlJc w:val="left"/>
+      <w:pPr>
+        <w:tabs>
+          <w:tab w:val="num" w:pos="6480"/>
+        </w:tabs>
+        <w:ind w:left="6480" w:hanging="360"/>
+      </w:pPr>
+      <w:rPr>
+        <w:rFonts w:ascii="Wingdings" w:hAnsi="Wingdings" w:hint="default"/>
+        <w:sz w:val="20"/>
+      </w:rPr>
+    </w:lvl>
+  </w:abstractNum>
+  <w:abstractNum w:abstractNumId="20" w15:restartNumberingAfterBreak="0">
     <w:nsid w:val="5D012DBA"/>
     <w:multiLevelType w:val="multilevel"/>
     <w:tmpl w:val="F5CC3A36"/>
@@ -2425,7 +7929,7 @@
       </w:rPr>
     </w:lvl>
   </w:abstractNum>
-  <w:abstractNum w:abstractNumId="8" w15:restartNumberingAfterBreak="0">
+  <w:abstractNum w:abstractNumId="21" w15:restartNumberingAfterBreak="0">
     <w:nsid w:val="60BE1D08"/>
     <w:multiLevelType w:val="multilevel"/>
     <w:tmpl w:val="E446E3E6"/>
@@ -2574,7 +8078,454 @@
       </w:rPr>
     </w:lvl>
   </w:abstractNum>
-  <w:abstractNum w:abstractNumId="9" w15:restartNumberingAfterBreak="0">
+  <w:abstractNum w:abstractNumId="22" w15:restartNumberingAfterBreak="0">
+    <w:nsid w:val="63515DB5"/>
+    <w:multiLevelType w:val="multilevel"/>
+    <w:tmpl w:val="61B82752"/>
+    <w:lvl w:ilvl="0">
+      <w:start w:val="1"/>
+      <w:numFmt w:val="bullet"/>
+      <w:lvlText w:val=""/>
+      <w:lvlJc w:val="left"/>
+      <w:pPr>
+        <w:tabs>
+          <w:tab w:val="num" w:pos="720"/>
+        </w:tabs>
+        <w:ind w:left="720" w:hanging="360"/>
+      </w:pPr>
+      <w:rPr>
+        <w:rFonts w:ascii="Symbol" w:hAnsi="Symbol" w:hint="default"/>
+        <w:sz w:val="20"/>
+      </w:rPr>
+    </w:lvl>
+    <w:lvl w:ilvl="1" w:tentative="1">
+      <w:start w:val="1"/>
+      <w:numFmt w:val="bullet"/>
+      <w:lvlText w:val="o"/>
+      <w:lvlJc w:val="left"/>
+      <w:pPr>
+        <w:tabs>
+          <w:tab w:val="num" w:pos="1440"/>
+        </w:tabs>
+        <w:ind w:left="1440" w:hanging="360"/>
+      </w:pPr>
+      <w:rPr>
+        <w:rFonts w:ascii="Courier New" w:hAnsi="Courier New" w:hint="default"/>
+        <w:sz w:val="20"/>
+      </w:rPr>
+    </w:lvl>
+    <w:lvl w:ilvl="2" w:tentative="1">
+      <w:start w:val="1"/>
+      <w:numFmt w:val="bullet"/>
+      <w:lvlText w:val=""/>
+      <w:lvlJc w:val="left"/>
+      <w:pPr>
+        <w:tabs>
+          <w:tab w:val="num" w:pos="2160"/>
+        </w:tabs>
+        <w:ind w:left="2160" w:hanging="360"/>
+      </w:pPr>
+      <w:rPr>
+        <w:rFonts w:ascii="Wingdings" w:hAnsi="Wingdings" w:hint="default"/>
+        <w:sz w:val="20"/>
+      </w:rPr>
+    </w:lvl>
+    <w:lvl w:ilvl="3" w:tentative="1">
+      <w:start w:val="1"/>
+      <w:numFmt w:val="bullet"/>
+      <w:lvlText w:val=""/>
+      <w:lvlJc w:val="left"/>
+      <w:pPr>
+        <w:tabs>
+          <w:tab w:val="num" w:pos="2880"/>
+        </w:tabs>
+        <w:ind w:left="2880" w:hanging="360"/>
+      </w:pPr>
+      <w:rPr>
+        <w:rFonts w:ascii="Wingdings" w:hAnsi="Wingdings" w:hint="default"/>
+        <w:sz w:val="20"/>
+      </w:rPr>
+    </w:lvl>
+    <w:lvl w:ilvl="4" w:tentative="1">
+      <w:start w:val="1"/>
+      <w:numFmt w:val="bullet"/>
+      <w:lvlText w:val=""/>
+      <w:lvlJc w:val="left"/>
+      <w:pPr>
+        <w:tabs>
+          <w:tab w:val="num" w:pos="3600"/>
+        </w:tabs>
+        <w:ind w:left="3600" w:hanging="360"/>
+      </w:pPr>
+      <w:rPr>
+        <w:rFonts w:ascii="Wingdings" w:hAnsi="Wingdings" w:hint="default"/>
+        <w:sz w:val="20"/>
+      </w:rPr>
+    </w:lvl>
+    <w:lvl w:ilvl="5" w:tentative="1">
+      <w:start w:val="1"/>
+      <w:numFmt w:val="bullet"/>
+      <w:lvlText w:val=""/>
+      <w:lvlJc w:val="left"/>
+      <w:pPr>
+        <w:tabs>
+          <w:tab w:val="num" w:pos="4320"/>
+        </w:tabs>
+        <w:ind w:left="4320" w:hanging="360"/>
+      </w:pPr>
+      <w:rPr>
+        <w:rFonts w:ascii="Wingdings" w:hAnsi="Wingdings" w:hint="default"/>
+        <w:sz w:val="20"/>
+      </w:rPr>
+    </w:lvl>
+    <w:lvl w:ilvl="6" w:tentative="1">
+      <w:start w:val="1"/>
+      <w:numFmt w:val="bullet"/>
+      <w:lvlText w:val=""/>
+      <w:lvlJc w:val="left"/>
+      <w:pPr>
+        <w:tabs>
+          <w:tab w:val="num" w:pos="5040"/>
+        </w:tabs>
+        <w:ind w:left="5040" w:hanging="360"/>
+      </w:pPr>
+      <w:rPr>
+        <w:rFonts w:ascii="Wingdings" w:hAnsi="Wingdings" w:hint="default"/>
+        <w:sz w:val="20"/>
+      </w:rPr>
+    </w:lvl>
+    <w:lvl w:ilvl="7" w:tentative="1">
+      <w:start w:val="1"/>
+      <w:numFmt w:val="bullet"/>
+      <w:lvlText w:val=""/>
+      <w:lvlJc w:val="left"/>
+      <w:pPr>
+        <w:tabs>
+          <w:tab w:val="num" w:pos="5760"/>
+        </w:tabs>
+        <w:ind w:left="5760" w:hanging="360"/>
+      </w:pPr>
+      <w:rPr>
+        <w:rFonts w:ascii="Wingdings" w:hAnsi="Wingdings" w:hint="default"/>
+        <w:sz w:val="20"/>
+      </w:rPr>
+    </w:lvl>
+    <w:lvl w:ilvl="8" w:tentative="1">
+      <w:start w:val="1"/>
+      <w:numFmt w:val="bullet"/>
+      <w:lvlText w:val=""/>
+      <w:lvlJc w:val="left"/>
+      <w:pPr>
+        <w:tabs>
+          <w:tab w:val="num" w:pos="6480"/>
+        </w:tabs>
+        <w:ind w:left="6480" w:hanging="360"/>
+      </w:pPr>
+      <w:rPr>
+        <w:rFonts w:ascii="Wingdings" w:hAnsi="Wingdings" w:hint="default"/>
+        <w:sz w:val="20"/>
+      </w:rPr>
+    </w:lvl>
+  </w:abstractNum>
+  <w:abstractNum w:abstractNumId="23" w15:restartNumberingAfterBreak="0">
+    <w:nsid w:val="661D20C9"/>
+    <w:multiLevelType w:val="multilevel"/>
+    <w:tmpl w:val="E9308122"/>
+    <w:lvl w:ilvl="0">
+      <w:start w:val="1"/>
+      <w:numFmt w:val="bullet"/>
+      <w:lvlText w:val=""/>
+      <w:lvlJc w:val="left"/>
+      <w:pPr>
+        <w:tabs>
+          <w:tab w:val="num" w:pos="720"/>
+        </w:tabs>
+        <w:ind w:left="720" w:hanging="360"/>
+      </w:pPr>
+      <w:rPr>
+        <w:rFonts w:ascii="Symbol" w:hAnsi="Symbol" w:hint="default"/>
+        <w:sz w:val="20"/>
+      </w:rPr>
+    </w:lvl>
+    <w:lvl w:ilvl="1" w:tentative="1">
+      <w:start w:val="1"/>
+      <w:numFmt w:val="bullet"/>
+      <w:lvlText w:val="o"/>
+      <w:lvlJc w:val="left"/>
+      <w:pPr>
+        <w:tabs>
+          <w:tab w:val="num" w:pos="1440"/>
+        </w:tabs>
+        <w:ind w:left="1440" w:hanging="360"/>
+      </w:pPr>
+      <w:rPr>
+        <w:rFonts w:ascii="Courier New" w:hAnsi="Courier New" w:hint="default"/>
+        <w:sz w:val="20"/>
+      </w:rPr>
+    </w:lvl>
+    <w:lvl w:ilvl="2" w:tentative="1">
+      <w:start w:val="1"/>
+      <w:numFmt w:val="bullet"/>
+      <w:lvlText w:val=""/>
+      <w:lvlJc w:val="left"/>
+      <w:pPr>
+        <w:tabs>
+          <w:tab w:val="num" w:pos="2160"/>
+        </w:tabs>
+        <w:ind w:left="2160" w:hanging="360"/>
+      </w:pPr>
+      <w:rPr>
+        <w:rFonts w:ascii="Wingdings" w:hAnsi="Wingdings" w:hint="default"/>
+        <w:sz w:val="20"/>
+      </w:rPr>
+    </w:lvl>
+    <w:lvl w:ilvl="3" w:tentative="1">
+      <w:start w:val="1"/>
+      <w:numFmt w:val="bullet"/>
+      <w:lvlText w:val=""/>
+      <w:lvlJc w:val="left"/>
+      <w:pPr>
+        <w:tabs>
+          <w:tab w:val="num" w:pos="2880"/>
+        </w:tabs>
+        <w:ind w:left="2880" w:hanging="360"/>
+      </w:pPr>
+      <w:rPr>
+        <w:rFonts w:ascii="Wingdings" w:hAnsi="Wingdings" w:hint="default"/>
+        <w:sz w:val="20"/>
+      </w:rPr>
+    </w:lvl>
+    <w:lvl w:ilvl="4" w:tentative="1">
+      <w:start w:val="1"/>
+      <w:numFmt w:val="bullet"/>
+      <w:lvlText w:val=""/>
+      <w:lvlJc w:val="left"/>
+      <w:pPr>
+        <w:tabs>
+          <w:tab w:val="num" w:pos="3600"/>
+        </w:tabs>
+        <w:ind w:left="3600" w:hanging="360"/>
+      </w:pPr>
+      <w:rPr>
+        <w:rFonts w:ascii="Wingdings" w:hAnsi="Wingdings" w:hint="default"/>
+        <w:sz w:val="20"/>
+      </w:rPr>
+    </w:lvl>
+    <w:lvl w:ilvl="5" w:tentative="1">
+      <w:start w:val="1"/>
+      <w:numFmt w:val="bullet"/>
+      <w:lvlText w:val=""/>
+      <w:lvlJc w:val="left"/>
+      <w:pPr>
+        <w:tabs>
+          <w:tab w:val="num" w:pos="4320"/>
+        </w:tabs>
+        <w:ind w:left="4320" w:hanging="360"/>
+      </w:pPr>
+      <w:rPr>
+        <w:rFonts w:ascii="Wingdings" w:hAnsi="Wingdings" w:hint="default"/>
+        <w:sz w:val="20"/>
+      </w:rPr>
+    </w:lvl>
+    <w:lvl w:ilvl="6" w:tentative="1">
+      <w:start w:val="1"/>
+      <w:numFmt w:val="bullet"/>
+      <w:lvlText w:val=""/>
+      <w:lvlJc w:val="left"/>
+      <w:pPr>
+        <w:tabs>
+          <w:tab w:val="num" w:pos="5040"/>
+        </w:tabs>
+        <w:ind w:left="5040" w:hanging="360"/>
+      </w:pPr>
+      <w:rPr>
+        <w:rFonts w:ascii="Wingdings" w:hAnsi="Wingdings" w:hint="default"/>
+        <w:sz w:val="20"/>
+      </w:rPr>
+    </w:lvl>
+    <w:lvl w:ilvl="7" w:tentative="1">
+      <w:start w:val="1"/>
+      <w:numFmt w:val="bullet"/>
+      <w:lvlText w:val=""/>
+      <w:lvlJc w:val="left"/>
+      <w:pPr>
+        <w:tabs>
+          <w:tab w:val="num" w:pos="5760"/>
+        </w:tabs>
+        <w:ind w:left="5760" w:hanging="360"/>
+      </w:pPr>
+      <w:rPr>
+        <w:rFonts w:ascii="Wingdings" w:hAnsi="Wingdings" w:hint="default"/>
+        <w:sz w:val="20"/>
+      </w:rPr>
+    </w:lvl>
+    <w:lvl w:ilvl="8" w:tentative="1">
+      <w:start w:val="1"/>
+      <w:numFmt w:val="bullet"/>
+      <w:lvlText w:val=""/>
+      <w:lvlJc w:val="left"/>
+      <w:pPr>
+        <w:tabs>
+          <w:tab w:val="num" w:pos="6480"/>
+        </w:tabs>
+        <w:ind w:left="6480" w:hanging="360"/>
+      </w:pPr>
+      <w:rPr>
+        <w:rFonts w:ascii="Wingdings" w:hAnsi="Wingdings" w:hint="default"/>
+        <w:sz w:val="20"/>
+      </w:rPr>
+    </w:lvl>
+  </w:abstractNum>
+  <w:abstractNum w:abstractNumId="24" w15:restartNumberingAfterBreak="0">
+    <w:nsid w:val="6D3E4176"/>
+    <w:multiLevelType w:val="multilevel"/>
+    <w:tmpl w:val="2B2E0A04"/>
+    <w:lvl w:ilvl="0">
+      <w:start w:val="1"/>
+      <w:numFmt w:val="bullet"/>
+      <w:lvlText w:val=""/>
+      <w:lvlJc w:val="left"/>
+      <w:pPr>
+        <w:tabs>
+          <w:tab w:val="num" w:pos="720"/>
+        </w:tabs>
+        <w:ind w:left="720" w:hanging="360"/>
+      </w:pPr>
+      <w:rPr>
+        <w:rFonts w:ascii="Symbol" w:hAnsi="Symbol" w:hint="default"/>
+        <w:sz w:val="20"/>
+      </w:rPr>
+    </w:lvl>
+    <w:lvl w:ilvl="1" w:tentative="1">
+      <w:start w:val="1"/>
+      <w:numFmt w:val="bullet"/>
+      <w:lvlText w:val="o"/>
+      <w:lvlJc w:val="left"/>
+      <w:pPr>
+        <w:tabs>
+          <w:tab w:val="num" w:pos="1440"/>
+        </w:tabs>
+        <w:ind w:left="1440" w:hanging="360"/>
+      </w:pPr>
+      <w:rPr>
+        <w:rFonts w:ascii="Courier New" w:hAnsi="Courier New" w:hint="default"/>
+        <w:sz w:val="20"/>
+      </w:rPr>
+    </w:lvl>
+    <w:lvl w:ilvl="2" w:tentative="1">
+      <w:start w:val="1"/>
+      <w:numFmt w:val="bullet"/>
+      <w:lvlText w:val=""/>
+      <w:lvlJc w:val="left"/>
+      <w:pPr>
+        <w:tabs>
+          <w:tab w:val="num" w:pos="2160"/>
+        </w:tabs>
+        <w:ind w:left="2160" w:hanging="360"/>
+      </w:pPr>
+      <w:rPr>
+        <w:rFonts w:ascii="Wingdings" w:hAnsi="Wingdings" w:hint="default"/>
+        <w:sz w:val="20"/>
+      </w:rPr>
+    </w:lvl>
+    <w:lvl w:ilvl="3" w:tentative="1">
+      <w:start w:val="1"/>
+      <w:numFmt w:val="bullet"/>
+      <w:lvlText w:val=""/>
+      <w:lvlJc w:val="left"/>
+      <w:pPr>
+        <w:tabs>
+          <w:tab w:val="num" w:pos="2880"/>
+        </w:tabs>
+        <w:ind w:left="2880" w:hanging="360"/>
+      </w:pPr>
+      <w:rPr>
+        <w:rFonts w:ascii="Wingdings" w:hAnsi="Wingdings" w:hint="default"/>
+        <w:sz w:val="20"/>
+      </w:rPr>
+    </w:lvl>
+    <w:lvl w:ilvl="4" w:tentative="1">
+      <w:start w:val="1"/>
+      <w:numFmt w:val="bullet"/>
+      <w:lvlText w:val=""/>
+      <w:lvlJc w:val="left"/>
+      <w:pPr>
+        <w:tabs>
+          <w:tab w:val="num" w:pos="3600"/>
+        </w:tabs>
+        <w:ind w:left="3600" w:hanging="360"/>
+      </w:pPr>
+      <w:rPr>
+        <w:rFonts w:ascii="Wingdings" w:hAnsi="Wingdings" w:hint="default"/>
+        <w:sz w:val="20"/>
+      </w:rPr>
+    </w:lvl>
+    <w:lvl w:ilvl="5" w:tentative="1">
+      <w:start w:val="1"/>
+      <w:numFmt w:val="bullet"/>
+      <w:lvlText w:val=""/>
+      <w:lvlJc w:val="left"/>
+      <w:pPr>
+        <w:tabs>
+          <w:tab w:val="num" w:pos="4320"/>
+        </w:tabs>
+        <w:ind w:left="4320" w:hanging="360"/>
+      </w:pPr>
+      <w:rPr>
+        <w:rFonts w:ascii="Wingdings" w:hAnsi="Wingdings" w:hint="default"/>
+        <w:sz w:val="20"/>
+      </w:rPr>
+    </w:lvl>
+    <w:lvl w:ilvl="6" w:tentative="1">
+      <w:start w:val="1"/>
+      <w:numFmt w:val="bullet"/>
+      <w:lvlText w:val=""/>
+      <w:lvlJc w:val="left"/>
+      <w:pPr>
+        <w:tabs>
+          <w:tab w:val="num" w:pos="5040"/>
+        </w:tabs>
+        <w:ind w:left="5040" w:hanging="360"/>
+      </w:pPr>
+      <w:rPr>
+        <w:rFonts w:ascii="Wingdings" w:hAnsi="Wingdings" w:hint="default"/>
+        <w:sz w:val="20"/>
+      </w:rPr>
+    </w:lvl>
+    <w:lvl w:ilvl="7" w:tentative="1">
+      <w:start w:val="1"/>
+      <w:numFmt w:val="bullet"/>
+      <w:lvlText w:val=""/>
+      <w:lvlJc w:val="left"/>
+      <w:pPr>
+        <w:tabs>
+          <w:tab w:val="num" w:pos="5760"/>
+        </w:tabs>
+        <w:ind w:left="5760" w:hanging="360"/>
+      </w:pPr>
+      <w:rPr>
+        <w:rFonts w:ascii="Wingdings" w:hAnsi="Wingdings" w:hint="default"/>
+        <w:sz w:val="20"/>
+      </w:rPr>
+    </w:lvl>
+    <w:lvl w:ilvl="8" w:tentative="1">
+      <w:start w:val="1"/>
+      <w:numFmt w:val="bullet"/>
+      <w:lvlText w:val=""/>
+      <w:lvlJc w:val="left"/>
+      <w:pPr>
+        <w:tabs>
+          <w:tab w:val="num" w:pos="6480"/>
+        </w:tabs>
+        <w:ind w:left="6480" w:hanging="360"/>
+      </w:pPr>
+      <w:rPr>
+        <w:rFonts w:ascii="Wingdings" w:hAnsi="Wingdings" w:hint="default"/>
+        <w:sz w:val="20"/>
+      </w:rPr>
+    </w:lvl>
+  </w:abstractNum>
+  <w:abstractNum w:abstractNumId="25" w15:restartNumberingAfterBreak="0">
     <w:nsid w:val="753F539E"/>
     <w:multiLevelType w:val="multilevel"/>
     <w:tmpl w:val="2882635E"/>
@@ -2691,34 +8642,806 @@
       </w:pPr>
     </w:lvl>
   </w:abstractNum>
+  <w:abstractNum w:abstractNumId="26" w15:restartNumberingAfterBreak="0">
+    <w:nsid w:val="77D91DFD"/>
+    <w:multiLevelType w:val="multilevel"/>
+    <w:tmpl w:val="6168332A"/>
+    <w:lvl w:ilvl="0">
+      <w:start w:val="1"/>
+      <w:numFmt w:val="bullet"/>
+      <w:lvlText w:val=""/>
+      <w:lvlJc w:val="left"/>
+      <w:pPr>
+        <w:tabs>
+          <w:tab w:val="num" w:pos="720"/>
+        </w:tabs>
+        <w:ind w:left="720" w:hanging="360"/>
+      </w:pPr>
+      <w:rPr>
+        <w:rFonts w:ascii="Symbol" w:hAnsi="Symbol" w:hint="default"/>
+        <w:sz w:val="20"/>
+      </w:rPr>
+    </w:lvl>
+    <w:lvl w:ilvl="1" w:tentative="1">
+      <w:start w:val="1"/>
+      <w:numFmt w:val="bullet"/>
+      <w:lvlText w:val="o"/>
+      <w:lvlJc w:val="left"/>
+      <w:pPr>
+        <w:tabs>
+          <w:tab w:val="num" w:pos="1440"/>
+        </w:tabs>
+        <w:ind w:left="1440" w:hanging="360"/>
+      </w:pPr>
+      <w:rPr>
+        <w:rFonts w:ascii="Courier New" w:hAnsi="Courier New" w:hint="default"/>
+        <w:sz w:val="20"/>
+      </w:rPr>
+    </w:lvl>
+    <w:lvl w:ilvl="2" w:tentative="1">
+      <w:start w:val="1"/>
+      <w:numFmt w:val="bullet"/>
+      <w:lvlText w:val=""/>
+      <w:lvlJc w:val="left"/>
+      <w:pPr>
+        <w:tabs>
+          <w:tab w:val="num" w:pos="2160"/>
+        </w:tabs>
+        <w:ind w:left="2160" w:hanging="360"/>
+      </w:pPr>
+      <w:rPr>
+        <w:rFonts w:ascii="Wingdings" w:hAnsi="Wingdings" w:hint="default"/>
+        <w:sz w:val="20"/>
+      </w:rPr>
+    </w:lvl>
+    <w:lvl w:ilvl="3" w:tentative="1">
+      <w:start w:val="1"/>
+      <w:numFmt w:val="bullet"/>
+      <w:lvlText w:val=""/>
+      <w:lvlJc w:val="left"/>
+      <w:pPr>
+        <w:tabs>
+          <w:tab w:val="num" w:pos="2880"/>
+        </w:tabs>
+        <w:ind w:left="2880" w:hanging="360"/>
+      </w:pPr>
+      <w:rPr>
+        <w:rFonts w:ascii="Wingdings" w:hAnsi="Wingdings" w:hint="default"/>
+        <w:sz w:val="20"/>
+      </w:rPr>
+    </w:lvl>
+    <w:lvl w:ilvl="4" w:tentative="1">
+      <w:start w:val="1"/>
+      <w:numFmt w:val="bullet"/>
+      <w:lvlText w:val=""/>
+      <w:lvlJc w:val="left"/>
+      <w:pPr>
+        <w:tabs>
+          <w:tab w:val="num" w:pos="3600"/>
+        </w:tabs>
+        <w:ind w:left="3600" w:hanging="360"/>
+      </w:pPr>
+      <w:rPr>
+        <w:rFonts w:ascii="Wingdings" w:hAnsi="Wingdings" w:hint="default"/>
+        <w:sz w:val="20"/>
+      </w:rPr>
+    </w:lvl>
+    <w:lvl w:ilvl="5" w:tentative="1">
+      <w:start w:val="1"/>
+      <w:numFmt w:val="bullet"/>
+      <w:lvlText w:val=""/>
+      <w:lvlJc w:val="left"/>
+      <w:pPr>
+        <w:tabs>
+          <w:tab w:val="num" w:pos="4320"/>
+        </w:tabs>
+        <w:ind w:left="4320" w:hanging="360"/>
+      </w:pPr>
+      <w:rPr>
+        <w:rFonts w:ascii="Wingdings" w:hAnsi="Wingdings" w:hint="default"/>
+        <w:sz w:val="20"/>
+      </w:rPr>
+    </w:lvl>
+    <w:lvl w:ilvl="6" w:tentative="1">
+      <w:start w:val="1"/>
+      <w:numFmt w:val="bullet"/>
+      <w:lvlText w:val=""/>
+      <w:lvlJc w:val="left"/>
+      <w:pPr>
+        <w:tabs>
+          <w:tab w:val="num" w:pos="5040"/>
+        </w:tabs>
+        <w:ind w:left="5040" w:hanging="360"/>
+      </w:pPr>
+      <w:rPr>
+        <w:rFonts w:ascii="Wingdings" w:hAnsi="Wingdings" w:hint="default"/>
+        <w:sz w:val="20"/>
+      </w:rPr>
+    </w:lvl>
+    <w:lvl w:ilvl="7" w:tentative="1">
+      <w:start w:val="1"/>
+      <w:numFmt w:val="bullet"/>
+      <w:lvlText w:val=""/>
+      <w:lvlJc w:val="left"/>
+      <w:pPr>
+        <w:tabs>
+          <w:tab w:val="num" w:pos="5760"/>
+        </w:tabs>
+        <w:ind w:left="5760" w:hanging="360"/>
+      </w:pPr>
+      <w:rPr>
+        <w:rFonts w:ascii="Wingdings" w:hAnsi="Wingdings" w:hint="default"/>
+        <w:sz w:val="20"/>
+      </w:rPr>
+    </w:lvl>
+    <w:lvl w:ilvl="8" w:tentative="1">
+      <w:start w:val="1"/>
+      <w:numFmt w:val="bullet"/>
+      <w:lvlText w:val=""/>
+      <w:lvlJc w:val="left"/>
+      <w:pPr>
+        <w:tabs>
+          <w:tab w:val="num" w:pos="6480"/>
+        </w:tabs>
+        <w:ind w:left="6480" w:hanging="360"/>
+      </w:pPr>
+      <w:rPr>
+        <w:rFonts w:ascii="Wingdings" w:hAnsi="Wingdings" w:hint="default"/>
+        <w:sz w:val="20"/>
+      </w:rPr>
+    </w:lvl>
+  </w:abstractNum>
+  <w:abstractNum w:abstractNumId="27" w15:restartNumberingAfterBreak="0">
+    <w:nsid w:val="799A575C"/>
+    <w:multiLevelType w:val="multilevel"/>
+    <w:tmpl w:val="75DC1E56"/>
+    <w:lvl w:ilvl="0">
+      <w:start w:val="1"/>
+      <w:numFmt w:val="bullet"/>
+      <w:lvlText w:val=""/>
+      <w:lvlJc w:val="left"/>
+      <w:pPr>
+        <w:tabs>
+          <w:tab w:val="num" w:pos="720"/>
+        </w:tabs>
+        <w:ind w:left="720" w:hanging="360"/>
+      </w:pPr>
+      <w:rPr>
+        <w:rFonts w:ascii="Symbol" w:hAnsi="Symbol" w:hint="default"/>
+        <w:sz w:val="20"/>
+      </w:rPr>
+    </w:lvl>
+    <w:lvl w:ilvl="1" w:tentative="1">
+      <w:start w:val="1"/>
+      <w:numFmt w:val="bullet"/>
+      <w:lvlText w:val="o"/>
+      <w:lvlJc w:val="left"/>
+      <w:pPr>
+        <w:tabs>
+          <w:tab w:val="num" w:pos="1440"/>
+        </w:tabs>
+        <w:ind w:left="1440" w:hanging="360"/>
+      </w:pPr>
+      <w:rPr>
+        <w:rFonts w:ascii="Courier New" w:hAnsi="Courier New" w:hint="default"/>
+        <w:sz w:val="20"/>
+      </w:rPr>
+    </w:lvl>
+    <w:lvl w:ilvl="2" w:tentative="1">
+      <w:start w:val="1"/>
+      <w:numFmt w:val="bullet"/>
+      <w:lvlText w:val=""/>
+      <w:lvlJc w:val="left"/>
+      <w:pPr>
+        <w:tabs>
+          <w:tab w:val="num" w:pos="2160"/>
+        </w:tabs>
+        <w:ind w:left="2160" w:hanging="360"/>
+      </w:pPr>
+      <w:rPr>
+        <w:rFonts w:ascii="Wingdings" w:hAnsi="Wingdings" w:hint="default"/>
+        <w:sz w:val="20"/>
+      </w:rPr>
+    </w:lvl>
+    <w:lvl w:ilvl="3" w:tentative="1">
+      <w:start w:val="1"/>
+      <w:numFmt w:val="bullet"/>
+      <w:lvlText w:val=""/>
+      <w:lvlJc w:val="left"/>
+      <w:pPr>
+        <w:tabs>
+          <w:tab w:val="num" w:pos="2880"/>
+        </w:tabs>
+        <w:ind w:left="2880" w:hanging="360"/>
+      </w:pPr>
+      <w:rPr>
+        <w:rFonts w:ascii="Wingdings" w:hAnsi="Wingdings" w:hint="default"/>
+        <w:sz w:val="20"/>
+      </w:rPr>
+    </w:lvl>
+    <w:lvl w:ilvl="4" w:tentative="1">
+      <w:start w:val="1"/>
+      <w:numFmt w:val="bullet"/>
+      <w:lvlText w:val=""/>
+      <w:lvlJc w:val="left"/>
+      <w:pPr>
+        <w:tabs>
+          <w:tab w:val="num" w:pos="3600"/>
+        </w:tabs>
+        <w:ind w:left="3600" w:hanging="360"/>
+      </w:pPr>
+      <w:rPr>
+        <w:rFonts w:ascii="Wingdings" w:hAnsi="Wingdings" w:hint="default"/>
+        <w:sz w:val="20"/>
+      </w:rPr>
+    </w:lvl>
+    <w:lvl w:ilvl="5" w:tentative="1">
+      <w:start w:val="1"/>
+      <w:numFmt w:val="bullet"/>
+      <w:lvlText w:val=""/>
+      <w:lvlJc w:val="left"/>
+      <w:pPr>
+        <w:tabs>
+          <w:tab w:val="num" w:pos="4320"/>
+        </w:tabs>
+        <w:ind w:left="4320" w:hanging="360"/>
+      </w:pPr>
+      <w:rPr>
+        <w:rFonts w:ascii="Wingdings" w:hAnsi="Wingdings" w:hint="default"/>
+        <w:sz w:val="20"/>
+      </w:rPr>
+    </w:lvl>
+    <w:lvl w:ilvl="6" w:tentative="1">
+      <w:start w:val="1"/>
+      <w:numFmt w:val="bullet"/>
+      <w:lvlText w:val=""/>
+      <w:lvlJc w:val="left"/>
+      <w:pPr>
+        <w:tabs>
+          <w:tab w:val="num" w:pos="5040"/>
+        </w:tabs>
+        <w:ind w:left="5040" w:hanging="360"/>
+      </w:pPr>
+      <w:rPr>
+        <w:rFonts w:ascii="Wingdings" w:hAnsi="Wingdings" w:hint="default"/>
+        <w:sz w:val="20"/>
+      </w:rPr>
+    </w:lvl>
+    <w:lvl w:ilvl="7" w:tentative="1">
+      <w:start w:val="1"/>
+      <w:numFmt w:val="bullet"/>
+      <w:lvlText w:val=""/>
+      <w:lvlJc w:val="left"/>
+      <w:pPr>
+        <w:tabs>
+          <w:tab w:val="num" w:pos="5760"/>
+        </w:tabs>
+        <w:ind w:left="5760" w:hanging="360"/>
+      </w:pPr>
+      <w:rPr>
+        <w:rFonts w:ascii="Wingdings" w:hAnsi="Wingdings" w:hint="default"/>
+        <w:sz w:val="20"/>
+      </w:rPr>
+    </w:lvl>
+    <w:lvl w:ilvl="8" w:tentative="1">
+      <w:start w:val="1"/>
+      <w:numFmt w:val="bullet"/>
+      <w:lvlText w:val=""/>
+      <w:lvlJc w:val="left"/>
+      <w:pPr>
+        <w:tabs>
+          <w:tab w:val="num" w:pos="6480"/>
+        </w:tabs>
+        <w:ind w:left="6480" w:hanging="360"/>
+      </w:pPr>
+      <w:rPr>
+        <w:rFonts w:ascii="Wingdings" w:hAnsi="Wingdings" w:hint="default"/>
+        <w:sz w:val="20"/>
+      </w:rPr>
+    </w:lvl>
+  </w:abstractNum>
+  <w:abstractNum w:abstractNumId="28" w15:restartNumberingAfterBreak="0">
+    <w:nsid w:val="7B1358BE"/>
+    <w:multiLevelType w:val="multilevel"/>
+    <w:tmpl w:val="87A8D976"/>
+    <w:lvl w:ilvl="0">
+      <w:start w:val="1"/>
+      <w:numFmt w:val="bullet"/>
+      <w:lvlText w:val=""/>
+      <w:lvlJc w:val="left"/>
+      <w:pPr>
+        <w:tabs>
+          <w:tab w:val="num" w:pos="720"/>
+        </w:tabs>
+        <w:ind w:left="720" w:hanging="360"/>
+      </w:pPr>
+      <w:rPr>
+        <w:rFonts w:ascii="Symbol" w:hAnsi="Symbol" w:hint="default"/>
+        <w:sz w:val="20"/>
+      </w:rPr>
+    </w:lvl>
+    <w:lvl w:ilvl="1" w:tentative="1">
+      <w:start w:val="1"/>
+      <w:numFmt w:val="bullet"/>
+      <w:lvlText w:val="o"/>
+      <w:lvlJc w:val="left"/>
+      <w:pPr>
+        <w:tabs>
+          <w:tab w:val="num" w:pos="1440"/>
+        </w:tabs>
+        <w:ind w:left="1440" w:hanging="360"/>
+      </w:pPr>
+      <w:rPr>
+        <w:rFonts w:ascii="Courier New" w:hAnsi="Courier New" w:hint="default"/>
+        <w:sz w:val="20"/>
+      </w:rPr>
+    </w:lvl>
+    <w:lvl w:ilvl="2" w:tentative="1">
+      <w:start w:val="1"/>
+      <w:numFmt w:val="bullet"/>
+      <w:lvlText w:val=""/>
+      <w:lvlJc w:val="left"/>
+      <w:pPr>
+        <w:tabs>
+          <w:tab w:val="num" w:pos="2160"/>
+        </w:tabs>
+        <w:ind w:left="2160" w:hanging="360"/>
+      </w:pPr>
+      <w:rPr>
+        <w:rFonts w:ascii="Wingdings" w:hAnsi="Wingdings" w:hint="default"/>
+        <w:sz w:val="20"/>
+      </w:rPr>
+    </w:lvl>
+    <w:lvl w:ilvl="3" w:tentative="1">
+      <w:start w:val="1"/>
+      <w:numFmt w:val="bullet"/>
+      <w:lvlText w:val=""/>
+      <w:lvlJc w:val="left"/>
+      <w:pPr>
+        <w:tabs>
+          <w:tab w:val="num" w:pos="2880"/>
+        </w:tabs>
+        <w:ind w:left="2880" w:hanging="360"/>
+      </w:pPr>
+      <w:rPr>
+        <w:rFonts w:ascii="Wingdings" w:hAnsi="Wingdings" w:hint="default"/>
+        <w:sz w:val="20"/>
+      </w:rPr>
+    </w:lvl>
+    <w:lvl w:ilvl="4" w:tentative="1">
+      <w:start w:val="1"/>
+      <w:numFmt w:val="bullet"/>
+      <w:lvlText w:val=""/>
+      <w:lvlJc w:val="left"/>
+      <w:pPr>
+        <w:tabs>
+          <w:tab w:val="num" w:pos="3600"/>
+        </w:tabs>
+        <w:ind w:left="3600" w:hanging="360"/>
+      </w:pPr>
+      <w:rPr>
+        <w:rFonts w:ascii="Wingdings" w:hAnsi="Wingdings" w:hint="default"/>
+        <w:sz w:val="20"/>
+      </w:rPr>
+    </w:lvl>
+    <w:lvl w:ilvl="5" w:tentative="1">
+      <w:start w:val="1"/>
+      <w:numFmt w:val="bullet"/>
+      <w:lvlText w:val=""/>
+      <w:lvlJc w:val="left"/>
+      <w:pPr>
+        <w:tabs>
+          <w:tab w:val="num" w:pos="4320"/>
+        </w:tabs>
+        <w:ind w:left="4320" w:hanging="360"/>
+      </w:pPr>
+      <w:rPr>
+        <w:rFonts w:ascii="Wingdings" w:hAnsi="Wingdings" w:hint="default"/>
+        <w:sz w:val="20"/>
+      </w:rPr>
+    </w:lvl>
+    <w:lvl w:ilvl="6" w:tentative="1">
+      <w:start w:val="1"/>
+      <w:numFmt w:val="bullet"/>
+      <w:lvlText w:val=""/>
+      <w:lvlJc w:val="left"/>
+      <w:pPr>
+        <w:tabs>
+          <w:tab w:val="num" w:pos="5040"/>
+        </w:tabs>
+        <w:ind w:left="5040" w:hanging="360"/>
+      </w:pPr>
+      <w:rPr>
+        <w:rFonts w:ascii="Wingdings" w:hAnsi="Wingdings" w:hint="default"/>
+        <w:sz w:val="20"/>
+      </w:rPr>
+    </w:lvl>
+    <w:lvl w:ilvl="7" w:tentative="1">
+      <w:start w:val="1"/>
+      <w:numFmt w:val="bullet"/>
+      <w:lvlText w:val=""/>
+      <w:lvlJc w:val="left"/>
+      <w:pPr>
+        <w:tabs>
+          <w:tab w:val="num" w:pos="5760"/>
+        </w:tabs>
+        <w:ind w:left="5760" w:hanging="360"/>
+      </w:pPr>
+      <w:rPr>
+        <w:rFonts w:ascii="Wingdings" w:hAnsi="Wingdings" w:hint="default"/>
+        <w:sz w:val="20"/>
+      </w:rPr>
+    </w:lvl>
+    <w:lvl w:ilvl="8" w:tentative="1">
+      <w:start w:val="1"/>
+      <w:numFmt w:val="bullet"/>
+      <w:lvlText w:val=""/>
+      <w:lvlJc w:val="left"/>
+      <w:pPr>
+        <w:tabs>
+          <w:tab w:val="num" w:pos="6480"/>
+        </w:tabs>
+        <w:ind w:left="6480" w:hanging="360"/>
+      </w:pPr>
+      <w:rPr>
+        <w:rFonts w:ascii="Wingdings" w:hAnsi="Wingdings" w:hint="default"/>
+        <w:sz w:val="20"/>
+      </w:rPr>
+    </w:lvl>
+  </w:abstractNum>
+  <w:abstractNum w:abstractNumId="29" w15:restartNumberingAfterBreak="0">
+    <w:nsid w:val="7B2762F0"/>
+    <w:multiLevelType w:val="multilevel"/>
+    <w:tmpl w:val="C1985A34"/>
+    <w:lvl w:ilvl="0">
+      <w:start w:val="1"/>
+      <w:numFmt w:val="bullet"/>
+      <w:lvlText w:val=""/>
+      <w:lvlJc w:val="left"/>
+      <w:pPr>
+        <w:tabs>
+          <w:tab w:val="num" w:pos="720"/>
+        </w:tabs>
+        <w:ind w:left="720" w:hanging="360"/>
+      </w:pPr>
+      <w:rPr>
+        <w:rFonts w:ascii="Symbol" w:hAnsi="Symbol" w:hint="default"/>
+        <w:sz w:val="20"/>
+      </w:rPr>
+    </w:lvl>
+    <w:lvl w:ilvl="1" w:tentative="1">
+      <w:start w:val="1"/>
+      <w:numFmt w:val="bullet"/>
+      <w:lvlText w:val="o"/>
+      <w:lvlJc w:val="left"/>
+      <w:pPr>
+        <w:tabs>
+          <w:tab w:val="num" w:pos="1440"/>
+        </w:tabs>
+        <w:ind w:left="1440" w:hanging="360"/>
+      </w:pPr>
+      <w:rPr>
+        <w:rFonts w:ascii="Courier New" w:hAnsi="Courier New" w:hint="default"/>
+        <w:sz w:val="20"/>
+      </w:rPr>
+    </w:lvl>
+    <w:lvl w:ilvl="2" w:tentative="1">
+      <w:start w:val="1"/>
+      <w:numFmt w:val="bullet"/>
+      <w:lvlText w:val=""/>
+      <w:lvlJc w:val="left"/>
+      <w:pPr>
+        <w:tabs>
+          <w:tab w:val="num" w:pos="2160"/>
+        </w:tabs>
+        <w:ind w:left="2160" w:hanging="360"/>
+      </w:pPr>
+      <w:rPr>
+        <w:rFonts w:ascii="Wingdings" w:hAnsi="Wingdings" w:hint="default"/>
+        <w:sz w:val="20"/>
+      </w:rPr>
+    </w:lvl>
+    <w:lvl w:ilvl="3" w:tentative="1">
+      <w:start w:val="1"/>
+      <w:numFmt w:val="bullet"/>
+      <w:lvlText w:val=""/>
+      <w:lvlJc w:val="left"/>
+      <w:pPr>
+        <w:tabs>
+          <w:tab w:val="num" w:pos="2880"/>
+        </w:tabs>
+        <w:ind w:left="2880" w:hanging="360"/>
+      </w:pPr>
+      <w:rPr>
+        <w:rFonts w:ascii="Wingdings" w:hAnsi="Wingdings" w:hint="default"/>
+        <w:sz w:val="20"/>
+      </w:rPr>
+    </w:lvl>
+    <w:lvl w:ilvl="4" w:tentative="1">
+      <w:start w:val="1"/>
+      <w:numFmt w:val="bullet"/>
+      <w:lvlText w:val=""/>
+      <w:lvlJc w:val="left"/>
+      <w:pPr>
+        <w:tabs>
+          <w:tab w:val="num" w:pos="3600"/>
+        </w:tabs>
+        <w:ind w:left="3600" w:hanging="360"/>
+      </w:pPr>
+      <w:rPr>
+        <w:rFonts w:ascii="Wingdings" w:hAnsi="Wingdings" w:hint="default"/>
+        <w:sz w:val="20"/>
+      </w:rPr>
+    </w:lvl>
+    <w:lvl w:ilvl="5" w:tentative="1">
+      <w:start w:val="1"/>
+      <w:numFmt w:val="bullet"/>
+      <w:lvlText w:val=""/>
+      <w:lvlJc w:val="left"/>
+      <w:pPr>
+        <w:tabs>
+          <w:tab w:val="num" w:pos="4320"/>
+        </w:tabs>
+        <w:ind w:left="4320" w:hanging="360"/>
+      </w:pPr>
+      <w:rPr>
+        <w:rFonts w:ascii="Wingdings" w:hAnsi="Wingdings" w:hint="default"/>
+        <w:sz w:val="20"/>
+      </w:rPr>
+    </w:lvl>
+    <w:lvl w:ilvl="6" w:tentative="1">
+      <w:start w:val="1"/>
+      <w:numFmt w:val="bullet"/>
+      <w:lvlText w:val=""/>
+      <w:lvlJc w:val="left"/>
+      <w:pPr>
+        <w:tabs>
+          <w:tab w:val="num" w:pos="5040"/>
+        </w:tabs>
+        <w:ind w:left="5040" w:hanging="360"/>
+      </w:pPr>
+      <w:rPr>
+        <w:rFonts w:ascii="Wingdings" w:hAnsi="Wingdings" w:hint="default"/>
+        <w:sz w:val="20"/>
+      </w:rPr>
+    </w:lvl>
+    <w:lvl w:ilvl="7" w:tentative="1">
+      <w:start w:val="1"/>
+      <w:numFmt w:val="bullet"/>
+      <w:lvlText w:val=""/>
+      <w:lvlJc w:val="left"/>
+      <w:pPr>
+        <w:tabs>
+          <w:tab w:val="num" w:pos="5760"/>
+        </w:tabs>
+        <w:ind w:left="5760" w:hanging="360"/>
+      </w:pPr>
+      <w:rPr>
+        <w:rFonts w:ascii="Wingdings" w:hAnsi="Wingdings" w:hint="default"/>
+        <w:sz w:val="20"/>
+      </w:rPr>
+    </w:lvl>
+    <w:lvl w:ilvl="8" w:tentative="1">
+      <w:start w:val="1"/>
+      <w:numFmt w:val="bullet"/>
+      <w:lvlText w:val=""/>
+      <w:lvlJc w:val="left"/>
+      <w:pPr>
+        <w:tabs>
+          <w:tab w:val="num" w:pos="6480"/>
+        </w:tabs>
+        <w:ind w:left="6480" w:hanging="360"/>
+      </w:pPr>
+      <w:rPr>
+        <w:rFonts w:ascii="Wingdings" w:hAnsi="Wingdings" w:hint="default"/>
+        <w:sz w:val="20"/>
+      </w:rPr>
+    </w:lvl>
+  </w:abstractNum>
+  <w:abstractNum w:abstractNumId="30" w15:restartNumberingAfterBreak="0">
+    <w:nsid w:val="7BF36765"/>
+    <w:multiLevelType w:val="multilevel"/>
+    <w:tmpl w:val="D0AE2B04"/>
+    <w:lvl w:ilvl="0">
+      <w:start w:val="1"/>
+      <w:numFmt w:val="decimal"/>
+      <w:lvlText w:val="%1."/>
+      <w:lvlJc w:val="left"/>
+      <w:pPr>
+        <w:tabs>
+          <w:tab w:val="num" w:pos="720"/>
+        </w:tabs>
+        <w:ind w:left="720" w:hanging="360"/>
+      </w:pPr>
+    </w:lvl>
+    <w:lvl w:ilvl="1" w:tentative="1">
+      <w:start w:val="1"/>
+      <w:numFmt w:val="decimal"/>
+      <w:lvlText w:val="%2."/>
+      <w:lvlJc w:val="left"/>
+      <w:pPr>
+        <w:tabs>
+          <w:tab w:val="num" w:pos="1440"/>
+        </w:tabs>
+        <w:ind w:left="1440" w:hanging="360"/>
+      </w:pPr>
+    </w:lvl>
+    <w:lvl w:ilvl="2" w:tentative="1">
+      <w:start w:val="1"/>
+      <w:numFmt w:val="decimal"/>
+      <w:lvlText w:val="%3."/>
+      <w:lvlJc w:val="left"/>
+      <w:pPr>
+        <w:tabs>
+          <w:tab w:val="num" w:pos="2160"/>
+        </w:tabs>
+        <w:ind w:left="2160" w:hanging="360"/>
+      </w:pPr>
+    </w:lvl>
+    <w:lvl w:ilvl="3" w:tentative="1">
+      <w:start w:val="1"/>
+      <w:numFmt w:val="decimal"/>
+      <w:lvlText w:val="%4."/>
+      <w:lvlJc w:val="left"/>
+      <w:pPr>
+        <w:tabs>
+          <w:tab w:val="num" w:pos="2880"/>
+        </w:tabs>
+        <w:ind w:left="2880" w:hanging="360"/>
+      </w:pPr>
+    </w:lvl>
+    <w:lvl w:ilvl="4" w:tentative="1">
+      <w:start w:val="1"/>
+      <w:numFmt w:val="decimal"/>
+      <w:lvlText w:val="%5."/>
+      <w:lvlJc w:val="left"/>
+      <w:pPr>
+        <w:tabs>
+          <w:tab w:val="num" w:pos="3600"/>
+        </w:tabs>
+        <w:ind w:left="3600" w:hanging="360"/>
+      </w:pPr>
+    </w:lvl>
+    <w:lvl w:ilvl="5" w:tentative="1">
+      <w:start w:val="1"/>
+      <w:numFmt w:val="decimal"/>
+      <w:lvlText w:val="%6."/>
+      <w:lvlJc w:val="left"/>
+      <w:pPr>
+        <w:tabs>
+          <w:tab w:val="num" w:pos="4320"/>
+        </w:tabs>
+        <w:ind w:left="4320" w:hanging="360"/>
+      </w:pPr>
+    </w:lvl>
+    <w:lvl w:ilvl="6" w:tentative="1">
+      <w:start w:val="1"/>
+      <w:numFmt w:val="decimal"/>
+      <w:lvlText w:val="%7."/>
+      <w:lvlJc w:val="left"/>
+      <w:pPr>
+        <w:tabs>
+          <w:tab w:val="num" w:pos="5040"/>
+        </w:tabs>
+        <w:ind w:left="5040" w:hanging="360"/>
+      </w:pPr>
+    </w:lvl>
+    <w:lvl w:ilvl="7" w:tentative="1">
+      <w:start w:val="1"/>
+      <w:numFmt w:val="decimal"/>
+      <w:lvlText w:val="%8."/>
+      <w:lvlJc w:val="left"/>
+      <w:pPr>
+        <w:tabs>
+          <w:tab w:val="num" w:pos="5760"/>
+        </w:tabs>
+        <w:ind w:left="5760" w:hanging="360"/>
+      </w:pPr>
+    </w:lvl>
+    <w:lvl w:ilvl="8" w:tentative="1">
+      <w:start w:val="1"/>
+      <w:numFmt w:val="decimal"/>
+      <w:lvlText w:val="%9."/>
+      <w:lvlJc w:val="left"/>
+      <w:pPr>
+        <w:tabs>
+          <w:tab w:val="num" w:pos="6480"/>
+        </w:tabs>
+        <w:ind w:left="6480" w:hanging="360"/>
+      </w:pPr>
+    </w:lvl>
+  </w:abstractNum>
   <w:num w:numId="1" w16cid:durableId="878779278">
+    <w:abstractNumId w:val="1"/>
+  </w:num>
+  <w:num w:numId="2" w16cid:durableId="692650085">
+    <w:abstractNumId w:val="14"/>
+  </w:num>
+  <w:num w:numId="3" w16cid:durableId="1547133927">
+    <w:abstractNumId w:val="18"/>
+  </w:num>
+  <w:num w:numId="4" w16cid:durableId="1406495172">
+    <w:abstractNumId w:val="20"/>
+  </w:num>
+  <w:num w:numId="5" w16cid:durableId="989363263">
+    <w:abstractNumId w:val="21"/>
+  </w:num>
+  <w:num w:numId="6" w16cid:durableId="1051538281">
+    <w:abstractNumId w:val="13"/>
+  </w:num>
+  <w:num w:numId="7" w16cid:durableId="943343171">
+    <w:abstractNumId w:val="25"/>
+  </w:num>
+  <w:num w:numId="8" w16cid:durableId="1510025405">
+    <w:abstractNumId w:val="15"/>
+  </w:num>
+  <w:num w:numId="9" w16cid:durableId="2027519239">
+    <w:abstractNumId w:val="7"/>
+  </w:num>
+  <w:num w:numId="10" w16cid:durableId="358236214">
+    <w:abstractNumId w:val="12"/>
+  </w:num>
+  <w:num w:numId="11" w16cid:durableId="145168190">
+    <w:abstractNumId w:val="27"/>
+  </w:num>
+  <w:num w:numId="12" w16cid:durableId="1582835241">
+    <w:abstractNumId w:val="22"/>
+  </w:num>
+  <w:num w:numId="13" w16cid:durableId="416246864">
+    <w:abstractNumId w:val="10"/>
+  </w:num>
+  <w:num w:numId="14" w16cid:durableId="978681699">
+    <w:abstractNumId w:val="5"/>
+  </w:num>
+  <w:num w:numId="15" w16cid:durableId="1482691210">
+    <w:abstractNumId w:val="19"/>
+  </w:num>
+  <w:num w:numId="16" w16cid:durableId="581959747">
+    <w:abstractNumId w:val="28"/>
+  </w:num>
+  <w:num w:numId="17" w16cid:durableId="2045137119">
+    <w:abstractNumId w:val="9"/>
+  </w:num>
+  <w:num w:numId="18" w16cid:durableId="1694185785">
+    <w:abstractNumId w:val="16"/>
+  </w:num>
+  <w:num w:numId="19" w16cid:durableId="1310330907">
+    <w:abstractNumId w:val="30"/>
+  </w:num>
+  <w:num w:numId="20" w16cid:durableId="105077035">
     <w:abstractNumId w:val="0"/>
   </w:num>
-  <w:num w:numId="2" w16cid:durableId="692650085">
+  <w:num w:numId="21" w16cid:durableId="100029549">
+    <w:abstractNumId w:val="3"/>
+  </w:num>
+  <w:num w:numId="22" w16cid:durableId="318847821">
+    <w:abstractNumId w:val="8"/>
+  </w:num>
+  <w:num w:numId="23" w16cid:durableId="1950044582">
+    <w:abstractNumId w:val="11"/>
+  </w:num>
+  <w:num w:numId="24" w16cid:durableId="290863453">
+    <w:abstractNumId w:val="6"/>
+  </w:num>
+  <w:num w:numId="25" w16cid:durableId="1681735599">
+    <w:abstractNumId w:val="17"/>
+  </w:num>
+  <w:num w:numId="26" w16cid:durableId="1510214135">
+    <w:abstractNumId w:val="24"/>
+  </w:num>
+  <w:num w:numId="27" w16cid:durableId="816186446">
+    <w:abstractNumId w:val="26"/>
+  </w:num>
+  <w:num w:numId="28" w16cid:durableId="1157188098">
+    <w:abstractNumId w:val="23"/>
+  </w:num>
+  <w:num w:numId="29" w16cid:durableId="2086294016">
+    <w:abstractNumId w:val="29"/>
+  </w:num>
+  <w:num w:numId="30" w16cid:durableId="1535342526">
     <w:abstractNumId w:val="4"/>
   </w:num>
-  <w:num w:numId="3" w16cid:durableId="1547133927">
-    <w:abstractNumId w:val="6"/>
-  </w:num>
-  <w:num w:numId="4" w16cid:durableId="1406495172">
-    <w:abstractNumId w:val="7"/>
-  </w:num>
-  <w:num w:numId="5" w16cid:durableId="989363263">
-    <w:abstractNumId w:val="8"/>
-  </w:num>
-  <w:num w:numId="6" w16cid:durableId="1051538281">
-    <w:abstractNumId w:val="3"/>
-  </w:num>
-  <w:num w:numId="7" w16cid:durableId="943343171">
-    <w:abstractNumId w:val="9"/>
-  </w:num>
-  <w:num w:numId="8" w16cid:durableId="1510025405">
-    <w:abstractNumId w:val="5"/>
-  </w:num>
-  <w:num w:numId="9" w16cid:durableId="2027519239">
-    <w:abstractNumId w:val="1"/>
-  </w:num>
-  <w:num w:numId="10" w16cid:durableId="358236214">
+  <w:num w:numId="31" w16cid:durableId="2033065532">
     <w:abstractNumId w:val="2"/>
   </w:num>
 </w:numbering>
